--- a/LAB7/11CNPM2-Lab7_1150080120-HoangThanhTra_HoanChinh.docx
+++ b/LAB7/11CNPM2-Lab7_1150080120-HoangThanhTra_HoanChinh.docx
@@ -5,10 +5,13 @@
     <w:p>
       <w:pPr>
         <w:jc w:val="center"/>
+        <w:rPr>
+          <w:rFonts w:hint="default" w:ascii="Times New Roman" w:hAnsi="Times New Roman" w:cs="Times New Roman"/>
+        </w:rPr>
       </w:pPr>
       <w:r>
         <w:rPr>
-          <w:rFonts w:ascii="Times New Roman" w:hAnsi="Times New Roman" w:eastAsia="Times New Roman"/>
+          <w:rFonts w:hint="default" w:ascii="Times New Roman" w:hAnsi="Times New Roman" w:eastAsia="Times New Roman" w:cs="Times New Roman"/>
           <w:b/>
           <w:i w:val="0"/>
           <w:color w:val="17365D"/>
@@ -18,26 +21,47 @@
       </w:r>
     </w:p>
     <w:p>
+      <w:pPr>
+        <w:rPr>
+          <w:rFonts w:hint="default" w:ascii="Times New Roman" w:hAnsi="Times New Roman" w:cs="Times New Roman"/>
+        </w:rPr>
+      </w:pPr>
       <w:r>
         <w:rPr>
-          <w:rFonts w:ascii="Times New Roman" w:hAnsi="Times New Roman" w:eastAsia="Times New Roman"/>
+          <w:rFonts w:hint="default" w:cs="Times New Roman"/>
           <w:b/>
           <w:i w:val="0"/>
           <w:sz w:val="24"/>
-        </w:rPr>
-        <w:t xml:space="preserve">Mã lớp: </w:t>
+          <w:lang w:val="en-US"/>
+        </w:rPr>
+        <w:t>L</w:t>
       </w:r>
       <w:r>
         <w:rPr>
+          <w:rFonts w:hint="default" w:ascii="Times New Roman" w:hAnsi="Times New Roman" w:eastAsia="Times New Roman" w:cs="Times New Roman"/>
+          <w:b/>
+          <w:i w:val="0"/>
+          <w:sz w:val="24"/>
+        </w:rPr>
+        <w:t xml:space="preserve">ớp: </w:t>
+      </w:r>
+      <w:r>
+        <w:rPr>
+          <w:rFonts w:hint="default" w:ascii="Times New Roman" w:hAnsi="Times New Roman" w:cs="Times New Roman"/>
           <w:b/>
         </w:rPr>
         <w:t>11CNPM2</w:t>
       </w:r>
     </w:p>
     <w:p>
+      <w:pPr>
+        <w:rPr>
+          <w:rFonts w:hint="default" w:ascii="Times New Roman" w:hAnsi="Times New Roman" w:cs="Times New Roman"/>
+        </w:rPr>
+      </w:pPr>
       <w:r>
         <w:rPr>
-          <w:rFonts w:ascii="Times New Roman" w:hAnsi="Times New Roman" w:eastAsia="Times New Roman"/>
+          <w:rFonts w:hint="default" w:ascii="Times New Roman" w:hAnsi="Times New Roman" w:eastAsia="Times New Roman" w:cs="Times New Roman"/>
           <w:b/>
           <w:i w:val="0"/>
           <w:sz w:val="24"/>
@@ -46,15 +70,21 @@
       </w:r>
       <w:r>
         <w:rPr>
+          <w:rFonts w:hint="default" w:ascii="Times New Roman" w:hAnsi="Times New Roman" w:cs="Times New Roman"/>
           <w:b/>
         </w:rPr>
         <w:t>1150080120</w:t>
       </w:r>
     </w:p>
     <w:p>
+      <w:pPr>
+        <w:rPr>
+          <w:rFonts w:hint="default" w:ascii="Times New Roman" w:hAnsi="Times New Roman" w:cs="Times New Roman"/>
+        </w:rPr>
+      </w:pPr>
       <w:r>
         <w:rPr>
-          <w:rFonts w:ascii="Times New Roman" w:hAnsi="Times New Roman" w:eastAsia="Times New Roman"/>
+          <w:rFonts w:hint="default" w:ascii="Times New Roman" w:hAnsi="Times New Roman" w:eastAsia="Times New Roman" w:cs="Times New Roman"/>
           <w:b/>
           <w:i w:val="0"/>
           <w:sz w:val="24"/>
@@ -63,6 +93,7 @@
       </w:r>
       <w:r>
         <w:rPr>
+          <w:rFonts w:hint="default" w:ascii="Times New Roman" w:hAnsi="Times New Roman" w:cs="Times New Roman"/>
           <w:b/>
         </w:rPr>
         <w:t>Hoàng Thanh Trà</w:t>
@@ -71,14 +102,14 @@
     <w:p>
       <w:pPr>
         <w:rPr>
-          <w:rFonts w:hint="default"/>
+          <w:rFonts w:hint="default" w:ascii="Times New Roman" w:hAnsi="Times New Roman" w:cs="Times New Roman"/>
           <w:highlight w:val="none"/>
           <w:lang w:val="en-US"/>
         </w:rPr>
       </w:pPr>
       <w:r>
         <w:rPr>
-          <w:rFonts w:ascii="Times New Roman" w:hAnsi="Times New Roman" w:eastAsia="Times New Roman"/>
+          <w:rFonts w:hint="default" w:ascii="Times New Roman" w:hAnsi="Times New Roman" w:eastAsia="Times New Roman" w:cs="Times New Roman"/>
           <w:b/>
           <w:i w:val="0"/>
           <w:sz w:val="24"/>
@@ -87,17 +118,43 @@
       </w:r>
       <w:r>
         <w:rPr>
-          <w:rFonts w:hint="default"/>
+          <w:rFonts w:hint="default" w:ascii="Times New Roman" w:hAnsi="Times New Roman" w:cs="Times New Roman"/>
           <w:b w:val="0"/>
           <w:highlight w:val="none"/>
           <w:lang w:val="en-US"/>
         </w:rPr>
-        <w:t>23/10/2026</w:t>
+        <w:t>2</w:t>
+      </w:r>
+      <w:r>
+        <w:rPr>
+          <w:rFonts w:hint="default" w:cs="Times New Roman"/>
+          <w:b w:val="0"/>
+          <w:highlight w:val="none"/>
+          <w:lang w:val="en-US"/>
+        </w:rPr>
+        <w:t>0</w:t>
+      </w:r>
+      <w:bookmarkStart w:id="0" w:name="_GoBack"/>
+      <w:bookmarkEnd w:id="0"/>
+      <w:r>
+        <w:rPr>
+          <w:rFonts w:hint="default" w:ascii="Times New Roman" w:hAnsi="Times New Roman" w:cs="Times New Roman"/>
+          <w:b w:val="0"/>
+          <w:highlight w:val="none"/>
+          <w:lang w:val="en-US"/>
+        </w:rPr>
+        <w:t>/10/2026</w:t>
       </w:r>
     </w:p>
     <w:p>
+      <w:pPr>
+        <w:rPr>
+          <w:rFonts w:hint="default" w:ascii="Times New Roman" w:hAnsi="Times New Roman" w:cs="Times New Roman"/>
+        </w:rPr>
+      </w:pPr>
       <w:r>
         <w:rPr>
+          <w:rFonts w:hint="default" w:ascii="Times New Roman" w:hAnsi="Times New Roman" w:cs="Times New Roman"/>
           <w:b w:val="0"/>
           <w:i w:val="0"/>
         </w:rPr>
@@ -105,22 +162,32 @@
       </w:r>
     </w:p>
     <w:p>
+      <w:pPr>
+        <w:rPr>
+          <w:rFonts w:hint="default" w:ascii="Times New Roman" w:hAnsi="Times New Roman" w:cs="Times New Roman"/>
+        </w:rPr>
+      </w:pPr>
       <w:r>
         <w:rPr>
+          <w:rFonts w:hint="default" w:ascii="Times New Roman" w:hAnsi="Times New Roman" w:cs="Times New Roman"/>
           <w:b w:val="0"/>
           <w:i w:val="0"/>
           <w:highlight w:val="yellow"/>
         </w:rPr>
-        <w:t xml:space="preserve">Link video: [cập nhật link YouTube sau khi upload] – video hoàn chỉnh LAB7_Web_Protection_1150080120_HoangThanhTra.mp4</w:t>
+        <w:t>Link video: [cập nhật link YouTube sau khi upload] – video hoàn chỉnh LAB7_Web_Protection_1150080120_HoangThanhTra.mp4</w:t>
       </w:r>
-      <w:bookmarkStart w:id="0" w:name="_GoBack"/>
-      <w:bookmarkEnd w:id="0"/>
     </w:p>
     <w:p>
       <w:pPr>
         <w:pStyle w:val="2"/>
+        <w:rPr>
+          <w:rFonts w:hint="default" w:ascii="Times New Roman" w:hAnsi="Times New Roman" w:cs="Times New Roman"/>
+        </w:rPr>
       </w:pPr>
       <w:r>
+        <w:rPr>
+          <w:rFonts w:hint="default" w:ascii="Times New Roman" w:hAnsi="Times New Roman" w:cs="Times New Roman"/>
+        </w:rPr>
         <w:t>1. Sơ đồ và địa chỉ IP</w:t>
       </w:r>
     </w:p>
@@ -128,21 +195,30 @@
       <w:pPr>
         <w:spacing w:before="120" w:after="60"/>
         <w:jc w:val="center"/>
+        <w:rPr>
+          <w:rFonts w:hint="default" w:ascii="Times New Roman" w:hAnsi="Times New Roman" w:cs="Times New Roman"/>
+        </w:rPr>
       </w:pPr>
       <w:r>
+        <w:rPr>
+          <w:rFonts w:hint="default" w:ascii="Times New Roman" w:hAnsi="Times New Roman" w:cs="Times New Roman"/>
+        </w:rPr>
         <w:drawing>
           <wp:inline distT="0" distB="0" distL="0" distR="0">
-            <wp:extent cx="5760000" cy="3600000"/>
+            <wp:extent cx="5759450" cy="1548765"/>
+            <wp:effectExtent l="0" t="0" r="0" b="0"/>
             <wp:docPr id="901" name="Hinh 901"/>
+            <wp:cNvGraphicFramePr/>
             <a:graphic xmlns:a="http://schemas.openxmlformats.org/drawingml/2006/main">
               <a:graphicData uri="http://schemas.openxmlformats.org/drawingml/2006/picture">
                 <pic:pic xmlns:pic="http://schemas.openxmlformats.org/drawingml/2006/picture">
                   <pic:nvPicPr>
-                    <pic:cNvPr id="901" name="C1_webproxy_ip_dns.png"/>
+                    <pic:cNvPr id="901" name="Hinh 901"/>
                     <pic:cNvPicPr/>
                   </pic:nvPicPr>
                   <pic:blipFill>
-                    <a:blip r:embed="rId301"/>
+                    <a:blip r:embed="rId6"/>
+                    <a:srcRect b="56977"/>
                     <a:stretch>
                       <a:fillRect/>
                     </a:stretch>
@@ -150,7 +226,7 @@
                   <pic:spPr>
                     <a:xfrm>
                       <a:off x="0" y="0"/>
-                      <a:ext cx="5760000" cy="3600000"/>
+                      <a:ext cx="5760000" cy="1548765"/>
                     </a:xfrm>
                     <a:prstGeom prst="rect">
                       <a:avLst/>
@@ -166,35 +242,48 @@
     <w:p>
       <w:pPr>
         <w:jc w:val="center"/>
+        <w:rPr>
+          <w:rFonts w:hint="default" w:ascii="Times New Roman" w:hAnsi="Times New Roman" w:cs="Times New Roman"/>
+        </w:rPr>
       </w:pPr>
       <w:r>
         <w:rPr>
+          <w:rFonts w:hint="default" w:ascii="Times New Roman" w:hAnsi="Times New Roman" w:cs="Times New Roman"/>
           <w:b w:val="0"/>
           <w:i/>
           <w:sz w:val="22"/>
         </w:rPr>
-        <w:t xml:space="preserve">Hình 1. WEB-PROXY (Ubuntu 24.04, hostname web-proxy): ens33 10.6.0.30/24, GW 10.6.0.1, ping DC01 10.6.0.10 OK, phân giải normal.lab7.test → 172.16.6.10 (ping gateway bị rule explicit deny chặn – đúng thiết kế)</w:t>
+        <w:t>Hình 1. WEB-PROXY (Ubuntu 24.04, hostname web-proxy): ens33 10.6.0.30/24, GW 10.6.0.1, ping DC01 10.6.0.10 OK, phân giải normal.lab7.test → 172.16.6.10 (ping gateway bị rule explicit deny chặn – đúng thiết kế)</w:t>
       </w:r>
     </w:p>
     <w:p>
       <w:pPr>
         <w:spacing w:before="120" w:after="60"/>
         <w:jc w:val="center"/>
+        <w:rPr>
+          <w:rFonts w:hint="default" w:ascii="Times New Roman" w:hAnsi="Times New Roman" w:cs="Times New Roman"/>
+        </w:rPr>
       </w:pPr>
       <w:r>
+        <w:rPr>
+          <w:rFonts w:hint="default" w:ascii="Times New Roman" w:hAnsi="Times New Roman" w:cs="Times New Roman"/>
+        </w:rPr>
         <w:drawing>
           <wp:inline distT="0" distB="0" distL="0" distR="0">
-            <wp:extent cx="5760000" cy="3600000"/>
+            <wp:extent cx="5759450" cy="1001395"/>
+            <wp:effectExtent l="0" t="0" r="0" b="0"/>
             <wp:docPr id="902" name="Hinh 902"/>
+            <wp:cNvGraphicFramePr/>
             <a:graphic xmlns:a="http://schemas.openxmlformats.org/drawingml/2006/main">
               <a:graphicData uri="http://schemas.openxmlformats.org/drawingml/2006/picture">
                 <pic:pic xmlns:pic="http://schemas.openxmlformats.org/drawingml/2006/picture">
                   <pic:nvPicPr>
-                    <pic:cNvPr id="902" name="C1_webproxy_packages_installed.png"/>
+                    <pic:cNvPr id="902" name="Hinh 902"/>
                     <pic:cNvPicPr/>
                   </pic:nvPicPr>
                   <pic:blipFill>
-                    <a:blip r:embed="rId302"/>
+                    <a:blip r:embed="rId7"/>
+                    <a:srcRect b="72182"/>
                     <a:stretch>
                       <a:fillRect/>
                     </a:stretch>
@@ -202,7 +291,7 @@
                   <pic:spPr>
                     <a:xfrm>
                       <a:off x="0" y="0"/>
-                      <a:ext cx="5760000" cy="3600000"/>
+                      <a:ext cx="5760000" cy="1001395"/>
                     </a:xfrm>
                     <a:prstGeom prst="rect">
                       <a:avLst/>
@@ -218,35 +307,48 @@
     <w:p>
       <w:pPr>
         <w:jc w:val="center"/>
+        <w:rPr>
+          <w:rFonts w:hint="default" w:ascii="Times New Roman" w:hAnsi="Times New Roman" w:cs="Times New Roman"/>
+        </w:rPr>
       </w:pPr>
       <w:r>
         <w:rPr>
+          <w:rFonts w:hint="default" w:ascii="Times New Roman" w:hAnsi="Times New Roman" w:cs="Times New Roman"/>
           <w:b w:val="0"/>
           <w:i/>
           <w:sz w:val="22"/>
         </w:rPr>
-        <w:t xml:space="preserve">Hình 2. Cài gói: Squid 6.14, E2Guardian 5.3.5, ClamAV 1.5.4</w:t>
+        <w:t>Hình 2. Cài gói: Squid 6.14, E2Guardian 5.3.5, ClamAV 1.5.4</w:t>
       </w:r>
     </w:p>
     <w:p>
       <w:pPr>
         <w:spacing w:before="120" w:after="60"/>
         <w:jc w:val="center"/>
+        <w:rPr>
+          <w:rFonts w:hint="default" w:ascii="Times New Roman" w:hAnsi="Times New Roman" w:cs="Times New Roman"/>
+        </w:rPr>
       </w:pPr>
       <w:r>
+        <w:rPr>
+          <w:rFonts w:hint="default" w:ascii="Times New Roman" w:hAnsi="Times New Roman" w:cs="Times New Roman"/>
+        </w:rPr>
         <w:drawing>
           <wp:inline distT="0" distB="0" distL="0" distR="0">
-            <wp:extent cx="5760000" cy="3393163"/>
+            <wp:extent cx="5759450" cy="2081530"/>
+            <wp:effectExtent l="0" t="0" r="0" b="0"/>
             <wp:docPr id="903" name="Hinh 903"/>
+            <wp:cNvGraphicFramePr/>
             <a:graphic xmlns:a="http://schemas.openxmlformats.org/drawingml/2006/main">
               <a:graphicData uri="http://schemas.openxmlformats.org/drawingml/2006/picture">
                 <pic:pic xmlns:pic="http://schemas.openxmlformats.org/drawingml/2006/picture">
                   <pic:nvPicPr>
-                    <pic:cNvPr id="903" name="C4_dc01_dns_lab7_test.png"/>
+                    <pic:cNvPr id="903" name="Hinh 903"/>
                     <pic:cNvPicPr/>
                   </pic:nvPicPr>
                   <pic:blipFill>
-                    <a:blip r:embed="rId303"/>
+                    <a:blip r:embed="rId8"/>
+                    <a:srcRect b="38649"/>
                     <a:stretch>
                       <a:fillRect/>
                     </a:stretch>
@@ -254,7 +356,7 @@
                   <pic:spPr>
                     <a:xfrm>
                       <a:off x="0" y="0"/>
-                      <a:ext cx="5760000" cy="3393163"/>
+                      <a:ext cx="5760000" cy="2081530"/>
                     </a:xfrm>
                     <a:prstGeom prst="rect">
                       <a:avLst/>
@@ -270,35 +372,48 @@
     <w:p>
       <w:pPr>
         <w:jc w:val="center"/>
+        <w:rPr>
+          <w:rFonts w:hint="default" w:ascii="Times New Roman" w:hAnsi="Times New Roman" w:cs="Times New Roman"/>
+        </w:rPr>
       </w:pPr>
       <w:r>
         <w:rPr>
+          <w:rFonts w:hint="default" w:ascii="Times New Roman" w:hAnsi="Times New Roman" w:cs="Times New Roman"/>
           <w:b w:val="0"/>
           <w:i/>
           <w:sz w:val="22"/>
         </w:rPr>
-        <w:t xml:space="preserve">Hình 3. DC01: zone lab7.test với 13 bản ghi A → 172.16.6.10 (chạy nội dung Add-LAB7-DNS.ps1)</w:t>
+        <w:t>Hình 3. DC01: zone lab7.test với 13 bản ghi A → 172.16.6.10 (chạy nội dung Add-LAB7-DNS.ps1)</w:t>
       </w:r>
     </w:p>
     <w:p>
       <w:pPr>
         <w:spacing w:before="120" w:after="60"/>
         <w:jc w:val="center"/>
+        <w:rPr>
+          <w:rFonts w:hint="default" w:ascii="Times New Roman" w:hAnsi="Times New Roman" w:cs="Times New Roman"/>
+        </w:rPr>
       </w:pPr>
       <w:r>
+        <w:rPr>
+          <w:rFonts w:hint="default" w:ascii="Times New Roman" w:hAnsi="Times New Roman" w:cs="Times New Roman"/>
+        </w:rPr>
         <w:drawing>
           <wp:inline distT="0" distB="0" distL="0" distR="0">
-            <wp:extent cx="5760000" cy="3600000"/>
+            <wp:extent cx="5759450" cy="1978660"/>
+            <wp:effectExtent l="0" t="0" r="0" b="0"/>
             <wp:docPr id="904" name="Hinh 904"/>
+            <wp:cNvGraphicFramePr/>
             <a:graphic xmlns:a="http://schemas.openxmlformats.org/drawingml/2006/main">
               <a:graphicData uri="http://schemas.openxmlformats.org/drawingml/2006/picture">
                 <pic:pic xmlns:pic="http://schemas.openxmlformats.org/drawingml/2006/picture">
                   <pic:nvPicPr>
-                    <pic:cNvPr id="904" name="C3_dmzweb_13_sites_lab7.png"/>
+                    <pic:cNvPr id="904" name="Hinh 904"/>
                     <pic:cNvPicPr/>
                   </pic:nvPicPr>
                   <pic:blipFill>
-                    <a:blip r:embed="rId304"/>
+                    <a:blip r:embed="rId9"/>
+                    <a:srcRect b="45034"/>
                     <a:stretch>
                       <a:fillRect/>
                     </a:stretch>
@@ -306,7 +421,7 @@
                   <pic:spPr>
                     <a:xfrm>
                       <a:off x="0" y="0"/>
-                      <a:ext cx="5760000" cy="3600000"/>
+                      <a:ext cx="5760000" cy="1978660"/>
                     </a:xfrm>
                     <a:prstGeom prst="rect">
                       <a:avLst/>
@@ -322,14 +437,18 @@
     <w:p>
       <w:pPr>
         <w:jc w:val="center"/>
+        <w:rPr>
+          <w:rFonts w:hint="default" w:ascii="Times New Roman" w:hAnsi="Times New Roman" w:cs="Times New Roman"/>
+        </w:rPr>
       </w:pPr>
       <w:r>
         <w:rPr>
+          <w:rFonts w:hint="default" w:ascii="Times New Roman" w:hAnsi="Times New Roman" w:cs="Times New Roman"/>
           <w:b w:val="0"/>
           <w:i/>
           <w:sz w:val="22"/>
         </w:rPr>
-        <w:t xml:space="preserve">Hình 4. DMZ-WEB: setup_lab7_dmz_web.sh (SHA-256 khớp SHA256SUMS.txt) tạo 13 virtual host + 10MB/100MB/110MB.bin + eicar.com.txt</w:t>
+        <w:t>Hình 4. DMZ-WEB: setup_lab7_dmz_web.sh (SHA-256 khớp SHA256SUMS.txt) tạo 13 virtual host + 10MB/100MB/110MB.bin + eicar.com.txt</w:t>
       </w:r>
     </w:p>
     <w:tbl>
@@ -345,6 +464,7 @@
           <w:insideH w:val="single" w:color="auto" w:sz="4" w:space="0"/>
           <w:insideV w:val="single" w:color="auto" w:sz="4" w:space="0"/>
         </w:tblBorders>
+        <w:shd w:val="clear" w:color="auto" w:fill="auto"/>
         <w:tblLayout w:type="autofit"/>
         <w:tblCellMar>
           <w:top w:w="0" w:type="dxa"/>
@@ -368,6 +488,7 @@
             <w:insideH w:val="single" w:color="auto" w:sz="4" w:space="0"/>
             <w:insideV w:val="single" w:color="auto" w:sz="4" w:space="0"/>
           </w:tblBorders>
+          <w:shd w:val="clear" w:color="auto" w:fill="auto"/>
           <w:tblCellMar>
             <w:top w:w="0" w:type="dxa"/>
             <w:left w:w="108" w:type="dxa"/>
@@ -378,14 +499,18 @@
         <w:tc>
           <w:tcPr>
             <w:tcW w:w="3175" w:type="dxa"/>
-            <w:shd w:val="clear" w:color="auto" w:fill="D9E2F3"/>
+            <w:shd w:val="clear" w:color="auto" w:fill="auto"/>
           </w:tcPr>
           <w:p>
             <w:pPr>
               <w:spacing w:after="0" w:line="240" w:lineRule="auto"/>
+              <w:rPr>
+                <w:rFonts w:hint="default" w:ascii="Times New Roman" w:hAnsi="Times New Roman" w:cs="Times New Roman"/>
+              </w:rPr>
             </w:pPr>
             <w:r>
               <w:rPr>
+                <w:rFonts w:hint="default" w:ascii="Times New Roman" w:hAnsi="Times New Roman" w:cs="Times New Roman"/>
                 <w:b/>
                 <w:sz w:val="20"/>
               </w:rPr>
@@ -396,14 +521,18 @@
         <w:tc>
           <w:tcPr>
             <w:tcW w:w="3175" w:type="dxa"/>
-            <w:shd w:val="clear" w:color="auto" w:fill="D9E2F3"/>
+            <w:shd w:val="clear" w:color="auto" w:fill="auto"/>
           </w:tcPr>
           <w:p>
             <w:pPr>
               <w:spacing w:after="0" w:line="240" w:lineRule="auto"/>
+              <w:rPr>
+                <w:rFonts w:hint="default" w:ascii="Times New Roman" w:hAnsi="Times New Roman" w:cs="Times New Roman"/>
+              </w:rPr>
             </w:pPr>
             <w:r>
               <w:rPr>
+                <w:rFonts w:hint="default" w:ascii="Times New Roman" w:hAnsi="Times New Roman" w:cs="Times New Roman"/>
                 <w:b/>
                 <w:sz w:val="20"/>
               </w:rPr>
@@ -414,14 +543,18 @@
         <w:tc>
           <w:tcPr>
             <w:tcW w:w="3175" w:type="dxa"/>
-            <w:shd w:val="clear" w:color="auto" w:fill="D9E2F3"/>
+            <w:shd w:val="clear" w:color="auto" w:fill="auto"/>
           </w:tcPr>
           <w:p>
             <w:pPr>
               <w:spacing w:after="0" w:line="240" w:lineRule="auto"/>
+              <w:rPr>
+                <w:rFonts w:hint="default" w:ascii="Times New Roman" w:hAnsi="Times New Roman" w:cs="Times New Roman"/>
+              </w:rPr>
             </w:pPr>
             <w:r>
               <w:rPr>
+                <w:rFonts w:hint="default" w:ascii="Times New Roman" w:hAnsi="Times New Roman" w:cs="Times New Roman"/>
                 <w:b/>
                 <w:sz w:val="20"/>
               </w:rPr>
@@ -440,6 +573,7 @@
             <w:insideH w:val="single" w:color="auto" w:sz="4" w:space="0"/>
             <w:insideV w:val="single" w:color="auto" w:sz="4" w:space="0"/>
           </w:tblBorders>
+          <w:shd w:val="clear" w:color="auto" w:fill="auto"/>
           <w:tblCellMar>
             <w:top w:w="0" w:type="dxa"/>
             <w:left w:w="108" w:type="dxa"/>
@@ -450,13 +584,18 @@
         <w:tc>
           <w:tcPr>
             <w:tcW w:w="3175" w:type="dxa"/>
+            <w:shd w:val="clear" w:color="auto" w:fill="auto"/>
           </w:tcPr>
           <w:p>
             <w:pPr>
               <w:spacing w:after="0" w:line="240" w:lineRule="auto"/>
+              <w:rPr>
+                <w:rFonts w:hint="default" w:ascii="Times New Roman" w:hAnsi="Times New Roman" w:cs="Times New Roman"/>
+              </w:rPr>
             </w:pPr>
             <w:r>
               <w:rPr>
+                <w:rFonts w:hint="default" w:ascii="Times New Roman" w:hAnsi="Times New Roman" w:cs="Times New Roman"/>
                 <w:b w:val="0"/>
                 <w:sz w:val="20"/>
               </w:rPr>
@@ -467,13 +606,18 @@
         <w:tc>
           <w:tcPr>
             <w:tcW w:w="3175" w:type="dxa"/>
+            <w:shd w:val="clear" w:color="auto" w:fill="auto"/>
           </w:tcPr>
           <w:p>
             <w:pPr>
               <w:spacing w:after="0" w:line="240" w:lineRule="auto"/>
+              <w:rPr>
+                <w:rFonts w:hint="default" w:ascii="Times New Roman" w:hAnsi="Times New Roman" w:cs="Times New Roman"/>
+              </w:rPr>
             </w:pPr>
             <w:r>
               <w:rPr>
+                <w:rFonts w:hint="default" w:ascii="Times New Roman" w:hAnsi="Times New Roman" w:cs="Times New Roman"/>
                 <w:b w:val="0"/>
                 <w:sz w:val="20"/>
               </w:rPr>
@@ -484,13 +628,18 @@
         <w:tc>
           <w:tcPr>
             <w:tcW w:w="3175" w:type="dxa"/>
+            <w:shd w:val="clear" w:color="auto" w:fill="auto"/>
           </w:tcPr>
           <w:p>
             <w:pPr>
               <w:spacing w:after="0" w:line="240" w:lineRule="auto"/>
+              <w:rPr>
+                <w:rFonts w:hint="default" w:ascii="Times New Roman" w:hAnsi="Times New Roman" w:cs="Times New Roman"/>
+              </w:rPr>
             </w:pPr>
             <w:r>
               <w:rPr>
+                <w:rFonts w:hint="default" w:ascii="Times New Roman" w:hAnsi="Times New Roman" w:cs="Times New Roman"/>
                 <w:b w:val="0"/>
                 <w:sz w:val="20"/>
               </w:rPr>
@@ -519,13 +668,18 @@
         <w:tc>
           <w:tcPr>
             <w:tcW w:w="3175" w:type="dxa"/>
+            <w:shd w:val="clear" w:color="auto" w:fill="auto"/>
           </w:tcPr>
           <w:p>
             <w:pPr>
               <w:spacing w:after="0" w:line="240" w:lineRule="auto"/>
+              <w:rPr>
+                <w:rFonts w:hint="default" w:ascii="Times New Roman" w:hAnsi="Times New Roman" w:cs="Times New Roman"/>
+              </w:rPr>
             </w:pPr>
             <w:r>
               <w:rPr>
+                <w:rFonts w:hint="default" w:ascii="Times New Roman" w:hAnsi="Times New Roman" w:cs="Times New Roman"/>
                 <w:b w:val="0"/>
                 <w:sz w:val="20"/>
               </w:rPr>
@@ -536,13 +690,18 @@
         <w:tc>
           <w:tcPr>
             <w:tcW w:w="3175" w:type="dxa"/>
+            <w:shd w:val="clear" w:color="auto" w:fill="auto"/>
           </w:tcPr>
           <w:p>
             <w:pPr>
               <w:spacing w:after="0" w:line="240" w:lineRule="auto"/>
+              <w:rPr>
+                <w:rFonts w:hint="default" w:ascii="Times New Roman" w:hAnsi="Times New Roman" w:cs="Times New Roman"/>
+              </w:rPr>
             </w:pPr>
             <w:r>
               <w:rPr>
+                <w:rFonts w:hint="default" w:ascii="Times New Roman" w:hAnsi="Times New Roman" w:cs="Times New Roman"/>
                 <w:b w:val="0"/>
                 <w:sz w:val="20"/>
               </w:rPr>
@@ -553,13 +712,18 @@
         <w:tc>
           <w:tcPr>
             <w:tcW w:w="3175" w:type="dxa"/>
+            <w:shd w:val="clear" w:color="auto" w:fill="auto"/>
           </w:tcPr>
           <w:p>
             <w:pPr>
               <w:spacing w:after="0" w:line="240" w:lineRule="auto"/>
+              <w:rPr>
+                <w:rFonts w:hint="default" w:ascii="Times New Roman" w:hAnsi="Times New Roman" w:cs="Times New Roman"/>
+              </w:rPr>
             </w:pPr>
             <w:r>
               <w:rPr>
+                <w:rFonts w:hint="default" w:ascii="Times New Roman" w:hAnsi="Times New Roman" w:cs="Times New Roman"/>
                 <w:b w:val="0"/>
                 <w:sz w:val="20"/>
               </w:rPr>
@@ -578,6 +742,7 @@
             <w:insideH w:val="single" w:color="auto" w:sz="4" w:space="0"/>
             <w:insideV w:val="single" w:color="auto" w:sz="4" w:space="0"/>
           </w:tblBorders>
+          <w:shd w:val="clear" w:color="auto" w:fill="auto"/>
           <w:tblCellMar>
             <w:top w:w="0" w:type="dxa"/>
             <w:left w:w="108" w:type="dxa"/>
@@ -588,13 +753,18 @@
         <w:tc>
           <w:tcPr>
             <w:tcW w:w="3175" w:type="dxa"/>
+            <w:shd w:val="clear" w:color="auto" w:fill="auto"/>
           </w:tcPr>
           <w:p>
             <w:pPr>
               <w:spacing w:after="0" w:line="240" w:lineRule="auto"/>
+              <w:rPr>
+                <w:rFonts w:hint="default" w:ascii="Times New Roman" w:hAnsi="Times New Roman" w:cs="Times New Roman"/>
+              </w:rPr>
             </w:pPr>
             <w:r>
               <w:rPr>
+                <w:rFonts w:hint="default" w:ascii="Times New Roman" w:hAnsi="Times New Roman" w:cs="Times New Roman"/>
                 <w:b w:val="0"/>
                 <w:sz w:val="20"/>
               </w:rPr>
@@ -605,13 +775,18 @@
         <w:tc>
           <w:tcPr>
             <w:tcW w:w="3175" w:type="dxa"/>
+            <w:shd w:val="clear" w:color="auto" w:fill="auto"/>
           </w:tcPr>
           <w:p>
             <w:pPr>
               <w:spacing w:after="0" w:line="240" w:lineRule="auto"/>
+              <w:rPr>
+                <w:rFonts w:hint="default" w:ascii="Times New Roman" w:hAnsi="Times New Roman" w:cs="Times New Roman"/>
+              </w:rPr>
             </w:pPr>
             <w:r>
               <w:rPr>
+                <w:rFonts w:hint="default" w:ascii="Times New Roman" w:hAnsi="Times New Roman" w:cs="Times New Roman"/>
                 <w:b w:val="0"/>
                 <w:sz w:val="20"/>
               </w:rPr>
@@ -622,13 +797,18 @@
         <w:tc>
           <w:tcPr>
             <w:tcW w:w="3175" w:type="dxa"/>
+            <w:shd w:val="clear" w:color="auto" w:fill="auto"/>
           </w:tcPr>
           <w:p>
             <w:pPr>
               <w:spacing w:after="0" w:line="240" w:lineRule="auto"/>
+              <w:rPr>
+                <w:rFonts w:hint="default" w:ascii="Times New Roman" w:hAnsi="Times New Roman" w:cs="Times New Roman"/>
+              </w:rPr>
             </w:pPr>
             <w:r>
               <w:rPr>
+                <w:rFonts w:hint="default" w:ascii="Times New Roman" w:hAnsi="Times New Roman" w:cs="Times New Roman"/>
                 <w:b w:val="0"/>
                 <w:sz w:val="20"/>
               </w:rPr>
@@ -647,6 +827,7 @@
             <w:insideH w:val="single" w:color="auto" w:sz="4" w:space="0"/>
             <w:insideV w:val="single" w:color="auto" w:sz="4" w:space="0"/>
           </w:tblBorders>
+          <w:shd w:val="clear" w:color="auto" w:fill="auto"/>
           <w:tblCellMar>
             <w:top w:w="0" w:type="dxa"/>
             <w:left w:w="108" w:type="dxa"/>
@@ -657,13 +838,18 @@
         <w:tc>
           <w:tcPr>
             <w:tcW w:w="3175" w:type="dxa"/>
+            <w:shd w:val="clear" w:color="auto" w:fill="auto"/>
           </w:tcPr>
           <w:p>
             <w:pPr>
               <w:spacing w:after="0" w:line="240" w:lineRule="auto"/>
+              <w:rPr>
+                <w:rFonts w:hint="default" w:ascii="Times New Roman" w:hAnsi="Times New Roman" w:cs="Times New Roman"/>
+              </w:rPr>
             </w:pPr>
             <w:r>
               <w:rPr>
+                <w:rFonts w:hint="default" w:ascii="Times New Roman" w:hAnsi="Times New Roman" w:cs="Times New Roman"/>
                 <w:b w:val="0"/>
                 <w:sz w:val="20"/>
               </w:rPr>
@@ -674,13 +860,18 @@
         <w:tc>
           <w:tcPr>
             <w:tcW w:w="3175" w:type="dxa"/>
+            <w:shd w:val="clear" w:color="auto" w:fill="auto"/>
           </w:tcPr>
           <w:p>
             <w:pPr>
               <w:spacing w:after="0" w:line="240" w:lineRule="auto"/>
+              <w:rPr>
+                <w:rFonts w:hint="default" w:ascii="Times New Roman" w:hAnsi="Times New Roman" w:cs="Times New Roman"/>
+              </w:rPr>
             </w:pPr>
             <w:r>
               <w:rPr>
+                <w:rFonts w:hint="default" w:ascii="Times New Roman" w:hAnsi="Times New Roman" w:cs="Times New Roman"/>
                 <w:b w:val="0"/>
                 <w:sz w:val="20"/>
               </w:rPr>
@@ -691,13 +882,18 @@
         <w:tc>
           <w:tcPr>
             <w:tcW w:w="3175" w:type="dxa"/>
+            <w:shd w:val="clear" w:color="auto" w:fill="auto"/>
           </w:tcPr>
           <w:p>
             <w:pPr>
               <w:spacing w:after="0" w:line="240" w:lineRule="auto"/>
+              <w:rPr>
+                <w:rFonts w:hint="default" w:ascii="Times New Roman" w:hAnsi="Times New Roman" w:cs="Times New Roman"/>
+              </w:rPr>
             </w:pPr>
             <w:r>
               <w:rPr>
+                <w:rFonts w:hint="default" w:ascii="Times New Roman" w:hAnsi="Times New Roman" w:cs="Times New Roman"/>
                 <w:b w:val="0"/>
                 <w:sz w:val="20"/>
               </w:rPr>
@@ -716,6 +912,7 @@
             <w:insideH w:val="single" w:color="auto" w:sz="4" w:space="0"/>
             <w:insideV w:val="single" w:color="auto" w:sz="4" w:space="0"/>
           </w:tblBorders>
+          <w:shd w:val="clear" w:color="auto" w:fill="auto"/>
           <w:tblCellMar>
             <w:top w:w="0" w:type="dxa"/>
             <w:left w:w="108" w:type="dxa"/>
@@ -726,13 +923,18 @@
         <w:tc>
           <w:tcPr>
             <w:tcW w:w="3175" w:type="dxa"/>
+            <w:shd w:val="clear" w:color="auto" w:fill="auto"/>
           </w:tcPr>
           <w:p>
             <w:pPr>
               <w:spacing w:after="0" w:line="240" w:lineRule="auto"/>
+              <w:rPr>
+                <w:rFonts w:hint="default" w:ascii="Times New Roman" w:hAnsi="Times New Roman" w:cs="Times New Roman"/>
+              </w:rPr>
             </w:pPr>
             <w:r>
               <w:rPr>
+                <w:rFonts w:hint="default" w:ascii="Times New Roman" w:hAnsi="Times New Roman" w:cs="Times New Roman"/>
                 <w:b w:val="0"/>
                 <w:sz w:val="20"/>
               </w:rPr>
@@ -743,13 +945,18 @@
         <w:tc>
           <w:tcPr>
             <w:tcW w:w="3175" w:type="dxa"/>
+            <w:shd w:val="clear" w:color="auto" w:fill="auto"/>
           </w:tcPr>
           <w:p>
             <w:pPr>
               <w:spacing w:after="0" w:line="240" w:lineRule="auto"/>
+              <w:rPr>
+                <w:rFonts w:hint="default" w:ascii="Times New Roman" w:hAnsi="Times New Roman" w:cs="Times New Roman"/>
+              </w:rPr>
             </w:pPr>
             <w:r>
               <w:rPr>
+                <w:rFonts w:hint="default" w:ascii="Times New Roman" w:hAnsi="Times New Roman" w:cs="Times New Roman"/>
                 <w:b w:val="0"/>
                 <w:sz w:val="20"/>
               </w:rPr>
@@ -760,13 +967,18 @@
         <w:tc>
           <w:tcPr>
             <w:tcW w:w="3175" w:type="dxa"/>
+            <w:shd w:val="clear" w:color="auto" w:fill="auto"/>
           </w:tcPr>
           <w:p>
             <w:pPr>
               <w:spacing w:after="0" w:line="240" w:lineRule="auto"/>
+              <w:rPr>
+                <w:rFonts w:hint="default" w:ascii="Times New Roman" w:hAnsi="Times New Roman" w:cs="Times New Roman"/>
+              </w:rPr>
             </w:pPr>
             <w:r>
               <w:rPr>
+                <w:rFonts w:hint="default" w:ascii="Times New Roman" w:hAnsi="Times New Roman" w:cs="Times New Roman"/>
                 <w:b w:val="0"/>
                 <w:sz w:val="20"/>
               </w:rPr>
@@ -777,8 +989,14 @@
       </w:tr>
     </w:tbl>
     <w:p>
+      <w:pPr>
+        <w:rPr>
+          <w:rFonts w:hint="default" w:ascii="Times New Roman" w:hAnsi="Times New Roman" w:cs="Times New Roman"/>
+        </w:rPr>
+      </w:pPr>
       <w:r>
         <w:rPr>
+          <w:rFonts w:hint="default" w:ascii="Times New Roman" w:hAnsi="Times New Roman" w:cs="Times New Roman"/>
           <w:b/>
           <w:i w:val="0"/>
         </w:rPr>
@@ -786,17 +1004,24 @@
       </w:r>
       <w:r>
         <w:rPr>
+          <w:rFonts w:hint="default" w:ascii="Times New Roman" w:hAnsi="Times New Roman" w:cs="Times New Roman"/>
           <w:b w:val="0"/>
           <w:i w:val="0"/>
         </w:rPr>
-        <w:t xml:space="preserve">Đã đối chiếu: IP thực tế khớp bảng. Riêng entertainment.lab7.test và games.lab7.test được trỏ sang IP phụ 172.16.6.30 của DMZ-WEB (có sẵn từ LAB 6) để pfSense phân biệt và áp Schedule 60 phút theo IP đích; xem mục 4.</w:t>
+        <w:t>Đã đối chiếu: IP thực tế khớp bảng. Riêng entertainment.lab7.test và games.lab7.test được trỏ sang IP phụ 172.16.6.30 của DMZ-WEB (có sẵn từ LAB 6) để pfSense phân biệt và áp Schedule 60 phút theo IP đích; xem mục 4.</w:t>
       </w:r>
     </w:p>
     <w:p>
       <w:pPr>
         <w:pStyle w:val="2"/>
+        <w:rPr>
+          <w:rFonts w:hint="default" w:ascii="Times New Roman" w:hAnsi="Times New Roman" w:cs="Times New Roman"/>
+        </w:rPr>
       </w:pPr>
       <w:r>
+        <w:rPr>
+          <w:rFonts w:hint="default" w:ascii="Times New Roman" w:hAnsi="Times New Roman" w:cs="Times New Roman"/>
+        </w:rPr>
         <w:t>2. Bảng kiểm thử chính sách</w:t>
       </w:r>
     </w:p>
@@ -822,11 +1047,11 @@
         </w:tblCellMar>
       </w:tblPr>
       <w:tblGrid>
-        <w:gridCol w:w="1892"/>
-        <w:gridCol w:w="3227"/>
-        <w:gridCol w:w="2038"/>
-        <w:gridCol w:w="1210"/>
-        <w:gridCol w:w="1374"/>
+        <w:gridCol w:w="1611"/>
+        <w:gridCol w:w="2735"/>
+        <w:gridCol w:w="1740"/>
+        <w:gridCol w:w="2940"/>
+        <w:gridCol w:w="715"/>
       </w:tblGrid>
       <w:tr>
         <w:tblPrEx>
@@ -852,8 +1077,14 @@
           <w:p>
             <w:pPr>
               <w:spacing w:after="0" w:line="240" w:lineRule="auto"/>
+              <w:rPr>
+                <w:rFonts w:hint="default" w:ascii="Times New Roman" w:hAnsi="Times New Roman" w:cs="Times New Roman"/>
+              </w:rPr>
             </w:pPr>
             <w:r>
+              <w:rPr>
+                <w:rFonts w:hint="default" w:ascii="Times New Roman" w:hAnsi="Times New Roman" w:cs="Times New Roman"/>
+              </w:rPr>
               <w:t>Kịch bản</w:t>
             </w:r>
           </w:p>
@@ -865,8 +1096,14 @@
           <w:p>
             <w:pPr>
               <w:spacing w:after="0" w:line="240" w:lineRule="auto"/>
+              <w:rPr>
+                <w:rFonts w:hint="default" w:ascii="Times New Roman" w:hAnsi="Times New Roman" w:cs="Times New Roman"/>
+              </w:rPr>
             </w:pPr>
             <w:r>
+              <w:rPr>
+                <w:rFonts w:hint="default" w:ascii="Times New Roman" w:hAnsi="Times New Roman" w:cs="Times New Roman"/>
+              </w:rPr>
               <w:t>URL/FQDN</w:t>
             </w:r>
           </w:p>
@@ -878,8 +1115,14 @@
           <w:p>
             <w:pPr>
               <w:spacing w:after="0" w:line="240" w:lineRule="auto"/>
+              <w:rPr>
+                <w:rFonts w:hint="default" w:ascii="Times New Roman" w:hAnsi="Times New Roman" w:cs="Times New Roman"/>
+              </w:rPr>
             </w:pPr>
             <w:r>
+              <w:rPr>
+                <w:rFonts w:hint="default" w:ascii="Times New Roman" w:hAnsi="Times New Roman" w:cs="Times New Roman"/>
+              </w:rPr>
               <w:t>Kỳ vọng</w:t>
             </w:r>
           </w:p>
@@ -891,8 +1134,14 @@
           <w:p>
             <w:pPr>
               <w:spacing w:after="0" w:line="240" w:lineRule="auto"/>
+              <w:rPr>
+                <w:rFonts w:hint="default" w:ascii="Times New Roman" w:hAnsi="Times New Roman" w:cs="Times New Roman"/>
+              </w:rPr>
             </w:pPr>
             <w:r>
+              <w:rPr>
+                <w:rFonts w:hint="default" w:ascii="Times New Roman" w:hAnsi="Times New Roman" w:cs="Times New Roman"/>
+              </w:rPr>
               <w:t>Thực tế</w:t>
             </w:r>
           </w:p>
@@ -904,8 +1153,14 @@
           <w:p>
             <w:pPr>
               <w:spacing w:after="0" w:line="240" w:lineRule="auto"/>
+              <w:rPr>
+                <w:rFonts w:hint="default" w:ascii="Times New Roman" w:hAnsi="Times New Roman" w:cs="Times New Roman"/>
+              </w:rPr>
             </w:pPr>
             <w:r>
+              <w:rPr>
+                <w:rFonts w:hint="default" w:ascii="Times New Roman" w:hAnsi="Times New Roman" w:cs="Times New Roman"/>
+              </w:rPr>
               <w:t>Ảnh minh chứng</w:t>
             </w:r>
           </w:p>
@@ -935,9 +1190,13 @@
           <w:p>
             <w:pPr>
               <w:spacing w:after="0" w:line="240" w:lineRule="auto"/>
+              <w:rPr>
+                <w:rFonts w:hint="default" w:ascii="Times New Roman" w:hAnsi="Times New Roman" w:cs="Times New Roman"/>
+              </w:rPr>
             </w:pPr>
             <w:r>
               <w:rPr>
+                <w:rFonts w:hint="default" w:ascii="Times New Roman" w:hAnsi="Times New Roman" w:cs="Times New Roman"/>
                 <w:sz w:val="20"/>
               </w:rPr>
               <w:t>1. Baseline</w:t>
@@ -951,9 +1210,13 @@
           <w:p>
             <w:pPr>
               <w:spacing w:after="0" w:line="240" w:lineRule="auto"/>
+              <w:rPr>
+                <w:rFonts w:hint="default" w:ascii="Times New Roman" w:hAnsi="Times New Roman" w:cs="Times New Roman"/>
+              </w:rPr>
             </w:pPr>
             <w:r>
               <w:rPr>
+                <w:rFonts w:hint="default" w:ascii="Times New Roman" w:hAnsi="Times New Roman" w:cs="Times New Roman"/>
                 <w:sz w:val="20"/>
               </w:rPr>
               <w:t>normal.lab7.test</w:t>
@@ -967,9 +1230,13 @@
           <w:p>
             <w:pPr>
               <w:spacing w:after="0" w:line="240" w:lineRule="auto"/>
+              <w:rPr>
+                <w:rFonts w:hint="default" w:ascii="Times New Roman" w:hAnsi="Times New Roman" w:cs="Times New Roman"/>
+              </w:rPr>
             </w:pPr>
             <w:r>
               <w:rPr>
+                <w:rFonts w:hint="default" w:ascii="Times New Roman" w:hAnsi="Times New Roman" w:cs="Times New Roman"/>
                 <w:sz w:val="20"/>
               </w:rPr>
               <w:t>Qua proxy truy cập được; tắt proxy thì direct web bị pfSense chặn</w:t>
@@ -983,12 +1250,16 @@
           <w:p>
             <w:pPr>
               <w:spacing w:after="0" w:line="240" w:lineRule="auto"/>
+              <w:rPr>
+                <w:rFonts w:hint="default" w:ascii="Times New Roman" w:hAnsi="Times New Roman" w:cs="Times New Roman"/>
+              </w:rPr>
             </w:pPr>
             <w:r>
               <w:rPr>
+                <w:rFonts w:hint="default" w:ascii="Times New Roman" w:hAnsi="Times New Roman" w:cs="Times New Roman"/>
                 <w:sz w:val="20"/>
               </w:rPr>
-              <w:t xml:space="preserve">Đạt – qua proxy hiển thị Normal Site; tắt proxy: normal/172.16.6.10/https://example.com đều timeout 8 s, Firewall log rule L7-4</w:t>
+              <w:t>Đạt – qua proxy hiển thị Normal Site; tắt proxy: normal/172.16.6.10/https://example.com đều timeout 8 s, Firewall log rule L7-4</w:t>
             </w:r>
           </w:p>
         </w:tc>
@@ -999,12 +1270,16 @@
           <w:p>
             <w:pPr>
               <w:spacing w:after="0" w:line="240" w:lineRule="auto"/>
+              <w:rPr>
+                <w:rFonts w:hint="default" w:ascii="Times New Roman" w:hAnsi="Times New Roman" w:cs="Times New Roman"/>
+              </w:rPr>
             </w:pPr>
             <w:r>
               <w:rPr>
+                <w:rFonts w:hint="default" w:ascii="Times New Roman" w:hAnsi="Times New Roman" w:cs="Times New Roman"/>
                 <w:sz w:val="20"/>
               </w:rPr>
-              <w:t xml:space="preserve">Hình 9, 11, 12</w:t>
+              <w:t>Hình 9, 11, 12</w:t>
             </w:r>
           </w:p>
         </w:tc>
@@ -1033,9 +1308,13 @@
           <w:p>
             <w:pPr>
               <w:spacing w:after="0" w:line="240" w:lineRule="auto"/>
+              <w:rPr>
+                <w:rFonts w:hint="default" w:ascii="Times New Roman" w:hAnsi="Times New Roman" w:cs="Times New Roman"/>
+              </w:rPr>
             </w:pPr>
             <w:r>
               <w:rPr>
+                <w:rFonts w:hint="default" w:ascii="Times New Roman" w:hAnsi="Times New Roman" w:cs="Times New Roman"/>
                 <w:sz w:val="20"/>
               </w:rPr>
               <w:t>2. Geo-Sim</w:t>
@@ -1049,9 +1328,13 @@
           <w:p>
             <w:pPr>
               <w:spacing w:after="0" w:line="240" w:lineRule="auto"/>
+              <w:rPr>
+                <w:rFonts w:hint="default" w:ascii="Times New Roman" w:hAnsi="Times New Roman" w:cs="Times New Roman"/>
+              </w:rPr>
             </w:pPr>
             <w:r>
               <w:rPr>
+                <w:rFonts w:hint="default" w:ascii="Times New Roman" w:hAnsi="Times New Roman" w:cs="Times New Roman"/>
                 <w:sz w:val="20"/>
               </w:rPr>
               <w:t>china.lab7.test, mideast.lab7.test</w:t>
@@ -1065,9 +1348,13 @@
           <w:p>
             <w:pPr>
               <w:spacing w:after="0" w:line="240" w:lineRule="auto"/>
+              <w:rPr>
+                <w:rFonts w:hint="default" w:ascii="Times New Roman" w:hAnsi="Times New Roman" w:cs="Times New Roman"/>
+              </w:rPr>
             </w:pPr>
             <w:r>
               <w:rPr>
+                <w:rFonts w:hint="default" w:ascii="Times New Roman" w:hAnsi="Times New Roman" w:cs="Times New Roman"/>
                 <w:sz w:val="20"/>
               </w:rPr>
               <w:t>Hard block, không có temporary bypass</w:t>
@@ -1081,12 +1368,16 @@
           <w:p>
             <w:pPr>
               <w:spacing w:after="0" w:line="240" w:lineRule="auto"/>
+              <w:rPr>
+                <w:rFonts w:hint="default" w:ascii="Times New Roman" w:hAnsi="Times New Roman" w:cs="Times New Roman"/>
+              </w:rPr>
             </w:pPr>
             <w:r>
               <w:rPr>
+                <w:rFonts w:hint="default" w:ascii="Times New Roman" w:hAnsi="Times New Roman" w:cs="Times New Roman"/>
                 <w:sz w:val="20"/>
               </w:rPr>
-              <w:t xml:space="preserve">Đạt – trang block LAB7 “Blocked site: china/mideast.lab7.test”, ghi “Hard block: không cho phép bypass” (link bypass rỗng)</w:t>
+              <w:t>Đạt – trang block LAB7 “Blocked site: china/mideast.lab7.test”, ghi “Hard block: không cho phép bypass” (link bypass rỗng)</w:t>
             </w:r>
           </w:p>
         </w:tc>
@@ -1097,12 +1388,16 @@
           <w:p>
             <w:pPr>
               <w:spacing w:after="0" w:line="240" w:lineRule="auto"/>
+              <w:rPr>
+                <w:rFonts w:hint="default" w:ascii="Times New Roman" w:hAnsi="Times New Roman" w:cs="Times New Roman"/>
+              </w:rPr>
             </w:pPr>
             <w:r>
               <w:rPr>
+                <w:rFonts w:hint="default" w:ascii="Times New Roman" w:hAnsi="Times New Roman" w:cs="Times New Roman"/>
                 <w:sz w:val="20"/>
               </w:rPr>
-              <w:t xml:space="preserve">Hình 18, 19</w:t>
+              <w:t>Hình 18, 19</w:t>
             </w:r>
           </w:p>
         </w:tc>
@@ -1131,9 +1426,13 @@
           <w:p>
             <w:pPr>
               <w:spacing w:after="0" w:line="240" w:lineRule="auto"/>
+              <w:rPr>
+                <w:rFonts w:hint="default" w:ascii="Times New Roman" w:hAnsi="Times New Roman" w:cs="Times New Roman"/>
+              </w:rPr>
             </w:pPr>
             <w:r>
               <w:rPr>
+                <w:rFonts w:hint="default" w:ascii="Times New Roman" w:hAnsi="Times New Roman" w:cs="Times New Roman"/>
                 <w:sz w:val="20"/>
               </w:rPr>
               <w:t>3. Job Search</w:t>
@@ -1147,9 +1446,13 @@
           <w:p>
             <w:pPr>
               <w:spacing w:after="0" w:line="240" w:lineRule="auto"/>
+              <w:rPr>
+                <w:rFonts w:hint="default" w:ascii="Times New Roman" w:hAnsi="Times New Roman" w:cs="Times New Roman"/>
+              </w:rPr>
             </w:pPr>
             <w:r>
               <w:rPr>
+                <w:rFonts w:hint="default" w:ascii="Times New Roman" w:hAnsi="Times New Roman" w:cs="Times New Roman"/>
                 <w:sz w:val="20"/>
               </w:rPr>
               <w:t>jobs.lab7.test</w:t>
@@ -1163,9 +1466,13 @@
           <w:p>
             <w:pPr>
               <w:spacing w:after="0" w:line="240" w:lineRule="auto"/>
+              <w:rPr>
+                <w:rFonts w:hint="default" w:ascii="Times New Roman" w:hAnsi="Times New Roman" w:cs="Times New Roman"/>
+              </w:rPr>
             </w:pPr>
             <w:r>
               <w:rPr>
+                <w:rFonts w:hint="default" w:ascii="Times New Roman" w:hAnsi="Times New Roman" w:cs="Times New Roman"/>
                 <w:sz w:val="20"/>
               </w:rPr>
               <w:t>Hard block</w:t>
@@ -1179,12 +1486,16 @@
           <w:p>
             <w:pPr>
               <w:spacing w:after="0" w:line="240" w:lineRule="auto"/>
+              <w:rPr>
+                <w:rFonts w:hint="default" w:ascii="Times New Roman" w:hAnsi="Times New Roman" w:cs="Times New Roman"/>
+              </w:rPr>
             </w:pPr>
             <w:r>
               <w:rPr>
+                <w:rFonts w:hint="default" w:ascii="Times New Roman" w:hAnsi="Times New Roman" w:cs="Times New Roman"/>
                 <w:sz w:val="20"/>
               </w:rPr>
-              <w:t xml:space="preserve">Đạt – “Blocked site: jobs.lab7.test”, không có nút bypass</w:t>
+              <w:t>Đạt – “Blocked site: jobs.lab7.test”, không có nút bypass</w:t>
             </w:r>
           </w:p>
         </w:tc>
@@ -1195,12 +1506,16 @@
           <w:p>
             <w:pPr>
               <w:spacing w:after="0" w:line="240" w:lineRule="auto"/>
+              <w:rPr>
+                <w:rFonts w:hint="default" w:ascii="Times New Roman" w:hAnsi="Times New Roman" w:cs="Times New Roman"/>
+              </w:rPr>
             </w:pPr>
             <w:r>
               <w:rPr>
+                <w:rFonts w:hint="default" w:ascii="Times New Roman" w:hAnsi="Times New Roman" w:cs="Times New Roman"/>
                 <w:sz w:val="20"/>
               </w:rPr>
-              <w:t xml:space="preserve">Hình 20</w:t>
+              <w:t>Hình 20</w:t>
             </w:r>
           </w:p>
         </w:tc>
@@ -1229,9 +1544,13 @@
           <w:p>
             <w:pPr>
               <w:spacing w:after="0" w:line="240" w:lineRule="auto"/>
+              <w:rPr>
+                <w:rFonts w:hint="default" w:ascii="Times New Roman" w:hAnsi="Times New Roman" w:cs="Times New Roman"/>
+              </w:rPr>
             </w:pPr>
             <w:r>
               <w:rPr>
+                <w:rFonts w:hint="default" w:ascii="Times New Roman" w:hAnsi="Times New Roman" w:cs="Times New Roman"/>
                 <w:sz w:val="20"/>
               </w:rPr>
               <w:t>4. Warning content</w:t>
@@ -1245,9 +1564,13 @@
           <w:p>
             <w:pPr>
               <w:spacing w:after="0" w:line="240" w:lineRule="auto"/>
+              <w:rPr>
+                <w:rFonts w:hint="default" w:ascii="Times New Roman" w:hAnsi="Times New Roman" w:cs="Times New Roman"/>
+              </w:rPr>
             </w:pPr>
             <w:r>
               <w:rPr>
+                <w:rFonts w:hint="default" w:ascii="Times New Roman" w:hAnsi="Times New Roman" w:cs="Times New Roman"/>
                 <w:sz w:val="20"/>
               </w:rPr>
               <w:t>weapons/politics/religion.lab7.test</w:t>
@@ -1261,9 +1584,13 @@
           <w:p>
             <w:pPr>
               <w:spacing w:after="0" w:line="240" w:lineRule="auto"/>
+              <w:rPr>
+                <w:rFonts w:hint="default" w:ascii="Times New Roman" w:hAnsi="Times New Roman" w:cs="Times New Roman"/>
+              </w:rPr>
             </w:pPr>
             <w:r>
               <w:rPr>
+                <w:rFonts w:hint="default" w:ascii="Times New Roman" w:hAnsi="Times New Roman" w:cs="Times New Roman"/>
                 <w:sz w:val="20"/>
               </w:rPr>
               <w:t>Trang cảnh báo, bypass tạm 300 s</w:t>
@@ -1277,12 +1604,16 @@
           <w:p>
             <w:pPr>
               <w:spacing w:after="0" w:line="240" w:lineRule="auto"/>
+              <w:rPr>
+                <w:rFonts w:hint="default" w:ascii="Times New Roman" w:hAnsi="Times New Roman" w:cs="Times New Roman"/>
+              </w:rPr>
             </w:pPr>
             <w:r>
               <w:rPr>
+                <w:rFonts w:hint="default" w:ascii="Times New Roman" w:hAnsi="Times New Roman" w:cs="Times New Roman"/>
                 <w:sz w:val="20"/>
               </w:rPr>
-              <w:t xml:space="preserve">Đạt – weapons/politics/religion hiện trang cảnh báo có nút “mở tạm thời 5 phút”; bấm nút (GBYPASS) thì vào được Weapons Warning Site</w:t>
+              <w:t>Đạt – weapons/politics/religion hiện trang cảnh báo có nút “mở tạm thời 5 phút”; bấm nút (GBYPASS) thì vào được Weapons Warning Site</w:t>
             </w:r>
           </w:p>
         </w:tc>
@@ -1293,12 +1624,16 @@
           <w:p>
             <w:pPr>
               <w:spacing w:after="0" w:line="240" w:lineRule="auto"/>
+              <w:rPr>
+                <w:rFonts w:hint="default" w:ascii="Times New Roman" w:hAnsi="Times New Roman" w:cs="Times New Roman"/>
+              </w:rPr>
             </w:pPr>
             <w:r>
               <w:rPr>
+                <w:rFonts w:hint="default" w:ascii="Times New Roman" w:hAnsi="Times New Roman" w:cs="Times New Roman"/>
                 <w:sz w:val="20"/>
               </w:rPr>
-              <w:t xml:space="preserve">Hình 21–24</w:t>
+              <w:t>Hình 21–24</w:t>
             </w:r>
           </w:p>
         </w:tc>
@@ -1327,9 +1662,13 @@
           <w:p>
             <w:pPr>
               <w:spacing w:after="0" w:line="240" w:lineRule="auto"/>
+              <w:rPr>
+                <w:rFonts w:hint="default" w:ascii="Times New Roman" w:hAnsi="Times New Roman" w:cs="Times New Roman"/>
+              </w:rPr>
             </w:pPr>
             <w:r>
               <w:rPr>
+                <w:rFonts w:hint="default" w:ascii="Times New Roman" w:hAnsi="Times New Roman" w:cs="Times New Roman"/>
                 <w:sz w:val="20"/>
               </w:rPr>
               <w:t>5. Education</w:t>
@@ -1343,9 +1682,13 @@
           <w:p>
             <w:pPr>
               <w:spacing w:after="0" w:line="240" w:lineRule="auto"/>
+              <w:rPr>
+                <w:rFonts w:hint="default" w:ascii="Times New Roman" w:hAnsi="Times New Roman" w:cs="Times New Roman"/>
+              </w:rPr>
             </w:pPr>
             <w:r>
               <w:rPr>
+                <w:rFonts w:hint="default" w:ascii="Times New Roman" w:hAnsi="Times New Roman" w:cs="Times New Roman"/>
                 <w:sz w:val="20"/>
               </w:rPr>
               <w:t>education.lab7.test</w:t>
@@ -1359,9 +1702,13 @@
           <w:p>
             <w:pPr>
               <w:spacing w:after="0" w:line="240" w:lineRule="auto"/>
+              <w:rPr>
+                <w:rFonts w:hint="default" w:ascii="Times New Roman" w:hAnsi="Times New Roman" w:cs="Times New Roman"/>
+              </w:rPr>
             </w:pPr>
             <w:r>
               <w:rPr>
+                <w:rFonts w:hint="default" w:ascii="Times New Roman" w:hAnsi="Times New Roman" w:cs="Times New Roman"/>
                 <w:sz w:val="20"/>
               </w:rPr>
               <w:t>Truy cập bình thường, không cảnh báo</w:t>
@@ -1375,12 +1722,16 @@
           <w:p>
             <w:pPr>
               <w:spacing w:after="0" w:line="240" w:lineRule="auto"/>
+              <w:rPr>
+                <w:rFonts w:hint="default" w:ascii="Times New Roman" w:hAnsi="Times New Roman" w:cs="Times New Roman"/>
+              </w:rPr>
             </w:pPr>
             <w:r>
               <w:rPr>
+                <w:rFonts w:hint="default" w:ascii="Times New Roman" w:hAnsi="Times New Roman" w:cs="Times New Roman"/>
                 <w:sz w:val="20"/>
               </w:rPr>
-              <w:t xml:space="preserve">Đạt – Education Site hiển thị bình thường, log E2Guardian *TRUSTED*</w:t>
+              <w:t>Đạt – Education Site hiển thị bình thường, log E2Guardian *TRUSTED*</w:t>
             </w:r>
           </w:p>
         </w:tc>
@@ -1391,12 +1742,16 @@
           <w:p>
             <w:pPr>
               <w:spacing w:after="0" w:line="240" w:lineRule="auto"/>
+              <w:rPr>
+                <w:rFonts w:hint="default" w:ascii="Times New Roman" w:hAnsi="Times New Roman" w:cs="Times New Roman"/>
+              </w:rPr>
             </w:pPr>
             <w:r>
               <w:rPr>
+                <w:rFonts w:hint="default" w:ascii="Times New Roman" w:hAnsi="Times New Roman" w:cs="Times New Roman"/>
                 <w:sz w:val="20"/>
               </w:rPr>
-              <w:t xml:space="preserve">Hình 32</w:t>
+              <w:t>Hình 32</w:t>
             </w:r>
           </w:p>
         </w:tc>
@@ -1425,9 +1780,13 @@
           <w:p>
             <w:pPr>
               <w:spacing w:after="0" w:line="240" w:lineRule="auto"/>
+              <w:rPr>
+                <w:rFonts w:hint="default" w:ascii="Times New Roman" w:hAnsi="Times New Roman" w:cs="Times New Roman"/>
+              </w:rPr>
             </w:pPr>
             <w:r>
               <w:rPr>
+                <w:rFonts w:hint="default" w:ascii="Times New Roman" w:hAnsi="Times New Roman" w:cs="Times New Roman"/>
                 <w:sz w:val="20"/>
               </w:rPr>
               <w:t>6. Entertainment/Game</w:t>
@@ -1441,9 +1800,13 @@
           <w:p>
             <w:pPr>
               <w:spacing w:after="0" w:line="240" w:lineRule="auto"/>
+              <w:rPr>
+                <w:rFonts w:hint="default" w:ascii="Times New Roman" w:hAnsi="Times New Roman" w:cs="Times New Roman"/>
+              </w:rPr>
             </w:pPr>
             <w:r>
               <w:rPr>
+                <w:rFonts w:hint="default" w:ascii="Times New Roman" w:hAnsi="Times New Roman" w:cs="Times New Roman"/>
                 <w:sz w:val="20"/>
               </w:rPr>
               <w:t>entertainment.lab7.test, games.lab7.test</w:t>
@@ -1457,9 +1820,13 @@
           <w:p>
             <w:pPr>
               <w:spacing w:after="0" w:line="240" w:lineRule="auto"/>
+              <w:rPr>
+                <w:rFonts w:hint="default" w:ascii="Times New Roman" w:hAnsi="Times New Roman" w:cs="Times New Roman"/>
+              </w:rPr>
             </w:pPr>
             <w:r>
               <w:rPr>
+                <w:rFonts w:hint="default" w:ascii="Times New Roman" w:hAnsi="Times New Roman" w:cs="Times New Roman"/>
                 <w:sz w:val="20"/>
               </w:rPr>
               <w:t>Chỉ vào được trong schedule LAB7_ENT_60M</w:t>
@@ -1473,12 +1840,16 @@
           <w:p>
             <w:pPr>
               <w:spacing w:after="0" w:line="240" w:lineRule="auto"/>
+              <w:rPr>
+                <w:rFonts w:hint="default" w:ascii="Times New Roman" w:hAnsi="Times New Roman" w:cs="Times New Roman"/>
+              </w:rPr>
             </w:pPr>
             <w:r>
               <w:rPr>
+                <w:rFonts w:hint="default" w:ascii="Times New Roman" w:hAnsi="Times New Roman" w:cs="Times New Roman"/>
                 <w:sz w:val="20"/>
               </w:rPr>
-              <w:t xml:space="preserve">Đạt – 05:10 (ngoài khung) proxy → 172.16.6.30 bị L7-E2 chặn (HTTP 000); 05:15–05:16 (trong khung LAB7_ENT_60M 05:15–06:15) HTTP 200</w:t>
+              <w:t>Đạt – 05:10 (ngoài khung) proxy → 172.16.6.30 bị L7-E2 chặn (HTTP 000); 05:15–05:16 (trong khung LAB7_ENT_60M 05:15–06:15) HTTP 200</w:t>
             </w:r>
           </w:p>
         </w:tc>
@@ -1489,12 +1860,16 @@
           <w:p>
             <w:pPr>
               <w:spacing w:after="0" w:line="240" w:lineRule="auto"/>
+              <w:rPr>
+                <w:rFonts w:hint="default" w:ascii="Times New Roman" w:hAnsi="Times New Roman" w:cs="Times New Roman"/>
+              </w:rPr>
             </w:pPr>
             <w:r>
               <w:rPr>
+                <w:rFonts w:hint="default" w:ascii="Times New Roman" w:hAnsi="Times New Roman" w:cs="Times New Roman"/>
                 <w:sz w:val="20"/>
               </w:rPr>
-              <w:t xml:space="preserve">Hình 26–29, 39</w:t>
+              <w:t>Hình 26–29, 39</w:t>
             </w:r>
           </w:p>
         </w:tc>
@@ -1523,9 +1898,13 @@
           <w:p>
             <w:pPr>
               <w:spacing w:after="0" w:line="240" w:lineRule="auto"/>
+              <w:rPr>
+                <w:rFonts w:hint="default" w:ascii="Times New Roman" w:hAnsi="Times New Roman" w:cs="Times New Roman"/>
+              </w:rPr>
             </w:pPr>
             <w:r>
               <w:rPr>
+                <w:rFonts w:hint="default" w:ascii="Times New Roman" w:hAnsi="Times New Roman" w:cs="Times New Roman"/>
                 <w:sz w:val="20"/>
               </w:rPr>
               <w:t>7. Streaming</w:t>
@@ -1539,9 +1918,13 @@
           <w:p>
             <w:pPr>
               <w:spacing w:after="0" w:line="240" w:lineRule="auto"/>
+              <w:rPr>
+                <w:rFonts w:hint="default" w:ascii="Times New Roman" w:hAnsi="Times New Roman" w:cs="Times New Roman"/>
+              </w:rPr>
             </w:pPr>
             <w:r>
               <w:rPr>
+                <w:rFonts w:hint="default" w:ascii="Times New Roman" w:hAnsi="Times New Roman" w:cs="Times New Roman"/>
                 <w:sz w:val="20"/>
               </w:rPr>
               <w:t>streaming.lab7.test</w:t>
@@ -1555,9 +1938,13 @@
           <w:p>
             <w:pPr>
               <w:spacing w:after="0" w:line="240" w:lineRule="auto"/>
+              <w:rPr>
+                <w:rFonts w:hint="default" w:ascii="Times New Roman" w:hAnsi="Times New Roman" w:cs="Times New Roman"/>
+              </w:rPr>
             </w:pPr>
             <w:r>
               <w:rPr>
+                <w:rFonts w:hint="default" w:ascii="Times New Roman" w:hAnsi="Times New Roman" w:cs="Times New Roman"/>
                 <w:sz w:val="20"/>
               </w:rPr>
               <w:t>Cảnh báo, bypass tạm được</w:t>
@@ -1571,12 +1958,16 @@
           <w:p>
             <w:pPr>
               <w:spacing w:after="0" w:line="240" w:lineRule="auto"/>
+              <w:rPr>
+                <w:rFonts w:hint="default" w:ascii="Times New Roman" w:hAnsi="Times New Roman" w:cs="Times New Roman"/>
+              </w:rPr>
             </w:pPr>
             <w:r>
               <w:rPr>
+                <w:rFonts w:hint="default" w:ascii="Times New Roman" w:hAnsi="Times New Roman" w:cs="Times New Roman"/>
                 <w:sz w:val="20"/>
               </w:rPr>
-              <w:t xml:space="preserve">Đạt – trang cảnh báo + bypass tạm, sau đó vào được Streaming Site</w:t>
+              <w:t>Đạt – trang cảnh báo + bypass tạm, sau đó vào được Streaming Site</w:t>
             </w:r>
           </w:p>
         </w:tc>
@@ -1587,12 +1978,16 @@
           <w:p>
             <w:pPr>
               <w:spacing w:after="0" w:line="240" w:lineRule="auto"/>
+              <w:rPr>
+                <w:rFonts w:hint="default" w:ascii="Times New Roman" w:hAnsi="Times New Roman" w:cs="Times New Roman"/>
+              </w:rPr>
             </w:pPr>
             <w:r>
               <w:rPr>
+                <w:rFonts w:hint="default" w:ascii="Times New Roman" w:hAnsi="Times New Roman" w:cs="Times New Roman"/>
                 <w:sz w:val="20"/>
               </w:rPr>
-              <w:t xml:space="preserve">Hình 30, 31</w:t>
+              <w:t>Hình 30, 31</w:t>
             </w:r>
           </w:p>
         </w:tc>
@@ -1621,9 +2016,13 @@
           <w:p>
             <w:pPr>
               <w:spacing w:after="0" w:line="240" w:lineRule="auto"/>
+              <w:rPr>
+                <w:rFonts w:hint="default" w:ascii="Times New Roman" w:hAnsi="Times New Roman" w:cs="Times New Roman"/>
+              </w:rPr>
             </w:pPr>
             <w:r>
               <w:rPr>
+                <w:rFonts w:hint="default" w:ascii="Times New Roman" w:hAnsi="Times New Roman" w:cs="Times New Roman"/>
                 <w:sz w:val="20"/>
               </w:rPr>
               <w:t>8. Specific game</w:t>
@@ -1637,9 +2036,13 @@
           <w:p>
             <w:pPr>
               <w:spacing w:after="0" w:line="240" w:lineRule="auto"/>
+              <w:rPr>
+                <w:rFonts w:hint="default" w:ascii="Times New Roman" w:hAnsi="Times New Roman" w:cs="Times New Roman"/>
+              </w:rPr>
             </w:pPr>
             <w:r>
               <w:rPr>
+                <w:rFonts w:hint="default" w:ascii="Times New Roman" w:hAnsi="Times New Roman" w:cs="Times New Roman"/>
                 <w:sz w:val="20"/>
               </w:rPr>
               <w:t>blockedgame.lab7.test</w:t>
@@ -1653,9 +2056,13 @@
           <w:p>
             <w:pPr>
               <w:spacing w:after="0" w:line="240" w:lineRule="auto"/>
+              <w:rPr>
+                <w:rFonts w:hint="default" w:ascii="Times New Roman" w:hAnsi="Times New Roman" w:cs="Times New Roman"/>
+              </w:rPr>
             </w:pPr>
             <w:r>
               <w:rPr>
+                <w:rFonts w:hint="default" w:ascii="Times New Roman" w:hAnsi="Times New Roman" w:cs="Times New Roman"/>
                 <w:sz w:val="20"/>
               </w:rPr>
               <w:t>Hard block</w:t>
@@ -1669,12 +2076,16 @@
           <w:p>
             <w:pPr>
               <w:spacing w:after="0" w:line="240" w:lineRule="auto"/>
+              <w:rPr>
+                <w:rFonts w:hint="default" w:ascii="Times New Roman" w:hAnsi="Times New Roman" w:cs="Times New Roman"/>
+              </w:rPr>
             </w:pPr>
             <w:r>
               <w:rPr>
+                <w:rFonts w:hint="default" w:ascii="Times New Roman" w:hAnsi="Times New Roman" w:cs="Times New Roman"/>
                 <w:sz w:val="20"/>
               </w:rPr>
-              <w:t xml:space="preserve">Đạt – “Blocked site: blockedgame.lab7.test”, hard block</w:t>
+              <w:t>Đạt – “Blocked site: blockedgame.lab7.test”, hard block</w:t>
             </w:r>
           </w:p>
         </w:tc>
@@ -1685,12 +2096,16 @@
           <w:p>
             <w:pPr>
               <w:spacing w:after="0" w:line="240" w:lineRule="auto"/>
+              <w:rPr>
+                <w:rFonts w:hint="default" w:ascii="Times New Roman" w:hAnsi="Times New Roman" w:cs="Times New Roman"/>
+              </w:rPr>
             </w:pPr>
             <w:r>
               <w:rPr>
+                <w:rFonts w:hint="default" w:ascii="Times New Roman" w:hAnsi="Times New Roman" w:cs="Times New Roman"/>
                 <w:sz w:val="20"/>
               </w:rPr>
-              <w:t xml:space="preserve">Hình 25</w:t>
+              <w:t>Hình 25</w:t>
             </w:r>
           </w:p>
         </w:tc>
@@ -1719,9 +2134,13 @@
           <w:p>
             <w:pPr>
               <w:spacing w:after="0" w:line="240" w:lineRule="auto"/>
+              <w:rPr>
+                <w:rFonts w:hint="default" w:ascii="Times New Roman" w:hAnsi="Times New Roman" w:cs="Times New Roman"/>
+              </w:rPr>
             </w:pPr>
             <w:r>
               <w:rPr>
+                <w:rFonts w:hint="default" w:ascii="Times New Roman" w:hAnsi="Times New Roman" w:cs="Times New Roman"/>
                 <w:sz w:val="20"/>
               </w:rPr>
               <w:t>9. Antivirus</w:t>
@@ -1735,9 +2154,13 @@
           <w:p>
             <w:pPr>
               <w:spacing w:after="0" w:line="240" w:lineRule="auto"/>
+              <w:rPr>
+                <w:rFonts w:hint="default" w:ascii="Times New Roman" w:hAnsi="Times New Roman" w:cs="Times New Roman"/>
+              </w:rPr>
             </w:pPr>
             <w:r>
               <w:rPr>
+                <w:rFonts w:hint="default" w:ascii="Times New Roman" w:hAnsi="Times New Roman" w:cs="Times New Roman"/>
                 <w:sz w:val="20"/>
               </w:rPr>
               <w:t>download.lab7.test/files/eicar.com.txt</w:t>
@@ -1751,9 +2174,13 @@
           <w:p>
             <w:pPr>
               <w:spacing w:after="0" w:line="240" w:lineRule="auto"/>
+              <w:rPr>
+                <w:rFonts w:hint="default" w:ascii="Times New Roman" w:hAnsi="Times New Roman" w:cs="Times New Roman"/>
+              </w:rPr>
             </w:pPr>
             <w:r>
               <w:rPr>
+                <w:rFonts w:hint="default" w:ascii="Times New Roman" w:hAnsi="Times New Roman" w:cs="Times New Roman"/>
                 <w:sz w:val="20"/>
               </w:rPr>
               <w:t>Bị ClamAV/E2Guardian chặn</w:t>
@@ -1767,12 +2194,16 @@
           <w:p>
             <w:pPr>
               <w:spacing w:after="0" w:line="240" w:lineRule="auto"/>
+              <w:rPr>
+                <w:rFonts w:hint="default" w:ascii="Times New Roman" w:hAnsi="Times New Roman" w:cs="Times New Roman"/>
+              </w:rPr>
             </w:pPr>
             <w:r>
               <w:rPr>
+                <w:rFonts w:hint="default" w:ascii="Times New Roman" w:hAnsi="Times New Roman" w:cs="Times New Roman"/>
                 <w:sz w:val="20"/>
               </w:rPr>
-              <w:t xml:space="preserve">Đạt – “Virus or bad content detected. Eicar-Signature”, log *INFECTED* *DENIED*</w:t>
+              <w:t>Đạt – “Virus or bad content detected. Eicar-Signature”, log *INFECTED* *DENIED*</w:t>
             </w:r>
           </w:p>
         </w:tc>
@@ -1783,12 +2214,16 @@
           <w:p>
             <w:pPr>
               <w:spacing w:after="0" w:line="240" w:lineRule="auto"/>
+              <w:rPr>
+                <w:rFonts w:hint="default" w:ascii="Times New Roman" w:hAnsi="Times New Roman" w:cs="Times New Roman"/>
+              </w:rPr>
             </w:pPr>
             <w:r>
               <w:rPr>
+                <w:rFonts w:hint="default" w:ascii="Times New Roman" w:hAnsi="Times New Roman" w:cs="Times New Roman"/>
                 <w:sz w:val="20"/>
               </w:rPr>
-              <w:t xml:space="preserve">Hình 34, 35, 37</w:t>
+              <w:t>Hình 34, 35, 37</w:t>
             </w:r>
           </w:p>
         </w:tc>
@@ -1817,9 +2252,13 @@
           <w:p>
             <w:pPr>
               <w:spacing w:after="0" w:line="240" w:lineRule="auto"/>
+              <w:rPr>
+                <w:rFonts w:hint="default" w:ascii="Times New Roman" w:hAnsi="Times New Roman" w:cs="Times New Roman"/>
+              </w:rPr>
             </w:pPr>
             <w:r>
               <w:rPr>
+                <w:rFonts w:hint="default" w:ascii="Times New Roman" w:hAnsi="Times New Roman" w:cs="Times New Roman"/>
                 <w:sz w:val="20"/>
               </w:rPr>
               <w:t>10. Size</w:t>
@@ -1833,9 +2272,13 @@
           <w:p>
             <w:pPr>
               <w:spacing w:after="0" w:line="240" w:lineRule="auto"/>
+              <w:rPr>
+                <w:rFonts w:hint="default" w:ascii="Times New Roman" w:hAnsi="Times New Roman" w:cs="Times New Roman"/>
+              </w:rPr>
             </w:pPr>
             <w:r>
               <w:rPr>
+                <w:rFonts w:hint="default" w:ascii="Times New Roman" w:hAnsi="Times New Roman" w:cs="Times New Roman"/>
                 <w:sz w:val="20"/>
               </w:rPr>
               <w:t>download.lab7.test: 100MB.bin, 110MB.bin</w:t>
@@ -1849,9 +2292,13 @@
           <w:p>
             <w:pPr>
               <w:spacing w:after="0" w:line="240" w:lineRule="auto"/>
+              <w:rPr>
+                <w:rFonts w:hint="default" w:ascii="Times New Roman" w:hAnsi="Times New Roman" w:cs="Times New Roman"/>
+              </w:rPr>
             </w:pPr>
             <w:r>
               <w:rPr>
+                <w:rFonts w:hint="default" w:ascii="Times New Roman" w:hAnsi="Times New Roman" w:cs="Times New Roman"/>
                 <w:sz w:val="20"/>
               </w:rPr>
               <w:t>110MB bị từ chối khi bật reply_body_max_size; nếu cả hai tải được thì KHÔNG đạt</w:t>
@@ -1865,12 +2312,16 @@
           <w:p>
             <w:pPr>
               <w:spacing w:after="0" w:line="240" w:lineRule="auto"/>
+              <w:rPr>
+                <w:rFonts w:hint="default" w:ascii="Times New Roman" w:hAnsi="Times New Roman" w:cs="Times New Roman"/>
+              </w:rPr>
             </w:pPr>
             <w:r>
               <w:rPr>
+                <w:rFonts w:hint="default" w:ascii="Times New Roman" w:hAnsi="Times New Roman" w:cs="Times New Roman"/>
                 <w:sz w:val="20"/>
               </w:rPr>
-              <w:t xml:space="preserve">Đạt – 10MB 200, 100MB 200 (104 857 600 B), 110MB 403 TCP_DENIED_REPLY (Squid reply_body_max_size 104857600)</w:t>
+              <w:t>Đạt – 10MB 200, 100MB 200 (104 857 600 B), 110MB 403 TCP_DENIED_REPLY (Squid reply_body_max_size 104857600)</w:t>
             </w:r>
           </w:p>
         </w:tc>
@@ -1881,12 +2332,16 @@
           <w:p>
             <w:pPr>
               <w:spacing w:after="0" w:line="240" w:lineRule="auto"/>
+              <w:rPr>
+                <w:rFonts w:hint="default" w:ascii="Times New Roman" w:hAnsi="Times New Roman" w:cs="Times New Roman"/>
+              </w:rPr>
             </w:pPr>
             <w:r>
               <w:rPr>
+                <w:rFonts w:hint="default" w:ascii="Times New Roman" w:hAnsi="Times New Roman" w:cs="Times New Roman"/>
                 <w:sz w:val="20"/>
               </w:rPr>
-              <w:t xml:space="preserve">Hình 36, 38</w:t>
+              <w:t>Hình 36, 38</w:t>
             </w:r>
           </w:p>
         </w:tc>
@@ -1895,8 +2350,14 @@
     <w:p>
       <w:pPr>
         <w:pStyle w:val="2"/>
+        <w:rPr>
+          <w:rFonts w:hint="default" w:ascii="Times New Roman" w:hAnsi="Times New Roman" w:cs="Times New Roman"/>
+        </w:rPr>
       </w:pPr>
       <w:r>
+        <w:rPr>
+          <w:rFonts w:hint="default" w:ascii="Times New Roman" w:hAnsi="Times New Roman" w:cs="Times New Roman"/>
+        </w:rPr>
         <w:t>3. Firewall rules pfSense</w:t>
       </w:r>
     </w:p>
@@ -1904,21 +2365,29 @@
       <w:pPr>
         <w:spacing w:before="120" w:after="60"/>
         <w:jc w:val="center"/>
+        <w:rPr>
+          <w:rFonts w:hint="default" w:ascii="Times New Roman" w:hAnsi="Times New Roman" w:cs="Times New Roman"/>
+        </w:rPr>
       </w:pPr>
       <w:r>
+        <w:rPr>
+          <w:rFonts w:hint="default" w:ascii="Times New Roman" w:hAnsi="Times New Roman" w:cs="Times New Roman"/>
+        </w:rPr>
         <w:drawing>
           <wp:inline distT="0" distB="0" distL="0" distR="0">
-            <wp:extent cx="5760000" cy="3678021"/>
+            <wp:extent cx="5759450" cy="3677920"/>
+            <wp:effectExtent l="0" t="0" r="1270" b="10160"/>
             <wp:docPr id="905" name="Hinh 905"/>
+            <wp:cNvGraphicFramePr/>
             <a:graphic xmlns:a="http://schemas.openxmlformats.org/drawingml/2006/main">
               <a:graphicData uri="http://schemas.openxmlformats.org/drawingml/2006/picture">
                 <pic:pic xmlns:pic="http://schemas.openxmlformats.org/drawingml/2006/picture">
                   <pic:nvPicPr>
-                    <pic:cNvPr id="905" name="D1_aliases_lab7.png"/>
+                    <pic:cNvPr id="905" name="Hinh 905"/>
                     <pic:cNvPicPr/>
                   </pic:nvPicPr>
                   <pic:blipFill>
-                    <a:blip r:embed="rId305"/>
+                    <a:blip r:embed="rId10"/>
                     <a:stretch>
                       <a:fillRect/>
                     </a:stretch>
@@ -1942,35 +2411,47 @@
     <w:p>
       <w:pPr>
         <w:jc w:val="center"/>
+        <w:rPr>
+          <w:rFonts w:hint="default" w:ascii="Times New Roman" w:hAnsi="Times New Roman" w:cs="Times New Roman"/>
+        </w:rPr>
       </w:pPr>
       <w:r>
         <w:rPr>
+          <w:rFonts w:hint="default" w:ascii="Times New Roman" w:hAnsi="Times New Roman" w:cs="Times New Roman"/>
           <w:b w:val="0"/>
           <w:i/>
           <w:sz w:val="22"/>
         </w:rPr>
-        <w:t xml:space="preserve">Hình 5. Firewall → Aliases: LAB7_CLIENTS (10.6.0.21, 10.6.0.22), LAB7_PROXY (10.6.0.30), WEB_PORTS (80, 443), MAIL_PORTS (25, 465, 587, 110, 995, 143, 993)</w:t>
+        <w:t>Hình 5. Firewall → Aliases: LAB7_CLIENTS (10.6.0.21, 10.6.0.22), LAB7_PROXY (10.6.0.30), WEB_PORTS (80, 443), MAIL_PORTS (25, 465, 587, 110, 995, 143, 993)</w:t>
       </w:r>
     </w:p>
     <w:p>
       <w:pPr>
         <w:spacing w:before="120" w:after="60"/>
         <w:jc w:val="center"/>
+        <w:rPr>
+          <w:rFonts w:hint="default" w:ascii="Times New Roman" w:hAnsi="Times New Roman" w:cs="Times New Roman"/>
+        </w:rPr>
       </w:pPr>
       <w:r>
+        <w:rPr>
+          <w:rFonts w:hint="default" w:ascii="Times New Roman" w:hAnsi="Times New Roman" w:cs="Times New Roman"/>
+        </w:rPr>
         <w:drawing>
           <wp:inline distT="0" distB="0" distL="0" distR="0">
-            <wp:extent cx="5760000" cy="3678021"/>
+            <wp:extent cx="5759450" cy="3677920"/>
+            <wp:effectExtent l="0" t="0" r="1270" b="10160"/>
             <wp:docPr id="906" name="Hinh 906"/>
+            <wp:cNvGraphicFramePr/>
             <a:graphic xmlns:a="http://schemas.openxmlformats.org/drawingml/2006/main">
               <a:graphicData uri="http://schemas.openxmlformats.org/drawingml/2006/picture">
                 <pic:pic xmlns:pic="http://schemas.openxmlformats.org/drawingml/2006/picture">
                   <pic:nvPicPr>
-                    <pic:cNvPr id="906" name="D2_lan_ruleset_lab7_full.png"/>
+                    <pic:cNvPr id="906" name="Hinh 906"/>
                     <pic:cNvPicPr/>
                   </pic:nvPicPr>
                   <pic:blipFill>
-                    <a:blip r:embed="rId306"/>
+                    <a:blip r:embed="rId11"/>
                     <a:stretch>
                       <a:fillRect/>
                     </a:stretch>
@@ -1994,35 +2475,47 @@
     <w:p>
       <w:pPr>
         <w:jc w:val="center"/>
+        <w:rPr>
+          <w:rFonts w:hint="default" w:ascii="Times New Roman" w:hAnsi="Times New Roman" w:cs="Times New Roman"/>
+        </w:rPr>
       </w:pPr>
       <w:r>
         <w:rPr>
+          <w:rFonts w:hint="default" w:ascii="Times New Roman" w:hAnsi="Times New Roman" w:cs="Times New Roman"/>
           <w:b w:val="0"/>
           <w:i/>
           <w:sz w:val="22"/>
         </w:rPr>
-        <w:t xml:space="preserve">Hình 6. Firewall → Rules → LAN: ruleset LAB7 (L7-E1/E2 Entertainment theo schedule, L7-1 DNS → DC01, L7-2 Client → :8080, L7-1b DNS forwarder của DC01, L7-3 mail, L7-4 block direct web, L7-5/6 proxy ra web/DMZ, L7-7 explicit deny); các rule LAB 6 giữ ở trạng thái Disabled</w:t>
+        <w:t>Hình 6. Firewall → Rules → LAN: ruleset LAB7 (L7-E1/E2 Entertainment theo schedule, L7-1 DNS → DC01, L7-2 Client → :8080, L7-1b DNS forwarder của DC01, L7-3 mail, L7-4 block direct web, L7-5/6 proxy ra web/DMZ, L7-7 explicit deny); các rule LAB 6 giữ ở trạng thái Disabled</w:t>
       </w:r>
     </w:p>
     <w:p>
       <w:pPr>
         <w:spacing w:before="120" w:after="60"/>
         <w:jc w:val="center"/>
+        <w:rPr>
+          <w:rFonts w:hint="default" w:ascii="Times New Roman" w:hAnsi="Times New Roman" w:cs="Times New Roman"/>
+        </w:rPr>
       </w:pPr>
       <w:r>
+        <w:rPr>
+          <w:rFonts w:hint="default" w:ascii="Times New Roman" w:hAnsi="Times New Roman" w:cs="Times New Roman"/>
+        </w:rPr>
         <w:drawing>
           <wp:inline distT="0" distB="0" distL="0" distR="0">
-            <wp:extent cx="5760000" cy="3678021"/>
+            <wp:extent cx="5759450" cy="3677920"/>
+            <wp:effectExtent l="0" t="0" r="1270" b="10160"/>
             <wp:docPr id="907" name="Hinh 907"/>
+            <wp:cNvGraphicFramePr/>
             <a:graphic xmlns:a="http://schemas.openxmlformats.org/drawingml/2006/main">
               <a:graphicData uri="http://schemas.openxmlformats.org/drawingml/2006/picture">
                 <pic:pic xmlns:pic="http://schemas.openxmlformats.org/drawingml/2006/picture">
                   <pic:nvPicPr>
-                    <pic:cNvPr id="907" name="E3_schedule_lab7_ent_60m.png"/>
+                    <pic:cNvPr id="907" name="Hinh 907"/>
                     <pic:cNvPicPr/>
                   </pic:nvPicPr>
                   <pic:blipFill>
-                    <a:blip r:embed="rId307"/>
+                    <a:blip r:embed="rId12"/>
                     <a:stretch>
                       <a:fillRect/>
                     </a:stretch>
@@ -2046,14 +2539,18 @@
     <w:p>
       <w:pPr>
         <w:jc w:val="center"/>
+        <w:rPr>
+          <w:rFonts w:hint="default" w:ascii="Times New Roman" w:hAnsi="Times New Roman" w:cs="Times New Roman"/>
+        </w:rPr>
       </w:pPr>
       <w:r>
         <w:rPr>
+          <w:rFonts w:hint="default" w:ascii="Times New Roman" w:hAnsi="Times New Roman" w:cs="Times New Roman"/>
           <w:b w:val="0"/>
           <w:i/>
           <w:sz w:val="22"/>
         </w:rPr>
-        <w:t xml:space="preserve">Hình 7. Firewall → Schedules: LAB7_ENT_60M – Mon–Fri 05:15–06:15 (đúng 60 phút, khung thực hành)</w:t>
+        <w:t>Hình 7. Firewall → Schedules: LAB7_ENT_60M – Mon–Fri 05:15–06:15 (đúng 60 phút, khung thực hành)</w:t>
       </w:r>
     </w:p>
     <w:tbl>
@@ -2069,6 +2566,7 @@
           <w:insideH w:val="single" w:color="auto" w:sz="4" w:space="0"/>
           <w:insideV w:val="single" w:color="auto" w:sz="4" w:space="0"/>
         </w:tblBorders>
+        <w:shd w:val="clear" w:color="auto" w:fill="auto"/>
         <w:tblLayout w:type="autofit"/>
         <w:tblCellMar>
           <w:top w:w="0" w:type="dxa"/>
@@ -2095,6 +2593,7 @@
             <w:insideH w:val="single" w:color="auto" w:sz="4" w:space="0"/>
             <w:insideV w:val="single" w:color="auto" w:sz="4" w:space="0"/>
           </w:tblBorders>
+          <w:shd w:val="clear" w:color="auto" w:fill="auto"/>
           <w:tblCellMar>
             <w:top w:w="0" w:type="dxa"/>
             <w:left w:w="108" w:type="dxa"/>
@@ -2105,14 +2604,18 @@
         <w:tc>
           <w:tcPr>
             <w:tcW w:w="1587" w:type="dxa"/>
-            <w:shd w:val="clear" w:color="auto" w:fill="D9E2F3"/>
+            <w:shd w:val="clear" w:color="auto" w:fill="auto"/>
           </w:tcPr>
           <w:p>
             <w:pPr>
               <w:spacing w:after="0" w:line="240" w:lineRule="auto"/>
+              <w:rPr>
+                <w:rFonts w:hint="default" w:ascii="Times New Roman" w:hAnsi="Times New Roman" w:cs="Times New Roman"/>
+              </w:rPr>
             </w:pPr>
             <w:r>
               <w:rPr>
+                <w:rFonts w:hint="default" w:ascii="Times New Roman" w:hAnsi="Times New Roman" w:cs="Times New Roman"/>
                 <w:b/>
                 <w:sz w:val="20"/>
               </w:rPr>
@@ -2123,14 +2626,18 @@
         <w:tc>
           <w:tcPr>
             <w:tcW w:w="1587" w:type="dxa"/>
-            <w:shd w:val="clear" w:color="auto" w:fill="D9E2F3"/>
+            <w:shd w:val="clear" w:color="auto" w:fill="auto"/>
           </w:tcPr>
           <w:p>
             <w:pPr>
               <w:spacing w:after="0" w:line="240" w:lineRule="auto"/>
+              <w:rPr>
+                <w:rFonts w:hint="default" w:ascii="Times New Roman" w:hAnsi="Times New Roman" w:cs="Times New Roman"/>
+              </w:rPr>
             </w:pPr>
             <w:r>
               <w:rPr>
+                <w:rFonts w:hint="default" w:ascii="Times New Roman" w:hAnsi="Times New Roman" w:cs="Times New Roman"/>
                 <w:b/>
                 <w:sz w:val="20"/>
               </w:rPr>
@@ -2141,14 +2648,18 @@
         <w:tc>
           <w:tcPr>
             <w:tcW w:w="1587" w:type="dxa"/>
-            <w:shd w:val="clear" w:color="auto" w:fill="D9E2F3"/>
+            <w:shd w:val="clear" w:color="auto" w:fill="auto"/>
           </w:tcPr>
           <w:p>
             <w:pPr>
               <w:spacing w:after="0" w:line="240" w:lineRule="auto"/>
+              <w:rPr>
+                <w:rFonts w:hint="default" w:ascii="Times New Roman" w:hAnsi="Times New Roman" w:cs="Times New Roman"/>
+              </w:rPr>
             </w:pPr>
             <w:r>
               <w:rPr>
+                <w:rFonts w:hint="default" w:ascii="Times New Roman" w:hAnsi="Times New Roman" w:cs="Times New Roman"/>
                 <w:b/>
                 <w:sz w:val="20"/>
               </w:rPr>
@@ -2159,14 +2670,18 @@
         <w:tc>
           <w:tcPr>
             <w:tcW w:w="1587" w:type="dxa"/>
-            <w:shd w:val="clear" w:color="auto" w:fill="D9E2F3"/>
+            <w:shd w:val="clear" w:color="auto" w:fill="auto"/>
           </w:tcPr>
           <w:p>
             <w:pPr>
               <w:spacing w:after="0" w:line="240" w:lineRule="auto"/>
+              <w:rPr>
+                <w:rFonts w:hint="default" w:ascii="Times New Roman" w:hAnsi="Times New Roman" w:cs="Times New Roman"/>
+              </w:rPr>
             </w:pPr>
             <w:r>
               <w:rPr>
+                <w:rFonts w:hint="default" w:ascii="Times New Roman" w:hAnsi="Times New Roman" w:cs="Times New Roman"/>
                 <w:b/>
                 <w:sz w:val="20"/>
               </w:rPr>
@@ -2177,14 +2692,18 @@
         <w:tc>
           <w:tcPr>
             <w:tcW w:w="1587" w:type="dxa"/>
-            <w:shd w:val="clear" w:color="auto" w:fill="D9E2F3"/>
+            <w:shd w:val="clear" w:color="auto" w:fill="auto"/>
           </w:tcPr>
           <w:p>
             <w:pPr>
               <w:spacing w:after="0" w:line="240" w:lineRule="auto"/>
+              <w:rPr>
+                <w:rFonts w:hint="default" w:ascii="Times New Roman" w:hAnsi="Times New Roman" w:cs="Times New Roman"/>
+              </w:rPr>
             </w:pPr>
             <w:r>
               <w:rPr>
+                <w:rFonts w:hint="default" w:ascii="Times New Roman" w:hAnsi="Times New Roman" w:cs="Times New Roman"/>
                 <w:b/>
                 <w:sz w:val="20"/>
               </w:rPr>
@@ -2195,14 +2714,18 @@
         <w:tc>
           <w:tcPr>
             <w:tcW w:w="1587" w:type="dxa"/>
-            <w:shd w:val="clear" w:color="auto" w:fill="D9E2F3"/>
+            <w:shd w:val="clear" w:color="auto" w:fill="auto"/>
           </w:tcPr>
           <w:p>
             <w:pPr>
               <w:spacing w:after="0" w:line="240" w:lineRule="auto"/>
+              <w:rPr>
+                <w:rFonts w:hint="default" w:ascii="Times New Roman" w:hAnsi="Times New Roman" w:cs="Times New Roman"/>
+              </w:rPr>
             </w:pPr>
             <w:r>
               <w:rPr>
+                <w:rFonts w:hint="default" w:ascii="Times New Roman" w:hAnsi="Times New Roman" w:cs="Times New Roman"/>
                 <w:b/>
                 <w:sz w:val="20"/>
               </w:rPr>
@@ -2221,6 +2744,7 @@
             <w:insideH w:val="single" w:color="auto" w:sz="4" w:space="0"/>
             <w:insideV w:val="single" w:color="auto" w:sz="4" w:space="0"/>
           </w:tblBorders>
+          <w:shd w:val="clear" w:color="auto" w:fill="auto"/>
           <w:tblCellMar>
             <w:top w:w="0" w:type="dxa"/>
             <w:left w:w="108" w:type="dxa"/>
@@ -2231,13 +2755,18 @@
         <w:tc>
           <w:tcPr>
             <w:tcW w:w="1587" w:type="dxa"/>
+            <w:shd w:val="clear" w:color="auto" w:fill="auto"/>
           </w:tcPr>
           <w:p>
             <w:pPr>
               <w:spacing w:after="0" w:line="240" w:lineRule="auto"/>
+              <w:rPr>
+                <w:rFonts w:hint="default" w:ascii="Times New Roman" w:hAnsi="Times New Roman" w:cs="Times New Roman"/>
+              </w:rPr>
             </w:pPr>
             <w:r>
               <w:rPr>
+                <w:rFonts w:hint="default" w:ascii="Times New Roman" w:hAnsi="Times New Roman" w:cs="Times New Roman"/>
                 <w:b w:val="0"/>
                 <w:sz w:val="20"/>
               </w:rPr>
@@ -2248,13 +2777,18 @@
         <w:tc>
           <w:tcPr>
             <w:tcW w:w="1587" w:type="dxa"/>
+            <w:shd w:val="clear" w:color="auto" w:fill="auto"/>
           </w:tcPr>
           <w:p>
             <w:pPr>
               <w:spacing w:after="0" w:line="240" w:lineRule="auto"/>
+              <w:rPr>
+                <w:rFonts w:hint="default" w:ascii="Times New Roman" w:hAnsi="Times New Roman" w:cs="Times New Roman"/>
+              </w:rPr>
             </w:pPr>
             <w:r>
               <w:rPr>
+                <w:rFonts w:hint="default" w:ascii="Times New Roman" w:hAnsi="Times New Roman" w:cs="Times New Roman"/>
                 <w:b w:val="0"/>
                 <w:sz w:val="20"/>
               </w:rPr>
@@ -2265,13 +2799,18 @@
         <w:tc>
           <w:tcPr>
             <w:tcW w:w="1587" w:type="dxa"/>
+            <w:shd w:val="clear" w:color="auto" w:fill="auto"/>
           </w:tcPr>
           <w:p>
             <w:pPr>
               <w:spacing w:after="0" w:line="240" w:lineRule="auto"/>
+              <w:rPr>
+                <w:rFonts w:hint="default" w:ascii="Times New Roman" w:hAnsi="Times New Roman" w:cs="Times New Roman"/>
+              </w:rPr>
             </w:pPr>
             <w:r>
               <w:rPr>
+                <w:rFonts w:hint="default" w:ascii="Times New Roman" w:hAnsi="Times New Roman" w:cs="Times New Roman"/>
                 <w:b w:val="0"/>
                 <w:sz w:val="20"/>
               </w:rPr>
@@ -2282,13 +2821,18 @@
         <w:tc>
           <w:tcPr>
             <w:tcW w:w="1587" w:type="dxa"/>
+            <w:shd w:val="clear" w:color="auto" w:fill="auto"/>
           </w:tcPr>
           <w:p>
             <w:pPr>
               <w:spacing w:after="0" w:line="240" w:lineRule="auto"/>
+              <w:rPr>
+                <w:rFonts w:hint="default" w:ascii="Times New Roman" w:hAnsi="Times New Roman" w:cs="Times New Roman"/>
+              </w:rPr>
             </w:pPr>
             <w:r>
               <w:rPr>
+                <w:rFonts w:hint="default" w:ascii="Times New Roman" w:hAnsi="Times New Roman" w:cs="Times New Roman"/>
                 <w:b w:val="0"/>
                 <w:sz w:val="20"/>
               </w:rPr>
@@ -2299,13 +2843,18 @@
         <w:tc>
           <w:tcPr>
             <w:tcW w:w="1587" w:type="dxa"/>
+            <w:shd w:val="clear" w:color="auto" w:fill="auto"/>
           </w:tcPr>
           <w:p>
             <w:pPr>
               <w:spacing w:after="0" w:line="240" w:lineRule="auto"/>
+              <w:rPr>
+                <w:rFonts w:hint="default" w:ascii="Times New Roman" w:hAnsi="Times New Roman" w:cs="Times New Roman"/>
+              </w:rPr>
             </w:pPr>
             <w:r>
               <w:rPr>
+                <w:rFonts w:hint="default" w:ascii="Times New Roman" w:hAnsi="Times New Roman" w:cs="Times New Roman"/>
                 <w:b w:val="0"/>
                 <w:sz w:val="20"/>
               </w:rPr>
@@ -2316,13 +2865,18 @@
         <w:tc>
           <w:tcPr>
             <w:tcW w:w="1587" w:type="dxa"/>
+            <w:shd w:val="clear" w:color="auto" w:fill="auto"/>
           </w:tcPr>
           <w:p>
             <w:pPr>
               <w:spacing w:after="0" w:line="240" w:lineRule="auto"/>
+              <w:rPr>
+                <w:rFonts w:hint="default" w:ascii="Times New Roman" w:hAnsi="Times New Roman" w:cs="Times New Roman"/>
+              </w:rPr>
             </w:pPr>
             <w:r>
               <w:rPr>
+                <w:rFonts w:hint="default" w:ascii="Times New Roman" w:hAnsi="Times New Roman" w:cs="Times New Roman"/>
                 <w:b w:val="0"/>
                 <w:sz w:val="20"/>
               </w:rPr>
@@ -2341,6 +2895,7 @@
             <w:insideH w:val="single" w:color="auto" w:sz="4" w:space="0"/>
             <w:insideV w:val="single" w:color="auto" w:sz="4" w:space="0"/>
           </w:tblBorders>
+          <w:shd w:val="clear" w:color="auto" w:fill="auto"/>
           <w:tblCellMar>
             <w:top w:w="0" w:type="dxa"/>
             <w:left w:w="108" w:type="dxa"/>
@@ -2351,13 +2906,18 @@
         <w:tc>
           <w:tcPr>
             <w:tcW w:w="1587" w:type="dxa"/>
+            <w:shd w:val="clear" w:color="auto" w:fill="auto"/>
           </w:tcPr>
           <w:p>
             <w:pPr>
               <w:spacing w:after="0" w:line="240" w:lineRule="auto"/>
+              <w:rPr>
+                <w:rFonts w:hint="default" w:ascii="Times New Roman" w:hAnsi="Times New Roman" w:cs="Times New Roman"/>
+              </w:rPr>
             </w:pPr>
             <w:r>
               <w:rPr>
+                <w:rFonts w:hint="default" w:ascii="Times New Roman" w:hAnsi="Times New Roman" w:cs="Times New Roman"/>
                 <w:b w:val="0"/>
                 <w:sz w:val="20"/>
               </w:rPr>
@@ -2368,13 +2928,18 @@
         <w:tc>
           <w:tcPr>
             <w:tcW w:w="1587" w:type="dxa"/>
+            <w:shd w:val="clear" w:color="auto" w:fill="auto"/>
           </w:tcPr>
           <w:p>
             <w:pPr>
               <w:spacing w:after="0" w:line="240" w:lineRule="auto"/>
+              <w:rPr>
+                <w:rFonts w:hint="default" w:ascii="Times New Roman" w:hAnsi="Times New Roman" w:cs="Times New Roman"/>
+              </w:rPr>
             </w:pPr>
             <w:r>
               <w:rPr>
+                <w:rFonts w:hint="default" w:ascii="Times New Roman" w:hAnsi="Times New Roman" w:cs="Times New Roman"/>
                 <w:b w:val="0"/>
                 <w:sz w:val="20"/>
               </w:rPr>
@@ -2385,13 +2950,18 @@
         <w:tc>
           <w:tcPr>
             <w:tcW w:w="1587" w:type="dxa"/>
+            <w:shd w:val="clear" w:color="auto" w:fill="auto"/>
           </w:tcPr>
           <w:p>
             <w:pPr>
               <w:spacing w:after="0" w:line="240" w:lineRule="auto"/>
+              <w:rPr>
+                <w:rFonts w:hint="default" w:ascii="Times New Roman" w:hAnsi="Times New Roman" w:cs="Times New Roman"/>
+              </w:rPr>
             </w:pPr>
             <w:r>
               <w:rPr>
+                <w:rFonts w:hint="default" w:ascii="Times New Roman" w:hAnsi="Times New Roman" w:cs="Times New Roman"/>
                 <w:b w:val="0"/>
                 <w:sz w:val="20"/>
               </w:rPr>
@@ -2402,13 +2972,18 @@
         <w:tc>
           <w:tcPr>
             <w:tcW w:w="1587" w:type="dxa"/>
+            <w:shd w:val="clear" w:color="auto" w:fill="auto"/>
           </w:tcPr>
           <w:p>
             <w:pPr>
               <w:spacing w:after="0" w:line="240" w:lineRule="auto"/>
+              <w:rPr>
+                <w:rFonts w:hint="default" w:ascii="Times New Roman" w:hAnsi="Times New Roman" w:cs="Times New Roman"/>
+              </w:rPr>
             </w:pPr>
             <w:r>
               <w:rPr>
+                <w:rFonts w:hint="default" w:ascii="Times New Roman" w:hAnsi="Times New Roman" w:cs="Times New Roman"/>
                 <w:b w:val="0"/>
                 <w:sz w:val="20"/>
               </w:rPr>
@@ -2419,13 +2994,18 @@
         <w:tc>
           <w:tcPr>
             <w:tcW w:w="1587" w:type="dxa"/>
+            <w:shd w:val="clear" w:color="auto" w:fill="auto"/>
           </w:tcPr>
           <w:p>
             <w:pPr>
               <w:spacing w:after="0" w:line="240" w:lineRule="auto"/>
+              <w:rPr>
+                <w:rFonts w:hint="default" w:ascii="Times New Roman" w:hAnsi="Times New Roman" w:cs="Times New Roman"/>
+              </w:rPr>
             </w:pPr>
             <w:r>
               <w:rPr>
+                <w:rFonts w:hint="default" w:ascii="Times New Roman" w:hAnsi="Times New Roman" w:cs="Times New Roman"/>
                 <w:b w:val="0"/>
                 <w:sz w:val="20"/>
               </w:rPr>
@@ -2436,13 +3016,18 @@
         <w:tc>
           <w:tcPr>
             <w:tcW w:w="1587" w:type="dxa"/>
+            <w:shd w:val="clear" w:color="auto" w:fill="auto"/>
           </w:tcPr>
           <w:p>
             <w:pPr>
               <w:spacing w:after="0" w:line="240" w:lineRule="auto"/>
+              <w:rPr>
+                <w:rFonts w:hint="default" w:ascii="Times New Roman" w:hAnsi="Times New Roman" w:cs="Times New Roman"/>
+              </w:rPr>
             </w:pPr>
             <w:r>
               <w:rPr>
+                <w:rFonts w:hint="default" w:ascii="Times New Roman" w:hAnsi="Times New Roman" w:cs="Times New Roman"/>
                 <w:b w:val="0"/>
                 <w:sz w:val="20"/>
               </w:rPr>
@@ -2461,6 +3046,7 @@
             <w:insideH w:val="single" w:color="auto" w:sz="4" w:space="0"/>
             <w:insideV w:val="single" w:color="auto" w:sz="4" w:space="0"/>
           </w:tblBorders>
+          <w:shd w:val="clear" w:color="auto" w:fill="auto"/>
           <w:tblCellMar>
             <w:top w:w="0" w:type="dxa"/>
             <w:left w:w="108" w:type="dxa"/>
@@ -2471,13 +3057,18 @@
         <w:tc>
           <w:tcPr>
             <w:tcW w:w="1587" w:type="dxa"/>
+            <w:shd w:val="clear" w:color="auto" w:fill="auto"/>
           </w:tcPr>
           <w:p>
             <w:pPr>
               <w:spacing w:after="0" w:line="240" w:lineRule="auto"/>
+              <w:rPr>
+                <w:rFonts w:hint="default" w:ascii="Times New Roman" w:hAnsi="Times New Roman" w:cs="Times New Roman"/>
+              </w:rPr>
             </w:pPr>
             <w:r>
               <w:rPr>
+                <w:rFonts w:hint="default" w:ascii="Times New Roman" w:hAnsi="Times New Roman" w:cs="Times New Roman"/>
                 <w:b w:val="0"/>
                 <w:sz w:val="20"/>
               </w:rPr>
@@ -2488,13 +3079,18 @@
         <w:tc>
           <w:tcPr>
             <w:tcW w:w="1587" w:type="dxa"/>
+            <w:shd w:val="clear" w:color="auto" w:fill="auto"/>
           </w:tcPr>
           <w:p>
             <w:pPr>
               <w:spacing w:after="0" w:line="240" w:lineRule="auto"/>
+              <w:rPr>
+                <w:rFonts w:hint="default" w:ascii="Times New Roman" w:hAnsi="Times New Roman" w:cs="Times New Roman"/>
+              </w:rPr>
             </w:pPr>
             <w:r>
               <w:rPr>
+                <w:rFonts w:hint="default" w:ascii="Times New Roman" w:hAnsi="Times New Roman" w:cs="Times New Roman"/>
                 <w:b w:val="0"/>
                 <w:sz w:val="20"/>
               </w:rPr>
@@ -2505,13 +3101,18 @@
         <w:tc>
           <w:tcPr>
             <w:tcW w:w="1587" w:type="dxa"/>
+            <w:shd w:val="clear" w:color="auto" w:fill="auto"/>
           </w:tcPr>
           <w:p>
             <w:pPr>
               <w:spacing w:after="0" w:line="240" w:lineRule="auto"/>
+              <w:rPr>
+                <w:rFonts w:hint="default" w:ascii="Times New Roman" w:hAnsi="Times New Roman" w:cs="Times New Roman"/>
+              </w:rPr>
             </w:pPr>
             <w:r>
               <w:rPr>
+                <w:rFonts w:hint="default" w:ascii="Times New Roman" w:hAnsi="Times New Roman" w:cs="Times New Roman"/>
                 <w:b w:val="0"/>
                 <w:sz w:val="20"/>
               </w:rPr>
@@ -2522,13 +3123,18 @@
         <w:tc>
           <w:tcPr>
             <w:tcW w:w="1587" w:type="dxa"/>
+            <w:shd w:val="clear" w:color="auto" w:fill="auto"/>
           </w:tcPr>
           <w:p>
             <w:pPr>
               <w:spacing w:after="0" w:line="240" w:lineRule="auto"/>
+              <w:rPr>
+                <w:rFonts w:hint="default" w:ascii="Times New Roman" w:hAnsi="Times New Roman" w:cs="Times New Roman"/>
+              </w:rPr>
             </w:pPr>
             <w:r>
               <w:rPr>
+                <w:rFonts w:hint="default" w:ascii="Times New Roman" w:hAnsi="Times New Roman" w:cs="Times New Roman"/>
                 <w:b w:val="0"/>
                 <w:sz w:val="20"/>
               </w:rPr>
@@ -2539,13 +3145,18 @@
         <w:tc>
           <w:tcPr>
             <w:tcW w:w="1587" w:type="dxa"/>
+            <w:shd w:val="clear" w:color="auto" w:fill="auto"/>
           </w:tcPr>
           <w:p>
             <w:pPr>
               <w:spacing w:after="0" w:line="240" w:lineRule="auto"/>
+              <w:rPr>
+                <w:rFonts w:hint="default" w:ascii="Times New Roman" w:hAnsi="Times New Roman" w:cs="Times New Roman"/>
+              </w:rPr>
             </w:pPr>
             <w:r>
               <w:rPr>
+                <w:rFonts w:hint="default" w:ascii="Times New Roman" w:hAnsi="Times New Roman" w:cs="Times New Roman"/>
                 <w:b w:val="0"/>
                 <w:sz w:val="20"/>
               </w:rPr>
@@ -2556,13 +3167,18 @@
         <w:tc>
           <w:tcPr>
             <w:tcW w:w="1587" w:type="dxa"/>
+            <w:shd w:val="clear" w:color="auto" w:fill="auto"/>
           </w:tcPr>
           <w:p>
             <w:pPr>
               <w:spacing w:after="0" w:line="240" w:lineRule="auto"/>
+              <w:rPr>
+                <w:rFonts w:hint="default" w:ascii="Times New Roman" w:hAnsi="Times New Roman" w:cs="Times New Roman"/>
+              </w:rPr>
             </w:pPr>
             <w:r>
               <w:rPr>
+                <w:rFonts w:hint="default" w:ascii="Times New Roman" w:hAnsi="Times New Roman" w:cs="Times New Roman"/>
                 <w:b w:val="0"/>
                 <w:sz w:val="20"/>
               </w:rPr>
@@ -2581,6 +3197,7 @@
             <w:insideH w:val="single" w:color="auto" w:sz="4" w:space="0"/>
             <w:insideV w:val="single" w:color="auto" w:sz="4" w:space="0"/>
           </w:tblBorders>
+          <w:shd w:val="clear" w:color="auto" w:fill="auto"/>
           <w:tblCellMar>
             <w:top w:w="0" w:type="dxa"/>
             <w:left w:w="108" w:type="dxa"/>
@@ -2591,13 +3208,18 @@
         <w:tc>
           <w:tcPr>
             <w:tcW w:w="1587" w:type="dxa"/>
+            <w:shd w:val="clear" w:color="auto" w:fill="auto"/>
           </w:tcPr>
           <w:p>
             <w:pPr>
               <w:spacing w:after="0" w:line="240" w:lineRule="auto"/>
+              <w:rPr>
+                <w:rFonts w:hint="default" w:ascii="Times New Roman" w:hAnsi="Times New Roman" w:cs="Times New Roman"/>
+              </w:rPr>
             </w:pPr>
             <w:r>
               <w:rPr>
+                <w:rFonts w:hint="default" w:ascii="Times New Roman" w:hAnsi="Times New Roman" w:cs="Times New Roman"/>
                 <w:b w:val="0"/>
                 <w:sz w:val="20"/>
               </w:rPr>
@@ -2608,13 +3230,18 @@
         <w:tc>
           <w:tcPr>
             <w:tcW w:w="1587" w:type="dxa"/>
+            <w:shd w:val="clear" w:color="auto" w:fill="auto"/>
           </w:tcPr>
           <w:p>
             <w:pPr>
               <w:spacing w:after="0" w:line="240" w:lineRule="auto"/>
+              <w:rPr>
+                <w:rFonts w:hint="default" w:ascii="Times New Roman" w:hAnsi="Times New Roman" w:cs="Times New Roman"/>
+              </w:rPr>
             </w:pPr>
             <w:r>
               <w:rPr>
+                <w:rFonts w:hint="default" w:ascii="Times New Roman" w:hAnsi="Times New Roman" w:cs="Times New Roman"/>
                 <w:b w:val="0"/>
                 <w:sz w:val="20"/>
               </w:rPr>
@@ -2625,13 +3252,18 @@
         <w:tc>
           <w:tcPr>
             <w:tcW w:w="1587" w:type="dxa"/>
+            <w:shd w:val="clear" w:color="auto" w:fill="auto"/>
           </w:tcPr>
           <w:p>
             <w:pPr>
               <w:spacing w:after="0" w:line="240" w:lineRule="auto"/>
+              <w:rPr>
+                <w:rFonts w:hint="default" w:ascii="Times New Roman" w:hAnsi="Times New Roman" w:cs="Times New Roman"/>
+              </w:rPr>
             </w:pPr>
             <w:r>
               <w:rPr>
+                <w:rFonts w:hint="default" w:ascii="Times New Roman" w:hAnsi="Times New Roman" w:cs="Times New Roman"/>
                 <w:b w:val="0"/>
                 <w:sz w:val="20"/>
               </w:rPr>
@@ -2642,13 +3274,18 @@
         <w:tc>
           <w:tcPr>
             <w:tcW w:w="1587" w:type="dxa"/>
+            <w:shd w:val="clear" w:color="auto" w:fill="auto"/>
           </w:tcPr>
           <w:p>
             <w:pPr>
               <w:spacing w:after="0" w:line="240" w:lineRule="auto"/>
+              <w:rPr>
+                <w:rFonts w:hint="default" w:ascii="Times New Roman" w:hAnsi="Times New Roman" w:cs="Times New Roman"/>
+              </w:rPr>
             </w:pPr>
             <w:r>
               <w:rPr>
+                <w:rFonts w:hint="default" w:ascii="Times New Roman" w:hAnsi="Times New Roman" w:cs="Times New Roman"/>
                 <w:b w:val="0"/>
                 <w:sz w:val="20"/>
               </w:rPr>
@@ -2659,13 +3296,18 @@
         <w:tc>
           <w:tcPr>
             <w:tcW w:w="1587" w:type="dxa"/>
+            <w:shd w:val="clear" w:color="auto" w:fill="auto"/>
           </w:tcPr>
           <w:p>
             <w:pPr>
               <w:spacing w:after="0" w:line="240" w:lineRule="auto"/>
+              <w:rPr>
+                <w:rFonts w:hint="default" w:ascii="Times New Roman" w:hAnsi="Times New Roman" w:cs="Times New Roman"/>
+              </w:rPr>
             </w:pPr>
             <w:r>
               <w:rPr>
+                <w:rFonts w:hint="default" w:ascii="Times New Roman" w:hAnsi="Times New Roman" w:cs="Times New Roman"/>
                 <w:b w:val="0"/>
                 <w:sz w:val="20"/>
               </w:rPr>
@@ -2676,13 +3318,18 @@
         <w:tc>
           <w:tcPr>
             <w:tcW w:w="1587" w:type="dxa"/>
+            <w:shd w:val="clear" w:color="auto" w:fill="auto"/>
           </w:tcPr>
           <w:p>
             <w:pPr>
               <w:spacing w:after="0" w:line="240" w:lineRule="auto"/>
+              <w:rPr>
+                <w:rFonts w:hint="default" w:ascii="Times New Roman" w:hAnsi="Times New Roman" w:cs="Times New Roman"/>
+              </w:rPr>
             </w:pPr>
             <w:r>
               <w:rPr>
+                <w:rFonts w:hint="default" w:ascii="Times New Roman" w:hAnsi="Times New Roman" w:cs="Times New Roman"/>
                 <w:b w:val="0"/>
                 <w:sz w:val="20"/>
               </w:rPr>
@@ -2701,6 +3348,7 @@
             <w:insideH w:val="single" w:color="auto" w:sz="4" w:space="0"/>
             <w:insideV w:val="single" w:color="auto" w:sz="4" w:space="0"/>
           </w:tblBorders>
+          <w:shd w:val="clear" w:color="auto" w:fill="auto"/>
           <w:tblCellMar>
             <w:top w:w="0" w:type="dxa"/>
             <w:left w:w="108" w:type="dxa"/>
@@ -2711,13 +3359,18 @@
         <w:tc>
           <w:tcPr>
             <w:tcW w:w="1587" w:type="dxa"/>
+            <w:shd w:val="clear" w:color="auto" w:fill="auto"/>
           </w:tcPr>
           <w:p>
             <w:pPr>
               <w:spacing w:after="0" w:line="240" w:lineRule="auto"/>
+              <w:rPr>
+                <w:rFonts w:hint="default" w:ascii="Times New Roman" w:hAnsi="Times New Roman" w:cs="Times New Roman"/>
+              </w:rPr>
             </w:pPr>
             <w:r>
               <w:rPr>
+                <w:rFonts w:hint="default" w:ascii="Times New Roman" w:hAnsi="Times New Roman" w:cs="Times New Roman"/>
                 <w:b w:val="0"/>
                 <w:sz w:val="20"/>
               </w:rPr>
@@ -2728,13 +3381,18 @@
         <w:tc>
           <w:tcPr>
             <w:tcW w:w="1587" w:type="dxa"/>
+            <w:shd w:val="clear" w:color="auto" w:fill="auto"/>
           </w:tcPr>
           <w:p>
             <w:pPr>
               <w:spacing w:after="0" w:line="240" w:lineRule="auto"/>
+              <w:rPr>
+                <w:rFonts w:hint="default" w:ascii="Times New Roman" w:hAnsi="Times New Roman" w:cs="Times New Roman"/>
+              </w:rPr>
             </w:pPr>
             <w:r>
               <w:rPr>
+                <w:rFonts w:hint="default" w:ascii="Times New Roman" w:hAnsi="Times New Roman" w:cs="Times New Roman"/>
                 <w:b w:val="0"/>
                 <w:sz w:val="20"/>
               </w:rPr>
@@ -2745,13 +3403,18 @@
         <w:tc>
           <w:tcPr>
             <w:tcW w:w="1587" w:type="dxa"/>
+            <w:shd w:val="clear" w:color="auto" w:fill="auto"/>
           </w:tcPr>
           <w:p>
             <w:pPr>
               <w:spacing w:after="0" w:line="240" w:lineRule="auto"/>
+              <w:rPr>
+                <w:rFonts w:hint="default" w:ascii="Times New Roman" w:hAnsi="Times New Roman" w:cs="Times New Roman"/>
+              </w:rPr>
             </w:pPr>
             <w:r>
               <w:rPr>
+                <w:rFonts w:hint="default" w:ascii="Times New Roman" w:hAnsi="Times New Roman" w:cs="Times New Roman"/>
                 <w:b w:val="0"/>
                 <w:sz w:val="20"/>
               </w:rPr>
@@ -2762,13 +3425,18 @@
         <w:tc>
           <w:tcPr>
             <w:tcW w:w="1587" w:type="dxa"/>
+            <w:shd w:val="clear" w:color="auto" w:fill="auto"/>
           </w:tcPr>
           <w:p>
             <w:pPr>
               <w:spacing w:after="0" w:line="240" w:lineRule="auto"/>
+              <w:rPr>
+                <w:rFonts w:hint="default" w:ascii="Times New Roman" w:hAnsi="Times New Roman" w:cs="Times New Roman"/>
+              </w:rPr>
             </w:pPr>
             <w:r>
               <w:rPr>
+                <w:rFonts w:hint="default" w:ascii="Times New Roman" w:hAnsi="Times New Roman" w:cs="Times New Roman"/>
                 <w:b w:val="0"/>
                 <w:sz w:val="20"/>
               </w:rPr>
@@ -2779,13 +3447,18 @@
         <w:tc>
           <w:tcPr>
             <w:tcW w:w="1587" w:type="dxa"/>
+            <w:shd w:val="clear" w:color="auto" w:fill="auto"/>
           </w:tcPr>
           <w:p>
             <w:pPr>
               <w:spacing w:after="0" w:line="240" w:lineRule="auto"/>
+              <w:rPr>
+                <w:rFonts w:hint="default" w:ascii="Times New Roman" w:hAnsi="Times New Roman" w:cs="Times New Roman"/>
+              </w:rPr>
             </w:pPr>
             <w:r>
               <w:rPr>
+                <w:rFonts w:hint="default" w:ascii="Times New Roman" w:hAnsi="Times New Roman" w:cs="Times New Roman"/>
                 <w:b w:val="0"/>
                 <w:sz w:val="20"/>
               </w:rPr>
@@ -2796,13 +3469,18 @@
         <w:tc>
           <w:tcPr>
             <w:tcW w:w="1587" w:type="dxa"/>
+            <w:shd w:val="clear" w:color="auto" w:fill="auto"/>
           </w:tcPr>
           <w:p>
             <w:pPr>
               <w:spacing w:after="0" w:line="240" w:lineRule="auto"/>
+              <w:rPr>
+                <w:rFonts w:hint="default" w:ascii="Times New Roman" w:hAnsi="Times New Roman" w:cs="Times New Roman"/>
+              </w:rPr>
             </w:pPr>
             <w:r>
               <w:rPr>
+                <w:rFonts w:hint="default" w:ascii="Times New Roman" w:hAnsi="Times New Roman" w:cs="Times New Roman"/>
                 <w:b w:val="0"/>
                 <w:sz w:val="20"/>
               </w:rPr>
@@ -2821,6 +3499,7 @@
             <w:insideH w:val="single" w:color="auto" w:sz="4" w:space="0"/>
             <w:insideV w:val="single" w:color="auto" w:sz="4" w:space="0"/>
           </w:tblBorders>
+          <w:shd w:val="clear" w:color="auto" w:fill="auto"/>
           <w:tblCellMar>
             <w:top w:w="0" w:type="dxa"/>
             <w:left w:w="108" w:type="dxa"/>
@@ -2831,13 +3510,18 @@
         <w:tc>
           <w:tcPr>
             <w:tcW w:w="1587" w:type="dxa"/>
+            <w:shd w:val="clear" w:color="auto" w:fill="auto"/>
           </w:tcPr>
           <w:p>
             <w:pPr>
               <w:spacing w:after="0" w:line="240" w:lineRule="auto"/>
+              <w:rPr>
+                <w:rFonts w:hint="default" w:ascii="Times New Roman" w:hAnsi="Times New Roman" w:cs="Times New Roman"/>
+              </w:rPr>
             </w:pPr>
             <w:r>
               <w:rPr>
+                <w:rFonts w:hint="default" w:ascii="Times New Roman" w:hAnsi="Times New Roman" w:cs="Times New Roman"/>
                 <w:b w:val="0"/>
                 <w:sz w:val="20"/>
               </w:rPr>
@@ -2848,13 +3532,18 @@
         <w:tc>
           <w:tcPr>
             <w:tcW w:w="1587" w:type="dxa"/>
+            <w:shd w:val="clear" w:color="auto" w:fill="auto"/>
           </w:tcPr>
           <w:p>
             <w:pPr>
               <w:spacing w:after="0" w:line="240" w:lineRule="auto"/>
+              <w:rPr>
+                <w:rFonts w:hint="default" w:ascii="Times New Roman" w:hAnsi="Times New Roman" w:cs="Times New Roman"/>
+              </w:rPr>
             </w:pPr>
             <w:r>
               <w:rPr>
+                <w:rFonts w:hint="default" w:ascii="Times New Roman" w:hAnsi="Times New Roman" w:cs="Times New Roman"/>
                 <w:b w:val="0"/>
                 <w:sz w:val="20"/>
               </w:rPr>
@@ -2865,13 +3554,18 @@
         <w:tc>
           <w:tcPr>
             <w:tcW w:w="1587" w:type="dxa"/>
+            <w:shd w:val="clear" w:color="auto" w:fill="auto"/>
           </w:tcPr>
           <w:p>
             <w:pPr>
               <w:spacing w:after="0" w:line="240" w:lineRule="auto"/>
+              <w:rPr>
+                <w:rFonts w:hint="default" w:ascii="Times New Roman" w:hAnsi="Times New Roman" w:cs="Times New Roman"/>
+              </w:rPr>
             </w:pPr>
             <w:r>
               <w:rPr>
+                <w:rFonts w:hint="default" w:ascii="Times New Roman" w:hAnsi="Times New Roman" w:cs="Times New Roman"/>
                 <w:b w:val="0"/>
                 <w:sz w:val="20"/>
               </w:rPr>
@@ -2882,13 +3576,18 @@
         <w:tc>
           <w:tcPr>
             <w:tcW w:w="1587" w:type="dxa"/>
+            <w:shd w:val="clear" w:color="auto" w:fill="auto"/>
           </w:tcPr>
           <w:p>
             <w:pPr>
               <w:spacing w:after="0" w:line="240" w:lineRule="auto"/>
+              <w:rPr>
+                <w:rFonts w:hint="default" w:ascii="Times New Roman" w:hAnsi="Times New Roman" w:cs="Times New Roman"/>
+              </w:rPr>
             </w:pPr>
             <w:r>
               <w:rPr>
+                <w:rFonts w:hint="default" w:ascii="Times New Roman" w:hAnsi="Times New Roman" w:cs="Times New Roman"/>
                 <w:b w:val="0"/>
                 <w:sz w:val="20"/>
               </w:rPr>
@@ -2899,13 +3598,18 @@
         <w:tc>
           <w:tcPr>
             <w:tcW w:w="1587" w:type="dxa"/>
+            <w:shd w:val="clear" w:color="auto" w:fill="auto"/>
           </w:tcPr>
           <w:p>
             <w:pPr>
               <w:spacing w:after="0" w:line="240" w:lineRule="auto"/>
+              <w:rPr>
+                <w:rFonts w:hint="default" w:ascii="Times New Roman" w:hAnsi="Times New Roman" w:cs="Times New Roman"/>
+              </w:rPr>
             </w:pPr>
             <w:r>
               <w:rPr>
+                <w:rFonts w:hint="default" w:ascii="Times New Roman" w:hAnsi="Times New Roman" w:cs="Times New Roman"/>
                 <w:b w:val="0"/>
                 <w:sz w:val="20"/>
               </w:rPr>
@@ -2916,13 +3620,18 @@
         <w:tc>
           <w:tcPr>
             <w:tcW w:w="1587" w:type="dxa"/>
+            <w:shd w:val="clear" w:color="auto" w:fill="auto"/>
           </w:tcPr>
           <w:p>
             <w:pPr>
               <w:spacing w:after="0" w:line="240" w:lineRule="auto"/>
+              <w:rPr>
+                <w:rFonts w:hint="default" w:ascii="Times New Roman" w:hAnsi="Times New Roman" w:cs="Times New Roman"/>
+              </w:rPr>
             </w:pPr>
             <w:r>
               <w:rPr>
+                <w:rFonts w:hint="default" w:ascii="Times New Roman" w:hAnsi="Times New Roman" w:cs="Times New Roman"/>
                 <w:b w:val="0"/>
                 <w:sz w:val="20"/>
               </w:rPr>
@@ -2941,6 +3650,7 @@
             <w:insideH w:val="single" w:color="auto" w:sz="4" w:space="0"/>
             <w:insideV w:val="single" w:color="auto" w:sz="4" w:space="0"/>
           </w:tblBorders>
+          <w:shd w:val="clear" w:color="auto" w:fill="auto"/>
           <w:tblCellMar>
             <w:top w:w="0" w:type="dxa"/>
             <w:left w:w="108" w:type="dxa"/>
@@ -2951,13 +3661,18 @@
         <w:tc>
           <w:tcPr>
             <w:tcW w:w="1587" w:type="dxa"/>
+            <w:shd w:val="clear" w:color="auto" w:fill="auto"/>
           </w:tcPr>
           <w:p>
             <w:pPr>
               <w:spacing w:after="0" w:line="240" w:lineRule="auto"/>
+              <w:rPr>
+                <w:rFonts w:hint="default" w:ascii="Times New Roman" w:hAnsi="Times New Roman" w:cs="Times New Roman"/>
+              </w:rPr>
             </w:pPr>
             <w:r>
               <w:rPr>
+                <w:rFonts w:hint="default" w:ascii="Times New Roman" w:hAnsi="Times New Roman" w:cs="Times New Roman"/>
                 <w:b w:val="0"/>
                 <w:sz w:val="20"/>
               </w:rPr>
@@ -2968,13 +3683,18 @@
         <w:tc>
           <w:tcPr>
             <w:tcW w:w="1587" w:type="dxa"/>
+            <w:shd w:val="clear" w:color="auto" w:fill="auto"/>
           </w:tcPr>
           <w:p>
             <w:pPr>
               <w:spacing w:after="0" w:line="240" w:lineRule="auto"/>
+              <w:rPr>
+                <w:rFonts w:hint="default" w:ascii="Times New Roman" w:hAnsi="Times New Roman" w:cs="Times New Roman"/>
+              </w:rPr>
             </w:pPr>
             <w:r>
               <w:rPr>
+                <w:rFonts w:hint="default" w:ascii="Times New Roman" w:hAnsi="Times New Roman" w:cs="Times New Roman"/>
                 <w:b w:val="0"/>
                 <w:sz w:val="20"/>
               </w:rPr>
@@ -2985,13 +3705,18 @@
         <w:tc>
           <w:tcPr>
             <w:tcW w:w="1587" w:type="dxa"/>
+            <w:shd w:val="clear" w:color="auto" w:fill="auto"/>
           </w:tcPr>
           <w:p>
             <w:pPr>
               <w:spacing w:after="0" w:line="240" w:lineRule="auto"/>
+              <w:rPr>
+                <w:rFonts w:hint="default" w:ascii="Times New Roman" w:hAnsi="Times New Roman" w:cs="Times New Roman"/>
+              </w:rPr>
             </w:pPr>
             <w:r>
               <w:rPr>
+                <w:rFonts w:hint="default" w:ascii="Times New Roman" w:hAnsi="Times New Roman" w:cs="Times New Roman"/>
                 <w:b w:val="0"/>
                 <w:sz w:val="20"/>
               </w:rPr>
@@ -3002,13 +3727,18 @@
         <w:tc>
           <w:tcPr>
             <w:tcW w:w="1587" w:type="dxa"/>
+            <w:shd w:val="clear" w:color="auto" w:fill="auto"/>
           </w:tcPr>
           <w:p>
             <w:pPr>
               <w:spacing w:after="0" w:line="240" w:lineRule="auto"/>
+              <w:rPr>
+                <w:rFonts w:hint="default" w:ascii="Times New Roman" w:hAnsi="Times New Roman" w:cs="Times New Roman"/>
+              </w:rPr>
             </w:pPr>
             <w:r>
               <w:rPr>
+                <w:rFonts w:hint="default" w:ascii="Times New Roman" w:hAnsi="Times New Roman" w:cs="Times New Roman"/>
                 <w:b w:val="0"/>
                 <w:sz w:val="20"/>
               </w:rPr>
@@ -3019,13 +3749,18 @@
         <w:tc>
           <w:tcPr>
             <w:tcW w:w="1587" w:type="dxa"/>
+            <w:shd w:val="clear" w:color="auto" w:fill="auto"/>
           </w:tcPr>
           <w:p>
             <w:pPr>
               <w:spacing w:after="0" w:line="240" w:lineRule="auto"/>
+              <w:rPr>
+                <w:rFonts w:hint="default" w:ascii="Times New Roman" w:hAnsi="Times New Roman" w:cs="Times New Roman"/>
+              </w:rPr>
             </w:pPr>
             <w:r>
               <w:rPr>
+                <w:rFonts w:hint="default" w:ascii="Times New Roman" w:hAnsi="Times New Roman" w:cs="Times New Roman"/>
                 <w:b w:val="0"/>
                 <w:sz w:val="20"/>
               </w:rPr>
@@ -3036,13 +3771,18 @@
         <w:tc>
           <w:tcPr>
             <w:tcW w:w="1587" w:type="dxa"/>
+            <w:shd w:val="clear" w:color="auto" w:fill="auto"/>
           </w:tcPr>
           <w:p>
             <w:pPr>
               <w:spacing w:after="0" w:line="240" w:lineRule="auto"/>
+              <w:rPr>
+                <w:rFonts w:hint="default" w:ascii="Times New Roman" w:hAnsi="Times New Roman" w:cs="Times New Roman"/>
+              </w:rPr>
             </w:pPr>
             <w:r>
               <w:rPr>
+                <w:rFonts w:hint="default" w:ascii="Times New Roman" w:hAnsi="Times New Roman" w:cs="Times New Roman"/>
                 <w:b w:val="0"/>
                 <w:sz w:val="20"/>
               </w:rPr>
@@ -3053,8 +3793,14 @@
       </w:tr>
     </w:tbl>
     <w:p>
+      <w:pPr>
+        <w:rPr>
+          <w:rFonts w:hint="default" w:ascii="Times New Roman" w:hAnsi="Times New Roman" w:cs="Times New Roman"/>
+        </w:rPr>
+      </w:pPr>
       <w:r>
         <w:rPr>
+          <w:rFonts w:hint="default" w:ascii="Times New Roman" w:hAnsi="Times New Roman" w:cs="Times New Roman"/>
           <w:b/>
           <w:sz w:val="24"/>
         </w:rPr>
@@ -3062,14 +3808,21 @@
       </w:r>
       <w:r>
         <w:rPr>
+          <w:rFonts w:hint="default" w:ascii="Times New Roman" w:hAnsi="Times New Roman" w:cs="Times New Roman"/>
           <w:sz w:val="24"/>
         </w:rPr>
         <w:t>pfSense xét rule trên tab LAN từ trên xuống, khớp rule đầu tiên thì dừng. Rule 1 cho DNS tới DC01 phải đứng trước mọi rule chặn để client vẫn phân giải được *.lab7.test. Rule 2 (client → proxy :8080) đứng trước rule 4 nên kết nối tới proxy không bị chặn. Rule 4 chặn client đi thẳng TCP 80/443 – đây là rule chống bypass: dù người dùng tắt proxy trong trình duyệt cũng không ra web được. Rule 5 cho riêng WEB-PROXY ra web; rule 6 cho proxy vào site test ở DMZ (đã nằm trong phạm vi rule 5, giữ lại để ghi rõ ý định). Rule 7 là explicit deny có thể bật log để thấy mọi luồng không được phép. Sau khi đổi rule phải Apply Changes và Reset States, vì state cũ có thể khiến rule mới tưởng như không có tác dụng.</w:t>
       </w:r>
     </w:p>
     <w:p>
+      <w:pPr>
+        <w:rPr>
+          <w:rFonts w:hint="default" w:ascii="Times New Roman" w:hAnsi="Times New Roman" w:cs="Times New Roman"/>
+        </w:rPr>
+      </w:pPr>
       <w:r>
         <w:rPr>
+          <w:rFonts w:hint="default" w:ascii="Times New Roman" w:hAnsi="Times New Roman" w:cs="Times New Roman"/>
           <w:b/>
           <w:i w:val="0"/>
         </w:rPr>
@@ -3077,31 +3830,300 @@
       </w:r>
       <w:r>
         <w:rPr>
+          <w:rFonts w:hint="default" w:ascii="Times New Roman" w:hAnsi="Times New Roman" w:cs="Times New Roman"/>
           <w:b w:val="0"/>
           <w:i w:val="0"/>
         </w:rPr>
-        <w:t xml:space="preserve">Ngoài 7 rule tối thiểu của đề, bổ sung: L7-1b (Pass 10.6.0.10 → Any TCP/UDP 53) để DNS forwarder của DC01 vẫn phân giải Internet sau khi có explicit deny; L7-E1 (Pass LAB7_PROXY → ENT_SITES:80 + schedule LAB7_ENT_60M) và L7-E2 (Block LAB7_PROXY → ENT_SITES:80) đặt trên cùng để Entertainment/Games chỉ đi được trong khung 60 phút. Captive Portal của LAB 6 được tắt vì LAB 7 dùng proxy làm điểm kiểm soát.</w:t>
+        <w:t>Ngoài 7 rule tối thiểu của đề, bổ sung: L7-1b (Pass 10.6.0.10 → Any TCP/UDP 53) để DNS forwarder của DC01 vẫn phân giải Internet sau khi có explicit deny; L7-E1 (Pass LAB7_PROXY → ENT_SITES:80 + schedule LAB7_ENT_60M) và L7-E2 (Block LAB7_PROXY → ENT_SITES:80) đặt trên cùng để Entertainment/Games chỉ đi được trong khung 60 phút. Captive Portal của LAB 6 được tắt vì LAB 7 dùng proxy làm điểm kiểm soát.</w:t>
       </w:r>
     </w:p>
     <w:p>
       <w:pPr>
         <w:spacing w:before="120" w:after="60"/>
         <w:jc w:val="center"/>
+        <w:rPr>
+          <w:rFonts w:hint="default" w:ascii="Times New Roman" w:hAnsi="Times New Roman" w:cs="Times New Roman"/>
+        </w:rPr>
       </w:pPr>
       <w:r>
+        <w:rPr>
+          <w:rFonts w:hint="default" w:ascii="Times New Roman" w:hAnsi="Times New Roman" w:cs="Times New Roman"/>
+        </w:rPr>
         <w:drawing>
           <wp:inline distT="0" distB="0" distL="0" distR="0">
-            <wp:extent cx="5760000" cy="3678021"/>
+            <wp:extent cx="5759450" cy="3470910"/>
+            <wp:effectExtent l="0" t="0" r="0" b="0"/>
             <wp:docPr id="908" name="Hinh 908"/>
+            <wp:cNvGraphicFramePr/>
             <a:graphic xmlns:a="http://schemas.openxmlformats.org/drawingml/2006/main">
               <a:graphicData uri="http://schemas.openxmlformats.org/drawingml/2006/picture">
                 <pic:pic xmlns:pic="http://schemas.openxmlformats.org/drawingml/2006/picture">
                   <pic:nvPicPr>
-                    <pic:cNvPr id="908" name="C5_clientA_manual_proxy.png"/>
+                    <pic:cNvPr id="908" name="Hinh 908"/>
                     <pic:cNvPicPr/>
                   </pic:nvPicPr>
                   <pic:blipFill>
-                    <a:blip r:embed="rId308"/>
+                    <a:blip r:embed="rId13"/>
+                    <a:srcRect b="5628"/>
+                    <a:stretch>
+                      <a:fillRect/>
+                    </a:stretch>
+                  </pic:blipFill>
+                  <pic:spPr>
+                    <a:xfrm>
+                      <a:off x="0" y="0"/>
+                      <a:ext cx="5760000" cy="3470910"/>
+                    </a:xfrm>
+                    <a:prstGeom prst="rect">
+                      <a:avLst/>
+                    </a:prstGeom>
+                  </pic:spPr>
+                </pic:pic>
+              </a:graphicData>
+            </a:graphic>
+          </wp:inline>
+        </w:drawing>
+      </w:r>
+    </w:p>
+    <w:p>
+      <w:pPr>
+        <w:jc w:val="center"/>
+        <w:rPr>
+          <w:rFonts w:hint="default" w:ascii="Times New Roman" w:hAnsi="Times New Roman" w:cs="Times New Roman"/>
+        </w:rPr>
+      </w:pPr>
+      <w:r>
+        <w:rPr>
+          <w:rFonts w:hint="default" w:ascii="Times New Roman" w:hAnsi="Times New Roman" w:cs="Times New Roman"/>
+          <w:b w:val="0"/>
+          <w:i/>
+          <w:sz w:val="22"/>
+        </w:rPr>
+        <w:t>Hình 8. Client-A: Windows Settings → Proxy → Manual proxy 10.6.0.30:8080</w:t>
+      </w:r>
+    </w:p>
+    <w:p>
+      <w:pPr>
+        <w:spacing w:before="120" w:after="60"/>
+        <w:jc w:val="center"/>
+        <w:rPr>
+          <w:rFonts w:hint="default" w:ascii="Times New Roman" w:hAnsi="Times New Roman" w:cs="Times New Roman"/>
+        </w:rPr>
+      </w:pPr>
+      <w:r>
+        <w:rPr>
+          <w:rFonts w:hint="default" w:ascii="Times New Roman" w:hAnsi="Times New Roman" w:cs="Times New Roman"/>
+        </w:rPr>
+        <w:drawing>
+          <wp:inline distT="0" distB="0" distL="0" distR="0">
+            <wp:extent cx="5759450" cy="3458210"/>
+            <wp:effectExtent l="0" t="0" r="0" b="0"/>
+            <wp:docPr id="909" name="Hinh 909"/>
+            <wp:cNvGraphicFramePr/>
+            <a:graphic xmlns:a="http://schemas.openxmlformats.org/drawingml/2006/main">
+              <a:graphicData uri="http://schemas.openxmlformats.org/drawingml/2006/picture">
+                <pic:pic xmlns:pic="http://schemas.openxmlformats.org/drawingml/2006/picture">
+                  <pic:nvPicPr>
+                    <pic:cNvPr id="909" name="Hinh 909"/>
+                    <pic:cNvPicPr/>
+                  </pic:nvPicPr>
+                  <pic:blipFill>
+                    <a:blip r:embed="rId14"/>
+                    <a:srcRect b="5974"/>
+                    <a:stretch>
+                      <a:fillRect/>
+                    </a:stretch>
+                  </pic:blipFill>
+                  <pic:spPr>
+                    <a:xfrm>
+                      <a:off x="0" y="0"/>
+                      <a:ext cx="5760000" cy="3458210"/>
+                    </a:xfrm>
+                    <a:prstGeom prst="rect">
+                      <a:avLst/>
+                    </a:prstGeom>
+                  </pic:spPr>
+                </pic:pic>
+              </a:graphicData>
+            </a:graphic>
+          </wp:inline>
+        </w:drawing>
+      </w:r>
+    </w:p>
+    <w:p>
+      <w:pPr>
+        <w:jc w:val="center"/>
+        <w:rPr>
+          <w:rFonts w:hint="default" w:ascii="Times New Roman" w:hAnsi="Times New Roman" w:cs="Times New Roman"/>
+        </w:rPr>
+      </w:pPr>
+      <w:r>
+        <w:rPr>
+          <w:rFonts w:hint="default" w:ascii="Times New Roman" w:hAnsi="Times New Roman" w:cs="Times New Roman"/>
+          <w:b w:val="0"/>
+          <w:i/>
+          <w:sz w:val="22"/>
+        </w:rPr>
+        <w:t>Hình 9. Kịch bản 1: Client-A qua proxy mở http://normal.lab7.test thành công</w:t>
+      </w:r>
+    </w:p>
+    <w:p>
+      <w:pPr>
+        <w:spacing w:before="120" w:after="60"/>
+        <w:jc w:val="center"/>
+        <w:rPr>
+          <w:rFonts w:hint="default" w:ascii="Times New Roman" w:hAnsi="Times New Roman" w:cs="Times New Roman"/>
+        </w:rPr>
+      </w:pPr>
+      <w:r>
+        <w:rPr>
+          <w:rFonts w:hint="default" w:ascii="Times New Roman" w:hAnsi="Times New Roman" w:cs="Times New Roman"/>
+        </w:rPr>
+        <w:drawing>
+          <wp:inline distT="0" distB="0" distL="0" distR="0">
+            <wp:extent cx="5759450" cy="3470910"/>
+            <wp:effectExtent l="0" t="0" r="0" b="0"/>
+            <wp:docPr id="910" name="Hinh 910"/>
+            <wp:cNvGraphicFramePr/>
+            <a:graphic xmlns:a="http://schemas.openxmlformats.org/drawingml/2006/main">
+              <a:graphicData uri="http://schemas.openxmlformats.org/drawingml/2006/picture">
+                <pic:pic xmlns:pic="http://schemas.openxmlformats.org/drawingml/2006/picture">
+                  <pic:nvPicPr>
+                    <pic:cNvPr id="910" name="Hinh 910"/>
+                    <pic:cNvPicPr/>
+                  </pic:nvPicPr>
+                  <pic:blipFill>
+                    <a:blip r:embed="rId15"/>
+                    <a:srcRect b="5628"/>
+                    <a:stretch>
+                      <a:fillRect/>
+                    </a:stretch>
+                  </pic:blipFill>
+                  <pic:spPr>
+                    <a:xfrm>
+                      <a:off x="0" y="0"/>
+                      <a:ext cx="5760000" cy="3470910"/>
+                    </a:xfrm>
+                    <a:prstGeom prst="rect">
+                      <a:avLst/>
+                    </a:prstGeom>
+                  </pic:spPr>
+                </pic:pic>
+              </a:graphicData>
+            </a:graphic>
+          </wp:inline>
+        </w:drawing>
+      </w:r>
+    </w:p>
+    <w:p>
+      <w:pPr>
+        <w:jc w:val="center"/>
+        <w:rPr>
+          <w:rFonts w:hint="default" w:ascii="Times New Roman" w:hAnsi="Times New Roman" w:cs="Times New Roman"/>
+        </w:rPr>
+      </w:pPr>
+      <w:r>
+        <w:rPr>
+          <w:rFonts w:hint="default" w:ascii="Times New Roman" w:hAnsi="Times New Roman" w:cs="Times New Roman"/>
+          <w:b w:val="0"/>
+          <w:i/>
+          <w:sz w:val="22"/>
+        </w:rPr>
+        <w:t>Hình 10. Kịch bản 1: tắt Manual proxy trên Client-A</w:t>
+      </w:r>
+    </w:p>
+    <w:p>
+      <w:pPr>
+        <w:spacing w:before="120" w:after="60"/>
+        <w:jc w:val="center"/>
+        <w:rPr>
+          <w:rFonts w:hint="default" w:ascii="Times New Roman" w:hAnsi="Times New Roman" w:cs="Times New Roman"/>
+        </w:rPr>
+      </w:pPr>
+      <w:r>
+        <w:rPr>
+          <w:rFonts w:hint="default" w:ascii="Times New Roman" w:hAnsi="Times New Roman" w:cs="Times New Roman"/>
+        </w:rPr>
+        <w:drawing>
+          <wp:inline distT="0" distB="0" distL="0" distR="0">
+            <wp:extent cx="5759450" cy="1066800"/>
+            <wp:effectExtent l="0" t="0" r="0" b="0"/>
+            <wp:docPr id="911" name="Hinh 911"/>
+            <wp:cNvGraphicFramePr/>
+            <a:graphic xmlns:a="http://schemas.openxmlformats.org/drawingml/2006/main">
+              <a:graphicData uri="http://schemas.openxmlformats.org/drawingml/2006/picture">
+                <pic:pic xmlns:pic="http://schemas.openxmlformats.org/drawingml/2006/picture">
+                  <pic:nvPicPr>
+                    <pic:cNvPr id="911" name="Hinh 911"/>
+                    <pic:cNvPicPr/>
+                  </pic:nvPicPr>
+                  <pic:blipFill>
+                    <a:blip r:embed="rId16"/>
+                    <a:srcRect b="70994"/>
+                    <a:stretch>
+                      <a:fillRect/>
+                    </a:stretch>
+                  </pic:blipFill>
+                  <pic:spPr>
+                    <a:xfrm>
+                      <a:off x="0" y="0"/>
+                      <a:ext cx="5760000" cy="1066800"/>
+                    </a:xfrm>
+                    <a:prstGeom prst="rect">
+                      <a:avLst/>
+                    </a:prstGeom>
+                  </pic:spPr>
+                </pic:pic>
+              </a:graphicData>
+            </a:graphic>
+          </wp:inline>
+        </w:drawing>
+      </w:r>
+    </w:p>
+    <w:p>
+      <w:pPr>
+        <w:jc w:val="center"/>
+        <w:rPr>
+          <w:rFonts w:hint="default" w:ascii="Times New Roman" w:hAnsi="Times New Roman" w:cs="Times New Roman"/>
+        </w:rPr>
+      </w:pPr>
+      <w:r>
+        <w:rPr>
+          <w:rFonts w:hint="default" w:ascii="Times New Roman" w:hAnsi="Times New Roman" w:cs="Times New Roman"/>
+          <w:b w:val="0"/>
+          <w:i/>
+          <w:sz w:val="22"/>
+        </w:rPr>
+        <w:t>Hình 11. Kịch bản 1: tắt proxy – truy cập trực tiếp normal.lab7.test, 172.16.6.10, https://example.com đều timeout (8 s); dùng lại proxy 10.6.0.30:8080 thì HTTP 200</w:t>
+      </w:r>
+    </w:p>
+    <w:p>
+      <w:pPr>
+        <w:spacing w:before="120" w:after="60"/>
+        <w:jc w:val="center"/>
+        <w:rPr>
+          <w:rFonts w:hint="default" w:ascii="Times New Roman" w:hAnsi="Times New Roman" w:cs="Times New Roman"/>
+        </w:rPr>
+      </w:pPr>
+      <w:r>
+        <w:rPr>
+          <w:rFonts w:hint="default" w:ascii="Times New Roman" w:hAnsi="Times New Roman" w:cs="Times New Roman"/>
+        </w:rPr>
+        <w:drawing>
+          <wp:inline distT="0" distB="0" distL="0" distR="0">
+            <wp:extent cx="5759450" cy="3677920"/>
+            <wp:effectExtent l="0" t="0" r="1270" b="10160"/>
+            <wp:docPr id="912" name="Hinh 912"/>
+            <wp:cNvGraphicFramePr/>
+            <a:graphic xmlns:a="http://schemas.openxmlformats.org/drawingml/2006/main">
+              <a:graphicData uri="http://schemas.openxmlformats.org/drawingml/2006/picture">
+                <pic:pic xmlns:pic="http://schemas.openxmlformats.org/drawingml/2006/picture">
+                  <pic:nvPicPr>
+                    <pic:cNvPr id="912" name="Hinh 912"/>
+                    <pic:cNvPicPr/>
+                  </pic:nvPicPr>
+                  <pic:blipFill>
+                    <a:blip r:embed="rId17"/>
                     <a:stretch>
                       <a:fillRect/>
                     </a:stretch>
@@ -3125,35 +4147,1893 @@
     <w:p>
       <w:pPr>
         <w:jc w:val="center"/>
+        <w:rPr>
+          <w:rFonts w:hint="default" w:ascii="Times New Roman" w:hAnsi="Times New Roman" w:cs="Times New Roman"/>
+        </w:rPr>
       </w:pPr>
       <w:r>
         <w:rPr>
+          <w:rFonts w:hint="default" w:ascii="Times New Roman" w:hAnsi="Times New Roman" w:cs="Times New Roman"/>
           <w:b w:val="0"/>
           <w:i/>
           <w:sz w:val="22"/>
         </w:rPr>
-        <w:t xml:space="preserve">Hình 8. Client-A: Windows Settings → Proxy → Manual proxy 10.6.0.30:8080</w:t>
+        <w:t>Hình 12. Firewall log pfSense: rule L7-4 “Chan web truc tiep (chong bypass)” chặn 10.6.0.21 → :80/:443</w:t>
       </w:r>
     </w:p>
     <w:p>
       <w:pPr>
+        <w:pStyle w:val="2"/>
+        <w:rPr>
+          <w:rFonts w:hint="default" w:ascii="Times New Roman" w:hAnsi="Times New Roman" w:cs="Times New Roman"/>
+        </w:rPr>
+      </w:pPr>
+      <w:r>
+        <w:rPr>
+          <w:rFonts w:hint="default" w:ascii="Times New Roman" w:hAnsi="Times New Roman" w:cs="Times New Roman"/>
+        </w:rPr>
+        <w:t>4. Web proxy / filtering</w:t>
+      </w:r>
+    </w:p>
+    <w:p>
+      <w:pPr>
         <w:spacing w:before="120" w:after="60"/>
         <w:jc w:val="center"/>
+        <w:rPr>
+          <w:rFonts w:hint="default" w:ascii="Times New Roman" w:hAnsi="Times New Roman" w:cs="Times New Roman"/>
+        </w:rPr>
       </w:pPr>
       <w:r>
+        <w:rPr>
+          <w:rFonts w:hint="default" w:ascii="Times New Roman" w:hAnsi="Times New Roman" w:cs="Times New Roman"/>
+        </w:rPr>
         <w:drawing>
           <wp:inline distT="0" distB="0" distL="0" distR="0">
-            <wp:extent cx="5760000" cy="3678021"/>
-            <wp:docPr id="909" name="Hinh 909"/>
+            <wp:extent cx="5759450" cy="1573530"/>
+            <wp:effectExtent l="0" t="0" r="0" b="0"/>
+            <wp:docPr id="913" name="Hinh 913"/>
+            <wp:cNvGraphicFramePr/>
             <a:graphic xmlns:a="http://schemas.openxmlformats.org/drawingml/2006/main">
               <a:graphicData uri="http://schemas.openxmlformats.org/drawingml/2006/picture">
                 <pic:pic xmlns:pic="http://schemas.openxmlformats.org/drawingml/2006/picture">
                   <pic:nvPicPr>
-                    <pic:cNvPr id="909" name="F1_normal_via_proxy.png"/>
+                    <pic:cNvPr id="913" name="Hinh 913"/>
                     <pic:cNvPicPr/>
                   </pic:nvPicPr>
                   <pic:blipFill>
-                    <a:blip r:embed="rId309"/>
+                    <a:blip r:embed="rId18"/>
+                    <a:srcRect b="56289"/>
+                    <a:stretch>
+                      <a:fillRect/>
+                    </a:stretch>
+                  </pic:blipFill>
+                  <pic:spPr>
+                    <a:xfrm>
+                      <a:off x="0" y="0"/>
+                      <a:ext cx="5760000" cy="1573530"/>
+                    </a:xfrm>
+                    <a:prstGeom prst="rect">
+                      <a:avLst/>
+                    </a:prstGeom>
+                  </pic:spPr>
+                </pic:pic>
+              </a:graphicData>
+            </a:graphic>
+          </wp:inline>
+        </w:drawing>
+      </w:r>
+    </w:p>
+    <w:p>
+      <w:pPr>
+        <w:jc w:val="center"/>
+        <w:rPr>
+          <w:rFonts w:hint="default" w:ascii="Times New Roman" w:hAnsi="Times New Roman" w:cs="Times New Roman"/>
+        </w:rPr>
+      </w:pPr>
+      <w:r>
+        <w:rPr>
+          <w:rFonts w:hint="default" w:ascii="Times New Roman" w:hAnsi="Times New Roman" w:cs="Times New Roman"/>
+          <w:b w:val="0"/>
+          <w:i/>
+          <w:sz w:val="22"/>
+        </w:rPr>
+        <w:t>Hình 13. Danh sách chính sách từ bộ tài nguyên 03_WEB_PROXY/lists</w:t>
+      </w:r>
+    </w:p>
+    <w:p>
+      <w:pPr>
+        <w:spacing w:before="120" w:after="60"/>
+        <w:jc w:val="center"/>
+        <w:rPr>
+          <w:rFonts w:hint="default" w:ascii="Times New Roman" w:hAnsi="Times New Roman" w:cs="Times New Roman"/>
+        </w:rPr>
+      </w:pPr>
+      <w:r>
+        <w:rPr>
+          <w:rFonts w:hint="default" w:ascii="Times New Roman" w:hAnsi="Times New Roman" w:cs="Times New Roman"/>
+        </w:rPr>
+        <w:drawing>
+          <wp:inline distT="0" distB="0" distL="0" distR="0">
+            <wp:extent cx="5759450" cy="3599815"/>
+            <wp:effectExtent l="0" t="0" r="1270" b="12065"/>
+            <wp:docPr id="914" name="Hinh 914"/>
+            <wp:cNvGraphicFramePr/>
+            <a:graphic xmlns:a="http://schemas.openxmlformats.org/drawingml/2006/main">
+              <a:graphicData uri="http://schemas.openxmlformats.org/drawingml/2006/picture">
+                <pic:pic xmlns:pic="http://schemas.openxmlformats.org/drawingml/2006/picture">
+                  <pic:nvPicPr>
+                    <pic:cNvPr id="914" name="Hinh 914"/>
+                    <pic:cNvPicPr/>
+                  </pic:nvPicPr>
+                  <pic:blipFill>
+                    <a:blip r:embed="rId19"/>
+                    <a:stretch>
+                      <a:fillRect/>
+                    </a:stretch>
+                  </pic:blipFill>
+                  <pic:spPr>
+                    <a:xfrm>
+                      <a:off x="0" y="0"/>
+                      <a:ext cx="5760000" cy="3600000"/>
+                    </a:xfrm>
+                    <a:prstGeom prst="rect">
+                      <a:avLst/>
+                    </a:prstGeom>
+                  </pic:spPr>
+                </pic:pic>
+              </a:graphicData>
+            </a:graphic>
+          </wp:inline>
+        </w:drawing>
+      </w:r>
+    </w:p>
+    <w:p>
+      <w:pPr>
+        <w:spacing w:before="120" w:after="60"/>
+        <w:jc w:val="center"/>
+        <w:rPr>
+          <w:rFonts w:hint="default" w:ascii="Times New Roman" w:hAnsi="Times New Roman" w:cs="Times New Roman"/>
+        </w:rPr>
+      </w:pPr>
+      <w:r>
+        <w:rPr>
+          <w:rFonts w:hint="default" w:ascii="Times New Roman" w:hAnsi="Times New Roman" w:cs="Times New Roman"/>
+        </w:rPr>
+        <w:drawing>
+          <wp:inline distT="0" distB="0" distL="0" distR="0">
+            <wp:extent cx="5759450" cy="3599815"/>
+            <wp:effectExtent l="0" t="0" r="1270" b="12065"/>
+            <wp:docPr id="915" name="Hinh 915"/>
+            <wp:cNvGraphicFramePr/>
+            <a:graphic xmlns:a="http://schemas.openxmlformats.org/drawingml/2006/main">
+              <a:graphicData uri="http://schemas.openxmlformats.org/drawingml/2006/picture">
+                <pic:pic xmlns:pic="http://schemas.openxmlformats.org/drawingml/2006/picture">
+                  <pic:nvPicPr>
+                    <pic:cNvPr id="915" name="Hinh 915"/>
+                    <pic:cNvPicPr/>
+                  </pic:nvPicPr>
+                  <pic:blipFill>
+                    <a:blip r:embed="rId20"/>
+                    <a:stretch>
+                      <a:fillRect/>
+                    </a:stretch>
+                  </pic:blipFill>
+                  <pic:spPr>
+                    <a:xfrm>
+                      <a:off x="0" y="0"/>
+                      <a:ext cx="5760000" cy="3600000"/>
+                    </a:xfrm>
+                    <a:prstGeom prst="rect">
+                      <a:avLst/>
+                    </a:prstGeom>
+                  </pic:spPr>
+                </pic:pic>
+              </a:graphicData>
+            </a:graphic>
+          </wp:inline>
+        </w:drawing>
+      </w:r>
+    </w:p>
+    <w:p>
+      <w:pPr>
+        <w:jc w:val="center"/>
+        <w:rPr>
+          <w:rFonts w:hint="default" w:ascii="Times New Roman" w:hAnsi="Times New Roman" w:cs="Times New Roman"/>
+        </w:rPr>
+      </w:pPr>
+      <w:r>
+        <w:rPr>
+          <w:rFonts w:hint="default" w:ascii="Times New Roman" w:hAnsi="Times New Roman" w:cs="Times New Roman"/>
+          <w:b w:val="0"/>
+          <w:i/>
+          <w:sz w:val="22"/>
+        </w:rPr>
+        <w:t>Hình 14. Script cấu hình lab7_proxy_config.sh (sao lưu file gốc, Squid, e2guardian.conf, e2guardianf1.conf, danh sách, trang block)</w:t>
+      </w:r>
+    </w:p>
+    <w:p>
+      <w:pPr>
+        <w:spacing w:before="120" w:after="60"/>
+        <w:jc w:val="center"/>
+        <w:rPr>
+          <w:rFonts w:hint="default" w:ascii="Times New Roman" w:hAnsi="Times New Roman" w:cs="Times New Roman"/>
+        </w:rPr>
+      </w:pPr>
+      <w:r>
+        <w:rPr>
+          <w:rFonts w:hint="default" w:ascii="Times New Roman" w:hAnsi="Times New Roman" w:cs="Times New Roman"/>
+        </w:rPr>
+        <w:drawing>
+          <wp:inline distT="0" distB="0" distL="0" distR="0">
+            <wp:extent cx="5759450" cy="1548130"/>
+            <wp:effectExtent l="0" t="0" r="0" b="0"/>
+            <wp:docPr id="916" name="Hinh 916"/>
+            <wp:cNvGraphicFramePr/>
+            <a:graphic xmlns:a="http://schemas.openxmlformats.org/drawingml/2006/main">
+              <a:graphicData uri="http://schemas.openxmlformats.org/drawingml/2006/picture">
+                <pic:pic xmlns:pic="http://schemas.openxmlformats.org/drawingml/2006/picture">
+                  <pic:nvPicPr>
+                    <pic:cNvPr id="916" name="Hinh 916"/>
+                    <pic:cNvPicPr/>
+                  </pic:nvPicPr>
+                  <pic:blipFill>
+                    <a:blip r:embed="rId21"/>
+                    <a:srcRect b="56994"/>
+                    <a:stretch>
+                      <a:fillRect/>
+                    </a:stretch>
+                  </pic:blipFill>
+                  <pic:spPr>
+                    <a:xfrm>
+                      <a:off x="0" y="0"/>
+                      <a:ext cx="5760000" cy="1548130"/>
+                    </a:xfrm>
+                    <a:prstGeom prst="rect">
+                      <a:avLst/>
+                    </a:prstGeom>
+                  </pic:spPr>
+                </pic:pic>
+              </a:graphicData>
+            </a:graphic>
+          </wp:inline>
+        </w:drawing>
+      </w:r>
+    </w:p>
+    <w:p>
+      <w:pPr>
+        <w:jc w:val="center"/>
+        <w:rPr>
+          <w:rFonts w:hint="default" w:ascii="Times New Roman" w:hAnsi="Times New Roman" w:cs="Times New Roman"/>
+        </w:rPr>
+      </w:pPr>
+      <w:r>
+        <w:rPr>
+          <w:rFonts w:hint="default" w:ascii="Times New Roman" w:hAnsi="Times New Roman" w:cs="Times New Roman"/>
+          <w:b w:val="0"/>
+          <w:i/>
+          <w:sz w:val="22"/>
+        </w:rPr>
+        <w:t>Hình 15. Dịch vụ squid, clamav-daemon, e2guardian active; E2Guardian nghe 10.6.0.30:8080, Squid chỉ nghe 127.0.0.1:3128</w:t>
+      </w:r>
+    </w:p>
+    <w:p>
+      <w:pPr>
+        <w:spacing w:before="120" w:after="60"/>
+        <w:jc w:val="center"/>
+        <w:rPr>
+          <w:rFonts w:hint="default" w:ascii="Times New Roman" w:hAnsi="Times New Roman" w:cs="Times New Roman"/>
+        </w:rPr>
+      </w:pPr>
+      <w:r>
+        <w:rPr>
+          <w:rFonts w:hint="default" w:ascii="Times New Roman" w:hAnsi="Times New Roman" w:cs="Times New Roman"/>
+        </w:rPr>
+        <w:drawing>
+          <wp:inline distT="0" distB="0" distL="0" distR="0">
+            <wp:extent cx="5759450" cy="2872105"/>
+            <wp:effectExtent l="0" t="0" r="0" b="0"/>
+            <wp:docPr id="917" name="Hinh 917"/>
+            <wp:cNvGraphicFramePr/>
+            <a:graphic xmlns:a="http://schemas.openxmlformats.org/drawingml/2006/main">
+              <a:graphicData uri="http://schemas.openxmlformats.org/drawingml/2006/picture">
+                <pic:pic xmlns:pic="http://schemas.openxmlformats.org/drawingml/2006/picture">
+                  <pic:nvPicPr>
+                    <pic:cNvPr id="917" name="Hinh 917"/>
+                    <pic:cNvPicPr/>
+                  </pic:nvPicPr>
+                  <pic:blipFill>
+                    <a:blip r:embed="rId22"/>
+                    <a:srcRect b="20215"/>
+                    <a:stretch>
+                      <a:fillRect/>
+                    </a:stretch>
+                  </pic:blipFill>
+                  <pic:spPr>
+                    <a:xfrm>
+                      <a:off x="0" y="0"/>
+                      <a:ext cx="5760000" cy="2872105"/>
+                    </a:xfrm>
+                    <a:prstGeom prst="rect">
+                      <a:avLst/>
+                    </a:prstGeom>
+                  </pic:spPr>
+                </pic:pic>
+              </a:graphicData>
+            </a:graphic>
+          </wp:inline>
+        </w:drawing>
+      </w:r>
+    </w:p>
+    <w:p>
+      <w:pPr>
+        <w:jc w:val="center"/>
+        <w:rPr>
+          <w:rFonts w:hint="default" w:ascii="Times New Roman" w:hAnsi="Times New Roman" w:cs="Times New Roman"/>
+        </w:rPr>
+      </w:pPr>
+      <w:r>
+        <w:rPr>
+          <w:rFonts w:hint="default" w:ascii="Times New Roman" w:hAnsi="Times New Roman" w:cs="Times New Roman"/>
+          <w:b w:val="0"/>
+          <w:i/>
+          <w:sz w:val="22"/>
+        </w:rPr>
+        <w:t>Hình 16. Kiểm tra nhanh ma trận chính sách bằng curl -x 10.6.0.30:8080 trên WEB-PROXY</w:t>
+      </w:r>
+    </w:p>
+    <w:p>
+      <w:pPr>
+        <w:spacing w:before="120" w:after="60"/>
+        <w:jc w:val="center"/>
+        <w:rPr>
+          <w:rFonts w:hint="default" w:ascii="Times New Roman" w:hAnsi="Times New Roman" w:cs="Times New Roman"/>
+        </w:rPr>
+      </w:pPr>
+      <w:r>
+        <w:rPr>
+          <w:rFonts w:hint="default" w:ascii="Times New Roman" w:hAnsi="Times New Roman" w:cs="Times New Roman"/>
+        </w:rPr>
+        <w:drawing>
+          <wp:inline distT="0" distB="0" distL="0" distR="0">
+            <wp:extent cx="5759450" cy="1870075"/>
+            <wp:effectExtent l="0" t="0" r="0" b="0"/>
+            <wp:docPr id="918" name="Hinh 918"/>
+            <wp:cNvGraphicFramePr/>
+            <a:graphic xmlns:a="http://schemas.openxmlformats.org/drawingml/2006/main">
+              <a:graphicData uri="http://schemas.openxmlformats.org/drawingml/2006/picture">
+                <pic:pic xmlns:pic="http://schemas.openxmlformats.org/drawingml/2006/picture">
+                  <pic:nvPicPr>
+                    <pic:cNvPr id="918" name="Hinh 918"/>
+                    <pic:cNvPicPr/>
+                  </pic:nvPicPr>
+                  <pic:blipFill>
+                    <a:blip r:embed="rId23"/>
+                    <a:srcRect b="48051"/>
+                    <a:stretch>
+                      <a:fillRect/>
+                    </a:stretch>
+                  </pic:blipFill>
+                  <pic:spPr>
+                    <a:xfrm>
+                      <a:off x="0" y="0"/>
+                      <a:ext cx="5760000" cy="1870075"/>
+                    </a:xfrm>
+                    <a:prstGeom prst="rect">
+                      <a:avLst/>
+                    </a:prstGeom>
+                  </pic:spPr>
+                </pic:pic>
+              </a:graphicData>
+            </a:graphic>
+          </wp:inline>
+        </w:drawing>
+      </w:r>
+    </w:p>
+    <w:p>
+      <w:pPr>
+        <w:jc w:val="center"/>
+        <w:rPr>
+          <w:rFonts w:hint="default" w:ascii="Times New Roman" w:hAnsi="Times New Roman" w:cs="Times New Roman"/>
+        </w:rPr>
+      </w:pPr>
+      <w:r>
+        <w:rPr>
+          <w:rFonts w:hint="default" w:ascii="Times New Roman" w:hAnsi="Times New Roman" w:cs="Times New Roman"/>
+          <w:b w:val="0"/>
+          <w:i/>
+          <w:sz w:val="22"/>
+        </w:rPr>
+        <w:t>Hình 17. Sau khi bật checknobypasslists trong site.story: hard block (china, jobs) có href rỗng, warning (weapons, streaming) có link GBYPASS</w:t>
+      </w:r>
+    </w:p>
+    <w:p>
+      <w:pPr>
+        <w:spacing w:before="120" w:after="60"/>
+        <w:jc w:val="center"/>
+        <w:rPr>
+          <w:rFonts w:hint="default" w:ascii="Times New Roman" w:hAnsi="Times New Roman" w:cs="Times New Roman"/>
+        </w:rPr>
+      </w:pPr>
+      <w:r>
+        <w:rPr>
+          <w:rFonts w:hint="default" w:ascii="Times New Roman" w:hAnsi="Times New Roman" w:cs="Times New Roman"/>
+        </w:rPr>
+        <w:drawing>
+          <wp:inline distT="0" distB="0" distL="0" distR="0">
+            <wp:extent cx="5759450" cy="3469640"/>
+            <wp:effectExtent l="0" t="0" r="0" b="0"/>
+            <wp:docPr id="919" name="Hinh 919"/>
+            <wp:cNvGraphicFramePr/>
+            <a:graphic xmlns:a="http://schemas.openxmlformats.org/drawingml/2006/main">
+              <a:graphicData uri="http://schemas.openxmlformats.org/drawingml/2006/picture">
+                <pic:pic xmlns:pic="http://schemas.openxmlformats.org/drawingml/2006/picture">
+                  <pic:nvPicPr>
+                    <pic:cNvPr id="919" name="Hinh 919"/>
+                    <pic:cNvPicPr/>
+                  </pic:nvPicPr>
+                  <pic:blipFill>
+                    <a:blip r:embed="rId24"/>
+                    <a:srcRect b="5663"/>
+                    <a:stretch>
+                      <a:fillRect/>
+                    </a:stretch>
+                  </pic:blipFill>
+                  <pic:spPr>
+                    <a:xfrm>
+                      <a:off x="0" y="0"/>
+                      <a:ext cx="5760000" cy="3469640"/>
+                    </a:xfrm>
+                    <a:prstGeom prst="rect">
+                      <a:avLst/>
+                    </a:prstGeom>
+                  </pic:spPr>
+                </pic:pic>
+              </a:graphicData>
+            </a:graphic>
+          </wp:inline>
+        </w:drawing>
+      </w:r>
+    </w:p>
+    <w:p>
+      <w:pPr>
+        <w:jc w:val="center"/>
+        <w:rPr>
+          <w:rFonts w:hint="default" w:ascii="Times New Roman" w:hAnsi="Times New Roman" w:cs="Times New Roman"/>
+        </w:rPr>
+      </w:pPr>
+      <w:r>
+        <w:rPr>
+          <w:rFonts w:hint="default" w:ascii="Times New Roman" w:hAnsi="Times New Roman" w:cs="Times New Roman"/>
+          <w:b w:val="0"/>
+          <w:i/>
+          <w:sz w:val="22"/>
+        </w:rPr>
+        <w:t>Hình 18. Kịch bản 2: china.lab7.test – trang block tùy biến, Hard block không cho bypass</w:t>
+      </w:r>
+    </w:p>
+    <w:p>
+      <w:pPr>
+        <w:spacing w:before="120" w:after="60"/>
+        <w:jc w:val="center"/>
+        <w:rPr>
+          <w:rFonts w:hint="default" w:ascii="Times New Roman" w:hAnsi="Times New Roman" w:cs="Times New Roman"/>
+        </w:rPr>
+      </w:pPr>
+      <w:r>
+        <w:rPr>
+          <w:rFonts w:hint="default" w:ascii="Times New Roman" w:hAnsi="Times New Roman" w:cs="Times New Roman"/>
+        </w:rPr>
+        <w:drawing>
+          <wp:inline distT="0" distB="0" distL="0" distR="0">
+            <wp:extent cx="5759450" cy="3470275"/>
+            <wp:effectExtent l="0" t="0" r="0" b="0"/>
+            <wp:docPr id="920" name="Hinh 920"/>
+            <wp:cNvGraphicFramePr/>
+            <a:graphic xmlns:a="http://schemas.openxmlformats.org/drawingml/2006/main">
+              <a:graphicData uri="http://schemas.openxmlformats.org/drawingml/2006/picture">
+                <pic:pic xmlns:pic="http://schemas.openxmlformats.org/drawingml/2006/picture">
+                  <pic:nvPicPr>
+                    <pic:cNvPr id="920" name="Hinh 920"/>
+                    <pic:cNvPicPr/>
+                  </pic:nvPicPr>
+                  <pic:blipFill>
+                    <a:blip r:embed="rId25"/>
+                    <a:srcRect b="5646"/>
+                    <a:stretch>
+                      <a:fillRect/>
+                    </a:stretch>
+                  </pic:blipFill>
+                  <pic:spPr>
+                    <a:xfrm>
+                      <a:off x="0" y="0"/>
+                      <a:ext cx="5760000" cy="3470275"/>
+                    </a:xfrm>
+                    <a:prstGeom prst="rect">
+                      <a:avLst/>
+                    </a:prstGeom>
+                  </pic:spPr>
+                </pic:pic>
+              </a:graphicData>
+            </a:graphic>
+          </wp:inline>
+        </w:drawing>
+      </w:r>
+    </w:p>
+    <w:p>
+      <w:pPr>
+        <w:jc w:val="center"/>
+        <w:rPr>
+          <w:rFonts w:hint="default" w:ascii="Times New Roman" w:hAnsi="Times New Roman" w:cs="Times New Roman"/>
+        </w:rPr>
+      </w:pPr>
+      <w:r>
+        <w:rPr>
+          <w:rFonts w:hint="default" w:ascii="Times New Roman" w:hAnsi="Times New Roman" w:cs="Times New Roman"/>
+          <w:b w:val="0"/>
+          <w:i/>
+          <w:sz w:val="22"/>
+        </w:rPr>
+        <w:t>Hình 19. Kịch bản 2: mideast.lab7.test – Hard block</w:t>
+      </w:r>
+    </w:p>
+    <w:p>
+      <w:pPr>
+        <w:spacing w:before="120" w:after="60"/>
+        <w:jc w:val="center"/>
+        <w:rPr>
+          <w:rFonts w:hint="default" w:ascii="Times New Roman" w:hAnsi="Times New Roman" w:cs="Times New Roman"/>
+        </w:rPr>
+      </w:pPr>
+      <w:r>
+        <w:rPr>
+          <w:rFonts w:hint="default" w:ascii="Times New Roman" w:hAnsi="Times New Roman" w:cs="Times New Roman"/>
+        </w:rPr>
+        <w:drawing>
+          <wp:inline distT="0" distB="0" distL="0" distR="0">
+            <wp:extent cx="5759450" cy="3372485"/>
+            <wp:effectExtent l="0" t="0" r="0" b="0"/>
+            <wp:docPr id="921" name="Hinh 921"/>
+            <wp:cNvGraphicFramePr/>
+            <a:graphic xmlns:a="http://schemas.openxmlformats.org/drawingml/2006/main">
+              <a:graphicData uri="http://schemas.openxmlformats.org/drawingml/2006/picture">
+                <pic:pic xmlns:pic="http://schemas.openxmlformats.org/drawingml/2006/picture">
+                  <pic:nvPicPr>
+                    <pic:cNvPr id="921" name="Hinh 921"/>
+                    <pic:cNvPicPr/>
+                  </pic:nvPicPr>
+                  <pic:blipFill>
+                    <a:blip r:embed="rId26"/>
+                    <a:srcRect b="8305"/>
+                    <a:stretch>
+                      <a:fillRect/>
+                    </a:stretch>
+                  </pic:blipFill>
+                  <pic:spPr>
+                    <a:xfrm>
+                      <a:off x="0" y="0"/>
+                      <a:ext cx="5760000" cy="3372485"/>
+                    </a:xfrm>
+                    <a:prstGeom prst="rect">
+                      <a:avLst/>
+                    </a:prstGeom>
+                  </pic:spPr>
+                </pic:pic>
+              </a:graphicData>
+            </a:graphic>
+          </wp:inline>
+        </w:drawing>
+      </w:r>
+    </w:p>
+    <w:p>
+      <w:pPr>
+        <w:jc w:val="center"/>
+        <w:rPr>
+          <w:rFonts w:hint="default" w:ascii="Times New Roman" w:hAnsi="Times New Roman" w:cs="Times New Roman"/>
+        </w:rPr>
+      </w:pPr>
+      <w:r>
+        <w:rPr>
+          <w:rFonts w:hint="default" w:ascii="Times New Roman" w:hAnsi="Times New Roman" w:cs="Times New Roman"/>
+          <w:b w:val="0"/>
+          <w:i/>
+          <w:sz w:val="22"/>
+        </w:rPr>
+        <w:t>Hình 20. Kịch bản 3: jobs.lab7.test – Hard block</w:t>
+      </w:r>
+    </w:p>
+    <w:p>
+      <w:pPr>
+        <w:spacing w:before="120" w:after="60"/>
+        <w:jc w:val="center"/>
+        <w:rPr>
+          <w:rFonts w:hint="default" w:ascii="Times New Roman" w:hAnsi="Times New Roman" w:cs="Times New Roman"/>
+        </w:rPr>
+      </w:pPr>
+      <w:r>
+        <w:rPr>
+          <w:rFonts w:hint="default" w:ascii="Times New Roman" w:hAnsi="Times New Roman" w:cs="Times New Roman"/>
+        </w:rPr>
+        <w:drawing>
+          <wp:inline distT="0" distB="0" distL="0" distR="0">
+            <wp:extent cx="5759450" cy="3402330"/>
+            <wp:effectExtent l="0" t="0" r="0" b="0"/>
+            <wp:docPr id="922" name="Hinh 922"/>
+            <wp:cNvGraphicFramePr/>
+            <a:graphic xmlns:a="http://schemas.openxmlformats.org/drawingml/2006/main">
+              <a:graphicData uri="http://schemas.openxmlformats.org/drawingml/2006/picture">
+                <pic:pic xmlns:pic="http://schemas.openxmlformats.org/drawingml/2006/picture">
+                  <pic:nvPicPr>
+                    <pic:cNvPr id="922" name="Hinh 922"/>
+                    <pic:cNvPicPr/>
+                  </pic:nvPicPr>
+                  <pic:blipFill>
+                    <a:blip r:embed="rId27"/>
+                    <a:srcRect b="7493"/>
+                    <a:stretch>
+                      <a:fillRect/>
+                    </a:stretch>
+                  </pic:blipFill>
+                  <pic:spPr>
+                    <a:xfrm>
+                      <a:off x="0" y="0"/>
+                      <a:ext cx="5760000" cy="3402330"/>
+                    </a:xfrm>
+                    <a:prstGeom prst="rect">
+                      <a:avLst/>
+                    </a:prstGeom>
+                  </pic:spPr>
+                </pic:pic>
+              </a:graphicData>
+            </a:graphic>
+          </wp:inline>
+        </w:drawing>
+      </w:r>
+    </w:p>
+    <w:p>
+      <w:pPr>
+        <w:jc w:val="center"/>
+        <w:rPr>
+          <w:rFonts w:hint="default" w:ascii="Times New Roman" w:hAnsi="Times New Roman" w:cs="Times New Roman"/>
+        </w:rPr>
+      </w:pPr>
+      <w:r>
+        <w:rPr>
+          <w:rFonts w:hint="default" w:ascii="Times New Roman" w:hAnsi="Times New Roman" w:cs="Times New Roman"/>
+          <w:b w:val="0"/>
+          <w:i/>
+          <w:sz w:val="22"/>
+        </w:rPr>
+        <w:t>Hình 21. Kịch bản 4: weapons.lab7.test – trang cảnh báo có nút temporary bypass 5 phút</w:t>
+      </w:r>
+    </w:p>
+    <w:p>
+      <w:pPr>
+        <w:spacing w:before="120" w:after="60"/>
+        <w:jc w:val="center"/>
+        <w:rPr>
+          <w:rFonts w:hint="default" w:ascii="Times New Roman" w:hAnsi="Times New Roman" w:cs="Times New Roman"/>
+        </w:rPr>
+      </w:pPr>
+      <w:r>
+        <w:rPr>
+          <w:rFonts w:hint="default" w:ascii="Times New Roman" w:hAnsi="Times New Roman" w:cs="Times New Roman"/>
+        </w:rPr>
+        <w:drawing>
+          <wp:inline distT="0" distB="0" distL="0" distR="0">
+            <wp:extent cx="5759450" cy="3442970"/>
+            <wp:effectExtent l="0" t="0" r="0" b="0"/>
+            <wp:docPr id="923" name="Hinh 923"/>
+            <wp:cNvGraphicFramePr/>
+            <a:graphic xmlns:a="http://schemas.openxmlformats.org/drawingml/2006/main">
+              <a:graphicData uri="http://schemas.openxmlformats.org/drawingml/2006/picture">
+                <pic:pic xmlns:pic="http://schemas.openxmlformats.org/drawingml/2006/picture">
+                  <pic:nvPicPr>
+                    <pic:cNvPr id="923" name="Hinh 923"/>
+                    <pic:cNvPicPr/>
+                  </pic:nvPicPr>
+                  <pic:blipFill>
+                    <a:blip r:embed="rId28"/>
+                    <a:srcRect b="6388"/>
+                    <a:stretch>
+                      <a:fillRect/>
+                    </a:stretch>
+                  </pic:blipFill>
+                  <pic:spPr>
+                    <a:xfrm>
+                      <a:off x="0" y="0"/>
+                      <a:ext cx="5760000" cy="3442970"/>
+                    </a:xfrm>
+                    <a:prstGeom prst="rect">
+                      <a:avLst/>
+                    </a:prstGeom>
+                  </pic:spPr>
+                </pic:pic>
+              </a:graphicData>
+            </a:graphic>
+          </wp:inline>
+        </w:drawing>
+      </w:r>
+    </w:p>
+    <w:p>
+      <w:pPr>
+        <w:jc w:val="center"/>
+        <w:rPr>
+          <w:rFonts w:hint="default" w:ascii="Times New Roman" w:hAnsi="Times New Roman" w:cs="Times New Roman"/>
+        </w:rPr>
+      </w:pPr>
+      <w:r>
+        <w:rPr>
+          <w:rFonts w:hint="default" w:ascii="Times New Roman" w:hAnsi="Times New Roman" w:cs="Times New Roman"/>
+          <w:b w:val="0"/>
+          <w:i/>
+          <w:sz w:val="22"/>
+        </w:rPr>
+        <w:t>Hình 22. Kịch bản 4: sau khi xác nhận bypass – vào được Weapons Warning Site</w:t>
+      </w:r>
+    </w:p>
+    <w:p>
+      <w:pPr>
+        <w:spacing w:before="120" w:after="60"/>
+        <w:jc w:val="center"/>
+        <w:rPr>
+          <w:rFonts w:hint="default" w:ascii="Times New Roman" w:hAnsi="Times New Roman" w:cs="Times New Roman"/>
+        </w:rPr>
+      </w:pPr>
+      <w:r>
+        <w:rPr>
+          <w:rFonts w:hint="default" w:ascii="Times New Roman" w:hAnsi="Times New Roman" w:cs="Times New Roman"/>
+        </w:rPr>
+        <w:drawing>
+          <wp:inline distT="0" distB="0" distL="0" distR="0">
+            <wp:extent cx="5759450" cy="3439795"/>
+            <wp:effectExtent l="0" t="0" r="0" b="0"/>
+            <wp:docPr id="924" name="Hinh 924"/>
+            <wp:cNvGraphicFramePr/>
+            <a:graphic xmlns:a="http://schemas.openxmlformats.org/drawingml/2006/main">
+              <a:graphicData uri="http://schemas.openxmlformats.org/drawingml/2006/picture">
+                <pic:pic xmlns:pic="http://schemas.openxmlformats.org/drawingml/2006/picture">
+                  <pic:nvPicPr>
+                    <pic:cNvPr id="924" name="Hinh 924"/>
+                    <pic:cNvPicPr/>
+                  </pic:nvPicPr>
+                  <pic:blipFill>
+                    <a:blip r:embed="rId29"/>
+                    <a:srcRect b="6474"/>
+                    <a:stretch>
+                      <a:fillRect/>
+                    </a:stretch>
+                  </pic:blipFill>
+                  <pic:spPr>
+                    <a:xfrm>
+                      <a:off x="0" y="0"/>
+                      <a:ext cx="5760000" cy="3439795"/>
+                    </a:xfrm>
+                    <a:prstGeom prst="rect">
+                      <a:avLst/>
+                    </a:prstGeom>
+                  </pic:spPr>
+                </pic:pic>
+              </a:graphicData>
+            </a:graphic>
+          </wp:inline>
+        </w:drawing>
+      </w:r>
+    </w:p>
+    <w:p>
+      <w:pPr>
+        <w:jc w:val="center"/>
+        <w:rPr>
+          <w:rFonts w:hint="default" w:ascii="Times New Roman" w:hAnsi="Times New Roman" w:cs="Times New Roman"/>
+        </w:rPr>
+      </w:pPr>
+      <w:r>
+        <w:rPr>
+          <w:rFonts w:hint="default" w:ascii="Times New Roman" w:hAnsi="Times New Roman" w:cs="Times New Roman"/>
+          <w:b w:val="0"/>
+          <w:i/>
+          <w:sz w:val="22"/>
+        </w:rPr>
+        <w:t>Hình 23. Kịch bản 4: politics.lab7.test – trang cảnh báo</w:t>
+      </w:r>
+    </w:p>
+    <w:p>
+      <w:pPr>
+        <w:spacing w:before="120" w:after="60"/>
+        <w:jc w:val="center"/>
+        <w:rPr>
+          <w:rFonts w:hint="default" w:ascii="Times New Roman" w:hAnsi="Times New Roman" w:cs="Times New Roman"/>
+        </w:rPr>
+      </w:pPr>
+      <w:r>
+        <w:rPr>
+          <w:rFonts w:hint="default" w:ascii="Times New Roman" w:hAnsi="Times New Roman" w:cs="Times New Roman"/>
+        </w:rPr>
+        <w:drawing>
+          <wp:inline distT="0" distB="0" distL="0" distR="0">
+            <wp:extent cx="5759450" cy="3442970"/>
+            <wp:effectExtent l="0" t="0" r="0" b="0"/>
+            <wp:docPr id="925" name="Hinh 925"/>
+            <wp:cNvGraphicFramePr/>
+            <a:graphic xmlns:a="http://schemas.openxmlformats.org/drawingml/2006/main">
+              <a:graphicData uri="http://schemas.openxmlformats.org/drawingml/2006/picture">
+                <pic:pic xmlns:pic="http://schemas.openxmlformats.org/drawingml/2006/picture">
+                  <pic:nvPicPr>
+                    <pic:cNvPr id="925" name="Hinh 925"/>
+                    <pic:cNvPicPr/>
+                  </pic:nvPicPr>
+                  <pic:blipFill>
+                    <a:blip r:embed="rId30"/>
+                    <a:srcRect b="6388"/>
+                    <a:stretch>
+                      <a:fillRect/>
+                    </a:stretch>
+                  </pic:blipFill>
+                  <pic:spPr>
+                    <a:xfrm>
+                      <a:off x="0" y="0"/>
+                      <a:ext cx="5760000" cy="3442970"/>
+                    </a:xfrm>
+                    <a:prstGeom prst="rect">
+                      <a:avLst/>
+                    </a:prstGeom>
+                  </pic:spPr>
+                </pic:pic>
+              </a:graphicData>
+            </a:graphic>
+          </wp:inline>
+        </w:drawing>
+      </w:r>
+    </w:p>
+    <w:p>
+      <w:pPr>
+        <w:jc w:val="center"/>
+        <w:rPr>
+          <w:rFonts w:hint="default" w:ascii="Times New Roman" w:hAnsi="Times New Roman" w:cs="Times New Roman"/>
+        </w:rPr>
+      </w:pPr>
+      <w:r>
+        <w:rPr>
+          <w:rFonts w:hint="default" w:ascii="Times New Roman" w:hAnsi="Times New Roman" w:cs="Times New Roman"/>
+          <w:b w:val="0"/>
+          <w:i/>
+          <w:sz w:val="22"/>
+        </w:rPr>
+        <w:t>Hình 24. Kịch bản 4: religion.lab7.test – trang cảnh báo</w:t>
+      </w:r>
+    </w:p>
+    <w:p>
+      <w:pPr>
+        <w:spacing w:before="120" w:after="60"/>
+        <w:jc w:val="center"/>
+        <w:rPr>
+          <w:rFonts w:hint="default" w:ascii="Times New Roman" w:hAnsi="Times New Roman" w:cs="Times New Roman"/>
+        </w:rPr>
+      </w:pPr>
+      <w:r>
+        <w:rPr>
+          <w:rFonts w:hint="default" w:ascii="Times New Roman" w:hAnsi="Times New Roman" w:cs="Times New Roman"/>
+        </w:rPr>
+        <w:drawing>
+          <wp:inline distT="0" distB="0" distL="0" distR="0">
+            <wp:extent cx="5759450" cy="3430905"/>
+            <wp:effectExtent l="0" t="0" r="0" b="0"/>
+            <wp:docPr id="926" name="Hinh 926"/>
+            <wp:cNvGraphicFramePr/>
+            <a:graphic xmlns:a="http://schemas.openxmlformats.org/drawingml/2006/main">
+              <a:graphicData uri="http://schemas.openxmlformats.org/drawingml/2006/picture">
+                <pic:pic xmlns:pic="http://schemas.openxmlformats.org/drawingml/2006/picture">
+                  <pic:nvPicPr>
+                    <pic:cNvPr id="926" name="Hinh 926"/>
+                    <pic:cNvPicPr/>
+                  </pic:nvPicPr>
+                  <pic:blipFill>
+                    <a:blip r:embed="rId31"/>
+                    <a:srcRect b="6716"/>
+                    <a:stretch>
+                      <a:fillRect/>
+                    </a:stretch>
+                  </pic:blipFill>
+                  <pic:spPr>
+                    <a:xfrm>
+                      <a:off x="0" y="0"/>
+                      <a:ext cx="5760000" cy="3430905"/>
+                    </a:xfrm>
+                    <a:prstGeom prst="rect">
+                      <a:avLst/>
+                    </a:prstGeom>
+                  </pic:spPr>
+                </pic:pic>
+              </a:graphicData>
+            </a:graphic>
+          </wp:inline>
+        </w:drawing>
+      </w:r>
+    </w:p>
+    <w:p>
+      <w:pPr>
+        <w:jc w:val="center"/>
+        <w:rPr>
+          <w:rFonts w:hint="default" w:ascii="Times New Roman" w:hAnsi="Times New Roman" w:cs="Times New Roman"/>
+        </w:rPr>
+      </w:pPr>
+      <w:r>
+        <w:rPr>
+          <w:rFonts w:hint="default" w:ascii="Times New Roman" w:hAnsi="Times New Roman" w:cs="Times New Roman"/>
+          <w:b w:val="0"/>
+          <w:i/>
+          <w:sz w:val="22"/>
+        </w:rPr>
+        <w:t>Hình 25. Kịch bản 5: education.lab7.test – truy cập bình thường</w:t>
+      </w:r>
+    </w:p>
+    <w:p>
+      <w:pPr>
+        <w:spacing w:before="120" w:after="60"/>
+        <w:jc w:val="center"/>
+        <w:rPr>
+          <w:rFonts w:hint="default" w:ascii="Times New Roman" w:hAnsi="Times New Roman" w:cs="Times New Roman"/>
+        </w:rPr>
+      </w:pPr>
+      <w:r>
+        <w:rPr>
+          <w:rFonts w:hint="default" w:ascii="Times New Roman" w:hAnsi="Times New Roman" w:cs="Times New Roman"/>
+        </w:rPr>
+        <w:drawing>
+          <wp:inline distT="0" distB="0" distL="0" distR="0">
+            <wp:extent cx="5759450" cy="2232660"/>
+            <wp:effectExtent l="0" t="0" r="0" b="0"/>
+            <wp:docPr id="927" name="Hinh 927"/>
+            <wp:cNvGraphicFramePr/>
+            <a:graphic xmlns:a="http://schemas.openxmlformats.org/drawingml/2006/main">
+              <a:graphicData uri="http://schemas.openxmlformats.org/drawingml/2006/picture">
+                <pic:pic xmlns:pic="http://schemas.openxmlformats.org/drawingml/2006/picture">
+                  <pic:nvPicPr>
+                    <pic:cNvPr id="927" name="Hinh 927"/>
+                    <pic:cNvPicPr/>
+                  </pic:nvPicPr>
+                  <pic:blipFill>
+                    <a:blip r:embed="rId32"/>
+                    <a:srcRect b="34194"/>
+                    <a:stretch>
+                      <a:fillRect/>
+                    </a:stretch>
+                  </pic:blipFill>
+                  <pic:spPr>
+                    <a:xfrm>
+                      <a:off x="0" y="0"/>
+                      <a:ext cx="5760000" cy="2232660"/>
+                    </a:xfrm>
+                    <a:prstGeom prst="rect">
+                      <a:avLst/>
+                    </a:prstGeom>
+                  </pic:spPr>
+                </pic:pic>
+              </a:graphicData>
+            </a:graphic>
+          </wp:inline>
+        </w:drawing>
+      </w:r>
+    </w:p>
+    <w:p>
+      <w:pPr>
+        <w:jc w:val="center"/>
+        <w:rPr>
+          <w:rFonts w:hint="default" w:ascii="Times New Roman" w:hAnsi="Times New Roman" w:cs="Times New Roman"/>
+        </w:rPr>
+      </w:pPr>
+      <w:r>
+        <w:rPr>
+          <w:rFonts w:hint="default" w:ascii="Times New Roman" w:hAnsi="Times New Roman" w:cs="Times New Roman"/>
+          <w:b w:val="0"/>
+          <w:i/>
+          <w:sz w:val="22"/>
+        </w:rPr>
+        <w:t>Hình 26. Kịch bản 6: trỏ entertainment/games sang 172.16.6.30 để pfSense áp schedule theo IP đích</w:t>
+      </w:r>
+    </w:p>
+    <w:p>
+      <w:pPr>
+        <w:spacing w:before="120" w:after="60"/>
+        <w:jc w:val="center"/>
+        <w:rPr>
+          <w:rFonts w:hint="default" w:ascii="Times New Roman" w:hAnsi="Times New Roman" w:cs="Times New Roman"/>
+        </w:rPr>
+      </w:pPr>
+      <w:r>
+        <w:rPr>
+          <w:rFonts w:hint="default" w:ascii="Times New Roman" w:hAnsi="Times New Roman" w:cs="Times New Roman"/>
+        </w:rPr>
+        <w:drawing>
+          <wp:inline distT="0" distB="0" distL="0" distR="0">
+            <wp:extent cx="5759450" cy="881380"/>
+            <wp:effectExtent l="0" t="0" r="0" b="0"/>
+            <wp:docPr id="928" name="Hinh 928"/>
+            <wp:cNvGraphicFramePr/>
+            <a:graphic xmlns:a="http://schemas.openxmlformats.org/drawingml/2006/main">
+              <a:graphicData uri="http://schemas.openxmlformats.org/drawingml/2006/picture">
+                <pic:pic xmlns:pic="http://schemas.openxmlformats.org/drawingml/2006/picture">
+                  <pic:nvPicPr>
+                    <pic:cNvPr id="928" name="Hinh 928"/>
+                    <pic:cNvPicPr/>
+                  </pic:nvPicPr>
+                  <pic:blipFill>
+                    <a:blip r:embed="rId33"/>
+                    <a:srcRect b="75516"/>
+                    <a:stretch>
+                      <a:fillRect/>
+                    </a:stretch>
+                  </pic:blipFill>
+                  <pic:spPr>
+                    <a:xfrm>
+                      <a:off x="0" y="0"/>
+                      <a:ext cx="5760000" cy="881380"/>
+                    </a:xfrm>
+                    <a:prstGeom prst="rect">
+                      <a:avLst/>
+                    </a:prstGeom>
+                  </pic:spPr>
+                </pic:pic>
+              </a:graphicData>
+            </a:graphic>
+          </wp:inline>
+        </w:drawing>
+      </w:r>
+    </w:p>
+    <w:p>
+      <w:pPr>
+        <w:jc w:val="center"/>
+        <w:rPr>
+          <w:rFonts w:hint="default" w:ascii="Times New Roman" w:hAnsi="Times New Roman" w:cs="Times New Roman"/>
+        </w:rPr>
+      </w:pPr>
+      <w:r>
+        <w:rPr>
+          <w:rFonts w:hint="default" w:ascii="Times New Roman" w:hAnsi="Times New Roman" w:cs="Times New Roman"/>
+          <w:b w:val="0"/>
+          <w:i/>
+          <w:sz w:val="22"/>
+        </w:rPr>
+        <w:t>Hình 27. Kịch bản 6: 05:10 – ngoài khung LAB7_ENT_60M, proxy tới entertainment.lab7.test HTTP 000 (bị pfSense chặn)</w:t>
+      </w:r>
+    </w:p>
+    <w:p>
+      <w:pPr>
+        <w:spacing w:before="120" w:after="60"/>
+        <w:jc w:val="center"/>
+        <w:rPr>
+          <w:rFonts w:hint="default" w:ascii="Times New Roman" w:hAnsi="Times New Roman" w:cs="Times New Roman"/>
+        </w:rPr>
+      </w:pPr>
+      <w:r>
+        <w:rPr>
+          <w:rFonts w:hint="default" w:ascii="Times New Roman" w:hAnsi="Times New Roman" w:cs="Times New Roman"/>
+        </w:rPr>
+        <w:drawing>
+          <wp:inline distT="0" distB="0" distL="0" distR="0">
+            <wp:extent cx="5759450" cy="671830"/>
+            <wp:effectExtent l="0" t="0" r="0" b="0"/>
+            <wp:docPr id="929" name="Hinh 929"/>
+            <wp:cNvGraphicFramePr/>
+            <a:graphic xmlns:a="http://schemas.openxmlformats.org/drawingml/2006/main">
+              <a:graphicData uri="http://schemas.openxmlformats.org/drawingml/2006/picture">
+                <pic:pic xmlns:pic="http://schemas.openxmlformats.org/drawingml/2006/picture">
+                  <pic:nvPicPr>
+                    <pic:cNvPr id="929" name="Hinh 929"/>
+                    <pic:cNvPicPr/>
+                  </pic:nvPicPr>
+                  <pic:blipFill>
+                    <a:blip r:embed="rId34"/>
+                    <a:srcRect b="81337"/>
+                    <a:stretch>
+                      <a:fillRect/>
+                    </a:stretch>
+                  </pic:blipFill>
+                  <pic:spPr>
+                    <a:xfrm>
+                      <a:off x="0" y="0"/>
+                      <a:ext cx="5760000" cy="671830"/>
+                    </a:xfrm>
+                    <a:prstGeom prst="rect">
+                      <a:avLst/>
+                    </a:prstGeom>
+                  </pic:spPr>
+                </pic:pic>
+              </a:graphicData>
+            </a:graphic>
+          </wp:inline>
+        </w:drawing>
+      </w:r>
+    </w:p>
+    <w:p>
+      <w:pPr>
+        <w:jc w:val="center"/>
+        <w:rPr>
+          <w:rFonts w:hint="default" w:ascii="Times New Roman" w:hAnsi="Times New Roman" w:cs="Times New Roman"/>
+        </w:rPr>
+      </w:pPr>
+      <w:r>
+        <w:rPr>
+          <w:rFonts w:hint="default" w:ascii="Times New Roman" w:hAnsi="Times New Roman" w:cs="Times New Roman"/>
+          <w:b w:val="0"/>
+          <w:i/>
+          <w:sz w:val="22"/>
+        </w:rPr>
+        <w:t>Hình 28. Kịch bản 6: trong khung 05:15–06:15 – entertainment/games HTTP 200</w:t>
+      </w:r>
+    </w:p>
+    <w:p>
+      <w:pPr>
+        <w:spacing w:before="120" w:after="60"/>
+        <w:jc w:val="center"/>
+        <w:rPr>
+          <w:rFonts w:hint="default" w:ascii="Times New Roman" w:hAnsi="Times New Roman" w:cs="Times New Roman"/>
+        </w:rPr>
+      </w:pPr>
+      <w:r>
+        <w:rPr>
+          <w:rFonts w:hint="default" w:ascii="Times New Roman" w:hAnsi="Times New Roman" w:cs="Times New Roman"/>
+        </w:rPr>
+        <w:drawing>
+          <wp:inline distT="0" distB="0" distL="0" distR="0">
+            <wp:extent cx="5759450" cy="3399155"/>
+            <wp:effectExtent l="0" t="0" r="0" b="0"/>
+            <wp:docPr id="930" name="Hinh 930"/>
+            <wp:cNvGraphicFramePr/>
+            <a:graphic xmlns:a="http://schemas.openxmlformats.org/drawingml/2006/main">
+              <a:graphicData uri="http://schemas.openxmlformats.org/drawingml/2006/picture">
+                <pic:pic xmlns:pic="http://schemas.openxmlformats.org/drawingml/2006/picture">
+                  <pic:nvPicPr>
+                    <pic:cNvPr id="930" name="Hinh 930"/>
+                    <pic:cNvPicPr/>
+                  </pic:nvPicPr>
+                  <pic:blipFill>
+                    <a:blip r:embed="rId35"/>
+                    <a:srcRect b="7579"/>
+                    <a:stretch>
+                      <a:fillRect/>
+                    </a:stretch>
+                  </pic:blipFill>
+                  <pic:spPr>
+                    <a:xfrm>
+                      <a:off x="0" y="0"/>
+                      <a:ext cx="5760000" cy="3399155"/>
+                    </a:xfrm>
+                    <a:prstGeom prst="rect">
+                      <a:avLst/>
+                    </a:prstGeom>
+                  </pic:spPr>
+                </pic:pic>
+              </a:graphicData>
+            </a:graphic>
+          </wp:inline>
+        </w:drawing>
+      </w:r>
+    </w:p>
+    <w:p>
+      <w:pPr>
+        <w:jc w:val="center"/>
+        <w:rPr>
+          <w:rFonts w:hint="default" w:ascii="Times New Roman" w:hAnsi="Times New Roman" w:cs="Times New Roman"/>
+        </w:rPr>
+      </w:pPr>
+      <w:r>
+        <w:rPr>
+          <w:rFonts w:hint="default" w:ascii="Times New Roman" w:hAnsi="Times New Roman" w:cs="Times New Roman"/>
+          <w:b w:val="0"/>
+          <w:i/>
+          <w:sz w:val="22"/>
+        </w:rPr>
+        <w:t>Hình 29. Kịch bản 6: Client-A mở entertainment.lab7.test trong khung giờ</w:t>
+      </w:r>
+    </w:p>
+    <w:p>
+      <w:pPr>
+        <w:spacing w:before="120" w:after="60"/>
+        <w:jc w:val="center"/>
+        <w:rPr>
+          <w:rFonts w:hint="default" w:ascii="Times New Roman" w:hAnsi="Times New Roman" w:cs="Times New Roman"/>
+        </w:rPr>
+      </w:pPr>
+      <w:r>
+        <w:rPr>
+          <w:rFonts w:hint="default" w:ascii="Times New Roman" w:hAnsi="Times New Roman" w:cs="Times New Roman"/>
+        </w:rPr>
+        <w:drawing>
+          <wp:inline distT="0" distB="0" distL="0" distR="0">
+            <wp:extent cx="5759450" cy="3442335"/>
+            <wp:effectExtent l="0" t="0" r="0" b="0"/>
+            <wp:docPr id="931" name="Hinh 931"/>
+            <wp:cNvGraphicFramePr/>
+            <a:graphic xmlns:a="http://schemas.openxmlformats.org/drawingml/2006/main">
+              <a:graphicData uri="http://schemas.openxmlformats.org/drawingml/2006/picture">
+                <pic:pic xmlns:pic="http://schemas.openxmlformats.org/drawingml/2006/picture">
+                  <pic:nvPicPr>
+                    <pic:cNvPr id="931" name="Hinh 931"/>
+                    <pic:cNvPicPr/>
+                  </pic:nvPicPr>
+                  <pic:blipFill>
+                    <a:blip r:embed="rId36"/>
+                    <a:srcRect b="6405"/>
+                    <a:stretch>
+                      <a:fillRect/>
+                    </a:stretch>
+                  </pic:blipFill>
+                  <pic:spPr>
+                    <a:xfrm>
+                      <a:off x="0" y="0"/>
+                      <a:ext cx="5760000" cy="3442335"/>
+                    </a:xfrm>
+                    <a:prstGeom prst="rect">
+                      <a:avLst/>
+                    </a:prstGeom>
+                  </pic:spPr>
+                </pic:pic>
+              </a:graphicData>
+            </a:graphic>
+          </wp:inline>
+        </w:drawing>
+      </w:r>
+    </w:p>
+    <w:p>
+      <w:pPr>
+        <w:jc w:val="center"/>
+        <w:rPr>
+          <w:rFonts w:hint="default" w:ascii="Times New Roman" w:hAnsi="Times New Roman" w:cs="Times New Roman"/>
+        </w:rPr>
+      </w:pPr>
+      <w:r>
+        <w:rPr>
+          <w:rFonts w:hint="default" w:ascii="Times New Roman" w:hAnsi="Times New Roman" w:cs="Times New Roman"/>
+          <w:b w:val="0"/>
+          <w:i/>
+          <w:sz w:val="22"/>
+        </w:rPr>
+        <w:t>Hình 30. Kịch bản 7: streaming.lab7.test – cảnh báo</w:t>
+      </w:r>
+    </w:p>
+    <w:p>
+      <w:pPr>
+        <w:spacing w:before="120" w:after="60"/>
+        <w:jc w:val="center"/>
+        <w:rPr>
+          <w:rFonts w:hint="default" w:ascii="Times New Roman" w:hAnsi="Times New Roman" w:cs="Times New Roman"/>
+        </w:rPr>
+      </w:pPr>
+      <w:r>
+        <w:rPr>
+          <w:rFonts w:hint="default" w:ascii="Times New Roman" w:hAnsi="Times New Roman" w:cs="Times New Roman"/>
+        </w:rPr>
+        <w:drawing>
+          <wp:inline distT="0" distB="0" distL="0" distR="0">
+            <wp:extent cx="5759450" cy="3437255"/>
+            <wp:effectExtent l="0" t="0" r="0" b="0"/>
+            <wp:docPr id="932" name="Hinh 932"/>
+            <wp:cNvGraphicFramePr/>
+            <a:graphic xmlns:a="http://schemas.openxmlformats.org/drawingml/2006/main">
+              <a:graphicData uri="http://schemas.openxmlformats.org/drawingml/2006/picture">
+                <pic:pic xmlns:pic="http://schemas.openxmlformats.org/drawingml/2006/picture">
+                  <pic:nvPicPr>
+                    <pic:cNvPr id="932" name="Hinh 932"/>
+                    <pic:cNvPicPr/>
+                  </pic:nvPicPr>
+                  <pic:blipFill>
+                    <a:blip r:embed="rId37"/>
+                    <a:srcRect b="6544"/>
+                    <a:stretch>
+                      <a:fillRect/>
+                    </a:stretch>
+                  </pic:blipFill>
+                  <pic:spPr>
+                    <a:xfrm>
+                      <a:off x="0" y="0"/>
+                      <a:ext cx="5760000" cy="3437255"/>
+                    </a:xfrm>
+                    <a:prstGeom prst="rect">
+                      <a:avLst/>
+                    </a:prstGeom>
+                  </pic:spPr>
+                </pic:pic>
+              </a:graphicData>
+            </a:graphic>
+          </wp:inline>
+        </w:drawing>
+      </w:r>
+    </w:p>
+    <w:p>
+      <w:pPr>
+        <w:jc w:val="center"/>
+        <w:rPr>
+          <w:rFonts w:hint="default" w:ascii="Times New Roman" w:hAnsi="Times New Roman" w:cs="Times New Roman"/>
+        </w:rPr>
+      </w:pPr>
+      <w:r>
+        <w:rPr>
+          <w:rFonts w:hint="default" w:ascii="Times New Roman" w:hAnsi="Times New Roman" w:cs="Times New Roman"/>
+          <w:b w:val="0"/>
+          <w:i/>
+          <w:sz w:val="22"/>
+        </w:rPr>
+        <w:t>Hình 31. Kịch bản 7: bypass tạm thành công</w:t>
+      </w:r>
+    </w:p>
+    <w:p>
+      <w:pPr>
+        <w:spacing w:before="120" w:after="60"/>
+        <w:jc w:val="center"/>
+        <w:rPr>
+          <w:rFonts w:hint="default" w:ascii="Times New Roman" w:hAnsi="Times New Roman" w:cs="Times New Roman"/>
+        </w:rPr>
+      </w:pPr>
+      <w:r>
+        <w:rPr>
+          <w:rFonts w:hint="default" w:ascii="Times New Roman" w:hAnsi="Times New Roman" w:cs="Times New Roman"/>
+        </w:rPr>
+        <w:drawing>
+          <wp:inline distT="0" distB="0" distL="0" distR="0">
+            <wp:extent cx="5759450" cy="3284220"/>
+            <wp:effectExtent l="0" t="0" r="0" b="0"/>
+            <wp:docPr id="933" name="Hinh 933"/>
+            <wp:cNvGraphicFramePr/>
+            <a:graphic xmlns:a="http://schemas.openxmlformats.org/drawingml/2006/main">
+              <a:graphicData uri="http://schemas.openxmlformats.org/drawingml/2006/picture">
+                <pic:pic xmlns:pic="http://schemas.openxmlformats.org/drawingml/2006/picture">
+                  <pic:nvPicPr>
+                    <pic:cNvPr id="933" name="Hinh 933"/>
+                    <pic:cNvPicPr/>
+                  </pic:nvPicPr>
+                  <pic:blipFill>
+                    <a:blip r:embed="rId38"/>
+                    <a:srcRect b="10704"/>
+                    <a:stretch>
+                      <a:fillRect/>
+                    </a:stretch>
+                  </pic:blipFill>
+                  <pic:spPr>
+                    <a:xfrm>
+                      <a:off x="0" y="0"/>
+                      <a:ext cx="5760000" cy="3284220"/>
+                    </a:xfrm>
+                    <a:prstGeom prst="rect">
+                      <a:avLst/>
+                    </a:prstGeom>
+                  </pic:spPr>
+                </pic:pic>
+              </a:graphicData>
+            </a:graphic>
+          </wp:inline>
+        </w:drawing>
+      </w:r>
+    </w:p>
+    <w:p>
+      <w:pPr>
+        <w:jc w:val="center"/>
+        <w:rPr>
+          <w:rFonts w:hint="default" w:ascii="Times New Roman" w:hAnsi="Times New Roman" w:cs="Times New Roman"/>
+        </w:rPr>
+      </w:pPr>
+      <w:r>
+        <w:rPr>
+          <w:rFonts w:hint="default" w:ascii="Times New Roman" w:hAnsi="Times New Roman" w:cs="Times New Roman"/>
+          <w:b w:val="0"/>
+          <w:i/>
+          <w:sz w:val="22"/>
+        </w:rPr>
+        <w:t>Hình 32. Kịch bản 8: blockedgame.lab7.test – Hard block</w:t>
+      </w:r>
+    </w:p>
+    <w:p>
+      <w:pPr>
+        <w:spacing w:before="120" w:after="60"/>
+        <w:jc w:val="center"/>
+        <w:rPr>
+          <w:rFonts w:hint="default" w:ascii="Times New Roman" w:hAnsi="Times New Roman" w:cs="Times New Roman"/>
+        </w:rPr>
+      </w:pPr>
+      <w:r>
+        <w:rPr>
+          <w:rFonts w:hint="default" w:ascii="Times New Roman" w:hAnsi="Times New Roman" w:cs="Times New Roman"/>
+        </w:rPr>
+        <w:drawing>
+          <wp:inline distT="0" distB="0" distL="0" distR="0">
+            <wp:extent cx="5759450" cy="3274695"/>
+            <wp:effectExtent l="0" t="0" r="0" b="0"/>
+            <wp:docPr id="934" name="Hinh 934"/>
+            <wp:cNvGraphicFramePr/>
+            <a:graphic xmlns:a="http://schemas.openxmlformats.org/drawingml/2006/main">
+              <a:graphicData uri="http://schemas.openxmlformats.org/drawingml/2006/picture">
+                <pic:pic xmlns:pic="http://schemas.openxmlformats.org/drawingml/2006/picture">
+                  <pic:nvPicPr>
+                    <pic:cNvPr id="934" name="Hinh 934"/>
+                    <pic:cNvPicPr/>
+                  </pic:nvPicPr>
+                  <pic:blipFill>
+                    <a:blip r:embed="rId39"/>
+                    <a:srcRect b="10963"/>
+                    <a:stretch>
+                      <a:fillRect/>
+                    </a:stretch>
+                  </pic:blipFill>
+                  <pic:spPr>
+                    <a:xfrm>
+                      <a:off x="0" y="0"/>
+                      <a:ext cx="5760000" cy="3274695"/>
+                    </a:xfrm>
+                    <a:prstGeom prst="rect">
+                      <a:avLst/>
+                    </a:prstGeom>
+                  </pic:spPr>
+                </pic:pic>
+              </a:graphicData>
+            </a:graphic>
+          </wp:inline>
+        </w:drawing>
+      </w:r>
+    </w:p>
+    <w:p>
+      <w:pPr>
+        <w:jc w:val="center"/>
+        <w:rPr>
+          <w:rFonts w:hint="default" w:ascii="Times New Roman" w:hAnsi="Times New Roman" w:cs="Times New Roman"/>
+        </w:rPr>
+      </w:pPr>
+      <w:r>
+        <w:rPr>
+          <w:rFonts w:hint="default" w:ascii="Times New Roman" w:hAnsi="Times New Roman" w:cs="Times New Roman"/>
+          <w:b w:val="0"/>
+          <w:i/>
+          <w:sz w:val="22"/>
+        </w:rPr>
+        <w:t>Hình 33. Kịch bản 9: trang download.lab7.test</w:t>
+      </w:r>
+    </w:p>
+    <w:p>
+      <w:pPr>
+        <w:spacing w:before="120" w:after="60"/>
+        <w:jc w:val="center"/>
+        <w:rPr>
+          <w:rFonts w:hint="default" w:ascii="Times New Roman" w:hAnsi="Times New Roman" w:cs="Times New Roman"/>
+        </w:rPr>
+      </w:pPr>
+      <w:r>
+        <w:rPr>
+          <w:rFonts w:hint="default" w:ascii="Times New Roman" w:hAnsi="Times New Roman" w:cs="Times New Roman"/>
+        </w:rPr>
+        <w:drawing>
+          <wp:inline distT="0" distB="0" distL="0" distR="0">
+            <wp:extent cx="5759450" cy="1228090"/>
+            <wp:effectExtent l="0" t="0" r="0" b="0"/>
+            <wp:docPr id="935" name="Hinh 935"/>
+            <wp:cNvGraphicFramePr/>
+            <a:graphic xmlns:a="http://schemas.openxmlformats.org/drawingml/2006/main">
+              <a:graphicData uri="http://schemas.openxmlformats.org/drawingml/2006/picture">
+                <pic:pic xmlns:pic="http://schemas.openxmlformats.org/drawingml/2006/picture">
+                  <pic:nvPicPr>
+                    <pic:cNvPr id="935" name="Hinh 935"/>
+                    <pic:cNvPicPr/>
+                  </pic:nvPicPr>
+                  <pic:blipFill>
+                    <a:blip r:embed="rId40"/>
+                    <a:srcRect b="65885"/>
+                    <a:stretch>
+                      <a:fillRect/>
+                    </a:stretch>
+                  </pic:blipFill>
+                  <pic:spPr>
+                    <a:xfrm>
+                      <a:off x="0" y="0"/>
+                      <a:ext cx="5760000" cy="1228090"/>
+                    </a:xfrm>
+                    <a:prstGeom prst="rect">
+                      <a:avLst/>
+                    </a:prstGeom>
+                  </pic:spPr>
+                </pic:pic>
+              </a:graphicData>
+            </a:graphic>
+          </wp:inline>
+        </w:drawing>
+      </w:r>
+    </w:p>
+    <w:p>
+      <w:pPr>
+        <w:jc w:val="center"/>
+        <w:rPr>
+          <w:rFonts w:hint="default" w:ascii="Times New Roman" w:hAnsi="Times New Roman" w:cs="Times New Roman"/>
+        </w:rPr>
+      </w:pPr>
+      <w:r>
+        <w:rPr>
+          <w:rFonts w:hint="default" w:ascii="Times New Roman" w:hAnsi="Times New Roman" w:cs="Times New Roman"/>
+          <w:b w:val="0"/>
+          <w:i/>
+          <w:sz w:val="22"/>
+        </w:rPr>
+        <w:t>Hình 34. Kịch bản 9 – xử lý sự cố: lần đầu E2Guardian báo “Could not perform content scan” (clamd chạy user clamav không đọc được file tạm của E2Guardian) và chặn .bin theo bannedextensionlist</w:t>
+      </w:r>
+    </w:p>
+    <w:p>
+      <w:pPr>
+        <w:spacing w:before="120" w:after="60"/>
+        <w:jc w:val="center"/>
+        <w:rPr>
+          <w:rFonts w:hint="default" w:ascii="Times New Roman" w:hAnsi="Times New Roman" w:cs="Times New Roman"/>
+        </w:rPr>
+      </w:pPr>
+      <w:r>
+        <w:rPr>
+          <w:rFonts w:hint="default" w:ascii="Times New Roman" w:hAnsi="Times New Roman" w:cs="Times New Roman"/>
+        </w:rPr>
+        <w:drawing>
+          <wp:inline distT="0" distB="0" distL="0" distR="0">
+            <wp:extent cx="5759450" cy="1308100"/>
+            <wp:effectExtent l="0" t="0" r="0" b="0"/>
+            <wp:docPr id="936" name="Hinh 936"/>
+            <wp:cNvGraphicFramePr/>
+            <a:graphic xmlns:a="http://schemas.openxmlformats.org/drawingml/2006/main">
+              <a:graphicData uri="http://schemas.openxmlformats.org/drawingml/2006/picture">
+                <pic:pic xmlns:pic="http://schemas.openxmlformats.org/drawingml/2006/picture">
+                  <pic:nvPicPr>
+                    <pic:cNvPr id="936" name="Hinh 936"/>
+                    <pic:cNvPicPr/>
+                  </pic:nvPicPr>
+                  <pic:blipFill>
+                    <a:blip r:embed="rId41"/>
+                    <a:srcRect b="63662"/>
+                    <a:stretch>
+                      <a:fillRect/>
+                    </a:stretch>
+                  </pic:blipFill>
+                  <pic:spPr>
+                    <a:xfrm>
+                      <a:off x="0" y="0"/>
+                      <a:ext cx="5760000" cy="1308100"/>
+                    </a:xfrm>
+                    <a:prstGeom prst="rect">
+                      <a:avLst/>
+                    </a:prstGeom>
+                  </pic:spPr>
+                </pic:pic>
+              </a:graphicData>
+            </a:graphic>
+          </wp:inline>
+        </w:drawing>
+      </w:r>
+    </w:p>
+    <w:p>
+      <w:pPr>
+        <w:spacing w:before="120" w:after="60"/>
+        <w:jc w:val="center"/>
+        <w:rPr>
+          <w:rFonts w:hint="default" w:ascii="Times New Roman" w:hAnsi="Times New Roman" w:cs="Times New Roman"/>
+        </w:rPr>
+      </w:pPr>
+      <w:r>
+        <w:rPr>
+          <w:rFonts w:hint="default" w:ascii="Times New Roman" w:hAnsi="Times New Roman" w:cs="Times New Roman"/>
+        </w:rPr>
+        <w:drawing>
+          <wp:inline distT="0" distB="0" distL="0" distR="0">
+            <wp:extent cx="5759450" cy="3334385"/>
+            <wp:effectExtent l="0" t="0" r="0" b="0"/>
+            <wp:docPr id="937" name="Hinh 937"/>
+            <wp:cNvGraphicFramePr/>
+            <a:graphic xmlns:a="http://schemas.openxmlformats.org/drawingml/2006/main">
+              <a:graphicData uri="http://schemas.openxmlformats.org/drawingml/2006/picture">
+                <pic:pic xmlns:pic="http://schemas.openxmlformats.org/drawingml/2006/picture">
+                  <pic:nvPicPr>
+                    <pic:cNvPr id="937" name="Hinh 937"/>
+                    <pic:cNvPicPr/>
+                  </pic:nvPicPr>
+                  <pic:blipFill>
+                    <a:blip r:embed="rId42"/>
+                    <a:srcRect b="9340"/>
+                    <a:stretch>
+                      <a:fillRect/>
+                    </a:stretch>
+                  </pic:blipFill>
+                  <pic:spPr>
+                    <a:xfrm>
+                      <a:off x="0" y="0"/>
+                      <a:ext cx="5760000" cy="3334385"/>
+                    </a:xfrm>
+                    <a:prstGeom prst="rect">
+                      <a:avLst/>
+                    </a:prstGeom>
+                  </pic:spPr>
+                </pic:pic>
+              </a:graphicData>
+            </a:graphic>
+          </wp:inline>
+        </w:drawing>
+      </w:r>
+    </w:p>
+    <w:p>
+      <w:pPr>
+        <w:jc w:val="center"/>
+        <w:rPr>
+          <w:rFonts w:hint="default" w:ascii="Times New Roman" w:hAnsi="Times New Roman" w:cs="Times New Roman"/>
+        </w:rPr>
+      </w:pPr>
+      <w:r>
+        <w:rPr>
+          <w:rFonts w:hint="default" w:ascii="Times New Roman" w:hAnsi="Times New Roman" w:cs="Times New Roman"/>
+          <w:b w:val="0"/>
+          <w:i/>
+          <w:sz w:val="22"/>
+        </w:rPr>
+        <w:t>Hình 35. Kịch bản 9: sau khi sửa – EICAR bị chặn “Virus or bad content detected. Eicar-Signature”</w:t>
+      </w:r>
+    </w:p>
+    <w:p>
+      <w:pPr>
+        <w:spacing w:before="120" w:after="60"/>
+        <w:jc w:val="center"/>
+        <w:rPr>
+          <w:rFonts w:hint="default" w:ascii="Times New Roman" w:hAnsi="Times New Roman" w:cs="Times New Roman"/>
+        </w:rPr>
+      </w:pPr>
+      <w:r>
+        <w:rPr>
+          <w:rFonts w:hint="default" w:ascii="Times New Roman" w:hAnsi="Times New Roman" w:cs="Times New Roman"/>
+        </w:rPr>
+        <w:drawing>
+          <wp:inline distT="0" distB="0" distL="0" distR="0">
+            <wp:extent cx="5759450" cy="1808480"/>
+            <wp:effectExtent l="0" t="0" r="0" b="0"/>
+            <wp:docPr id="938" name="Hinh 938"/>
+            <wp:cNvGraphicFramePr/>
+            <a:graphic xmlns:a="http://schemas.openxmlformats.org/drawingml/2006/main">
+              <a:graphicData uri="http://schemas.openxmlformats.org/drawingml/2006/picture">
+                <pic:pic xmlns:pic="http://schemas.openxmlformats.org/drawingml/2006/picture">
+                  <pic:nvPicPr>
+                    <pic:cNvPr id="938" name="Hinh 938"/>
+                    <pic:cNvPicPr/>
+                  </pic:nvPicPr>
+                  <pic:blipFill>
+                    <a:blip r:embed="rId43"/>
+                    <a:srcRect b="49762"/>
+                    <a:stretch>
+                      <a:fillRect/>
+                    </a:stretch>
+                  </pic:blipFill>
+                  <pic:spPr>
+                    <a:xfrm>
+                      <a:off x="0" y="0"/>
+                      <a:ext cx="5760000" cy="1808480"/>
+                    </a:xfrm>
+                    <a:prstGeom prst="rect">
+                      <a:avLst/>
+                    </a:prstGeom>
+                  </pic:spPr>
+                </pic:pic>
+              </a:graphicData>
+            </a:graphic>
+          </wp:inline>
+        </w:drawing>
+      </w:r>
+    </w:p>
+    <w:p>
+      <w:pPr>
+        <w:spacing w:before="120" w:after="60"/>
+        <w:jc w:val="center"/>
+        <w:rPr>
+          <w:rFonts w:hint="default" w:ascii="Times New Roman" w:hAnsi="Times New Roman" w:cs="Times New Roman"/>
+        </w:rPr>
+      </w:pPr>
+      <w:r>
+        <w:rPr>
+          <w:rFonts w:hint="default" w:ascii="Times New Roman" w:hAnsi="Times New Roman" w:cs="Times New Roman"/>
+        </w:rPr>
+        <w:drawing>
+          <wp:inline distT="0" distB="0" distL="0" distR="0">
+            <wp:extent cx="5759450" cy="1074420"/>
+            <wp:effectExtent l="0" t="0" r="0" b="0"/>
+            <wp:docPr id="939" name="Hinh 939"/>
+            <wp:cNvGraphicFramePr/>
+            <a:graphic xmlns:a="http://schemas.openxmlformats.org/drawingml/2006/main">
+              <a:graphicData uri="http://schemas.openxmlformats.org/drawingml/2006/picture">
+                <pic:pic xmlns:pic="http://schemas.openxmlformats.org/drawingml/2006/picture">
+                  <pic:nvPicPr>
+                    <pic:cNvPr id="939" name="Hinh 939"/>
+                    <pic:cNvPicPr/>
+                  </pic:nvPicPr>
+                  <pic:blipFill>
+                    <a:blip r:embed="rId44"/>
+                    <a:srcRect b="70787"/>
+                    <a:stretch>
+                      <a:fillRect/>
+                    </a:stretch>
+                  </pic:blipFill>
+                  <pic:spPr>
+                    <a:xfrm>
+                      <a:off x="0" y="0"/>
+                      <a:ext cx="5760000" cy="1074420"/>
+                    </a:xfrm>
+                    <a:prstGeom prst="rect">
+                      <a:avLst/>
+                    </a:prstGeom>
+                  </pic:spPr>
+                </pic:pic>
+              </a:graphicData>
+            </a:graphic>
+          </wp:inline>
+        </w:drawing>
+      </w:r>
+    </w:p>
+    <w:p>
+      <w:pPr>
+        <w:jc w:val="center"/>
+        <w:rPr>
+          <w:rFonts w:hint="default" w:ascii="Times New Roman" w:hAnsi="Times New Roman" w:cs="Times New Roman"/>
+        </w:rPr>
+      </w:pPr>
+      <w:r>
+        <w:rPr>
+          <w:rFonts w:hint="default" w:ascii="Times New Roman" w:hAnsi="Times New Roman" w:cs="Times New Roman"/>
+          <w:b w:val="0"/>
+          <w:i/>
+          <w:sz w:val="22"/>
+        </w:rPr>
+        <w:t>Hình 36. Kịch bản 10: 100MB.bin tải được, 110MB.bin bị Squid từ chối (HTTP 403)</w:t>
+      </w:r>
+    </w:p>
+    <w:p>
+      <w:pPr>
+        <w:spacing w:before="120" w:after="60"/>
+        <w:jc w:val="center"/>
+        <w:rPr>
+          <w:rFonts w:hint="default" w:ascii="Times New Roman" w:hAnsi="Times New Roman" w:cs="Times New Roman"/>
+        </w:rPr>
+      </w:pPr>
+      <w:r>
+        <w:rPr>
+          <w:rFonts w:hint="default" w:ascii="Times New Roman" w:hAnsi="Times New Roman" w:cs="Times New Roman"/>
+        </w:rPr>
+        <w:drawing>
+          <wp:inline distT="0" distB="0" distL="0" distR="0">
+            <wp:extent cx="5759450" cy="2238375"/>
+            <wp:effectExtent l="0" t="0" r="0" b="0"/>
+            <wp:docPr id="940" name="Hinh 940"/>
+            <wp:cNvGraphicFramePr/>
+            <a:graphic xmlns:a="http://schemas.openxmlformats.org/drawingml/2006/main">
+              <a:graphicData uri="http://schemas.openxmlformats.org/drawingml/2006/picture">
+                <pic:pic xmlns:pic="http://schemas.openxmlformats.org/drawingml/2006/picture">
+                  <pic:nvPicPr>
+                    <pic:cNvPr id="940" name="Hinh 940"/>
+                    <pic:cNvPicPr/>
+                  </pic:nvPicPr>
+                  <pic:blipFill>
+                    <a:blip r:embed="rId45"/>
+                    <a:srcRect b="37820"/>
+                    <a:stretch>
+                      <a:fillRect/>
+                    </a:stretch>
+                  </pic:blipFill>
+                  <pic:spPr>
+                    <a:xfrm>
+                      <a:off x="0" y="0"/>
+                      <a:ext cx="5760000" cy="2238375"/>
+                    </a:xfrm>
+                    <a:prstGeom prst="rect">
+                      <a:avLst/>
+                    </a:prstGeom>
+                  </pic:spPr>
+                </pic:pic>
+              </a:graphicData>
+            </a:graphic>
+          </wp:inline>
+        </w:drawing>
+      </w:r>
+    </w:p>
+    <w:p>
+      <w:pPr>
+        <w:jc w:val="center"/>
+        <w:rPr>
+          <w:rFonts w:hint="default" w:ascii="Times New Roman" w:hAnsi="Times New Roman" w:cs="Times New Roman"/>
+        </w:rPr>
+      </w:pPr>
+      <w:r>
+        <w:rPr>
+          <w:rFonts w:hint="default" w:ascii="Times New Roman" w:hAnsi="Times New Roman" w:cs="Times New Roman"/>
+          <w:b w:val="0"/>
+          <w:i/>
+          <w:sz w:val="22"/>
+        </w:rPr>
+        <w:t>Hình 37. Log E2Guardian /var/log/e2guardian/access.log: *DENIED* Blocked site, *TRUSTED* Site match, *INFECTED* Eicar-Signature</w:t>
+      </w:r>
+    </w:p>
+    <w:p>
+      <w:pPr>
+        <w:spacing w:before="120" w:after="60"/>
+        <w:jc w:val="center"/>
+        <w:rPr>
+          <w:rFonts w:hint="default" w:ascii="Times New Roman" w:hAnsi="Times New Roman" w:cs="Times New Roman"/>
+        </w:rPr>
+      </w:pPr>
+      <w:r>
+        <w:rPr>
+          <w:rFonts w:hint="default" w:ascii="Times New Roman" w:hAnsi="Times New Roman" w:cs="Times New Roman"/>
+        </w:rPr>
+        <w:drawing>
+          <wp:inline distT="0" distB="0" distL="0" distR="0">
+            <wp:extent cx="5759450" cy="2627630"/>
+            <wp:effectExtent l="0" t="0" r="0" b="0"/>
+            <wp:docPr id="941" name="Hinh 941"/>
+            <wp:cNvGraphicFramePr/>
+            <a:graphic xmlns:a="http://schemas.openxmlformats.org/drawingml/2006/main">
+              <a:graphicData uri="http://schemas.openxmlformats.org/drawingml/2006/picture">
+                <pic:pic xmlns:pic="http://schemas.openxmlformats.org/drawingml/2006/picture">
+                  <pic:nvPicPr>
+                    <pic:cNvPr id="941" name="Hinh 941"/>
+                    <pic:cNvPicPr/>
+                  </pic:nvPicPr>
+                  <pic:blipFill>
+                    <a:blip r:embed="rId46"/>
+                    <a:srcRect b="27007"/>
+                    <a:stretch>
+                      <a:fillRect/>
+                    </a:stretch>
+                  </pic:blipFill>
+                  <pic:spPr>
+                    <a:xfrm>
+                      <a:off x="0" y="0"/>
+                      <a:ext cx="5760000" cy="2627630"/>
+                    </a:xfrm>
+                    <a:prstGeom prst="rect">
+                      <a:avLst/>
+                    </a:prstGeom>
+                  </pic:spPr>
+                </pic:pic>
+              </a:graphicData>
+            </a:graphic>
+          </wp:inline>
+        </w:drawing>
+      </w:r>
+    </w:p>
+    <w:p>
+      <w:pPr>
+        <w:jc w:val="center"/>
+        <w:rPr>
+          <w:rFonts w:hint="default" w:ascii="Times New Roman" w:hAnsi="Times New Roman" w:cs="Times New Roman"/>
+        </w:rPr>
+      </w:pPr>
+      <w:r>
+        <w:rPr>
+          <w:rFonts w:hint="default" w:ascii="Times New Roman" w:hAnsi="Times New Roman" w:cs="Times New Roman"/>
+          <w:b w:val="0"/>
+          <w:i/>
+          <w:sz w:val="22"/>
+        </w:rPr>
+        <w:t>Hình 38. Log Squid /var/log/squid/access.log: TCP_MISS/200 cho site hợp lệ, TCP_DENIED_REPLY/403 cho 110MB.bin</w:t>
+      </w:r>
+    </w:p>
+    <w:p>
+      <w:pPr>
+        <w:spacing w:before="120" w:after="60"/>
+        <w:jc w:val="center"/>
+        <w:rPr>
+          <w:rFonts w:hint="default" w:ascii="Times New Roman" w:hAnsi="Times New Roman" w:cs="Times New Roman"/>
+        </w:rPr>
+      </w:pPr>
+      <w:r>
+        <w:rPr>
+          <w:rFonts w:hint="default" w:ascii="Times New Roman" w:hAnsi="Times New Roman" w:cs="Times New Roman"/>
+        </w:rPr>
+        <w:drawing>
+          <wp:inline distT="0" distB="0" distL="0" distR="0">
+            <wp:extent cx="5759450" cy="3677920"/>
+            <wp:effectExtent l="0" t="0" r="1270" b="10160"/>
+            <wp:docPr id="942" name="Hinh 942"/>
+            <wp:cNvGraphicFramePr/>
+            <a:graphic xmlns:a="http://schemas.openxmlformats.org/drawingml/2006/main">
+              <a:graphicData uri="http://schemas.openxmlformats.org/drawingml/2006/picture">
+                <pic:pic xmlns:pic="http://schemas.openxmlformats.org/drawingml/2006/picture">
+                  <pic:nvPicPr>
+                    <pic:cNvPr id="942" name="Hinh 942"/>
+                    <pic:cNvPicPr/>
+                  </pic:nvPicPr>
+                  <pic:blipFill>
+                    <a:blip r:embed="rId47"/>
                     <a:stretch>
                       <a:fillRect/>
                     </a:stretch>
@@ -3177,1704 +6057,29 @@
     <w:p>
       <w:pPr>
         <w:jc w:val="center"/>
+        <w:rPr>
+          <w:rFonts w:hint="default" w:ascii="Times New Roman" w:hAnsi="Times New Roman" w:cs="Times New Roman"/>
+        </w:rPr>
       </w:pPr>
       <w:r>
         <w:rPr>
+          <w:rFonts w:hint="default" w:ascii="Times New Roman" w:hAnsi="Times New Roman" w:cs="Times New Roman"/>
           <w:b w:val="0"/>
           <w:i/>
           <w:sz w:val="22"/>
         </w:rPr>
-        <w:t xml:space="preserve">Hình 9. Kịch bản 1: Client-A qua proxy mở http://normal.lab7.test thành công</w:t>
+        <w:t>Hình 39. Firewall log pfSense: L7-E2 chặn proxy → 172.16.6.30 ngoài khung 60 phút; L7-4 chặn Client-A đi web trực tiếp</w:t>
       </w:r>
     </w:p>
     <w:p>
       <w:pPr>
-        <w:spacing w:before="120" w:after="60"/>
-        <w:jc w:val="center"/>
+        <w:rPr>
+          <w:rFonts w:hint="default" w:ascii="Times New Roman" w:hAnsi="Times New Roman" w:cs="Times New Roman"/>
+        </w:rPr>
       </w:pPr>
       <w:r>
-        <w:drawing>
-          <wp:inline distT="0" distB="0" distL="0" distR="0">
-            <wp:extent cx="5760000" cy="3678021"/>
-            <wp:docPr id="910" name="Hinh 910"/>
-            <a:graphic xmlns:a="http://schemas.openxmlformats.org/drawingml/2006/main">
-              <a:graphicData uri="http://schemas.openxmlformats.org/drawingml/2006/picture">
-                <pic:pic xmlns:pic="http://schemas.openxmlformats.org/drawingml/2006/picture">
-                  <pic:nvPicPr>
-                    <pic:cNvPr id="910" name="D3_clientA_proxy_off.png"/>
-                    <pic:cNvPicPr/>
-                  </pic:nvPicPr>
-                  <pic:blipFill>
-                    <a:blip r:embed="rId310"/>
-                    <a:stretch>
-                      <a:fillRect/>
-                    </a:stretch>
-                  </pic:blipFill>
-                  <pic:spPr>
-                    <a:xfrm>
-                      <a:off x="0" y="0"/>
-                      <a:ext cx="5760000" cy="3678021"/>
-                    </a:xfrm>
-                    <a:prstGeom prst="rect">
-                      <a:avLst/>
-                    </a:prstGeom>
-                  </pic:spPr>
-                </pic:pic>
-              </a:graphicData>
-            </a:graphic>
-          </wp:inline>
-        </w:drawing>
-      </w:r>
-    </w:p>
-    <w:p>
-      <w:pPr>
-        <w:jc w:val="center"/>
-      </w:pPr>
-      <w:r>
-        <w:rPr>
-          <w:b w:val="0"/>
-          <w:i/>
-          <w:sz w:val="22"/>
-        </w:rPr>
-        <w:t xml:space="preserve">Hình 10. Kịch bản 1: tắt Manual proxy trên Client-A</w:t>
-      </w:r>
-    </w:p>
-    <w:p>
-      <w:pPr>
-        <w:spacing w:before="120" w:after="60"/>
-        <w:jc w:val="center"/>
-      </w:pPr>
-      <w:r>
-        <w:drawing>
-          <wp:inline distT="0" distB="0" distL="0" distR="0">
-            <wp:extent cx="5760000" cy="3678021"/>
-            <wp:docPr id="911" name="Hinh 911"/>
-            <a:graphic xmlns:a="http://schemas.openxmlformats.org/drawingml/2006/main">
-              <a:graphicData uri="http://schemas.openxmlformats.org/drawingml/2006/picture">
-                <pic:pic xmlns:pic="http://schemas.openxmlformats.org/drawingml/2006/picture">
-                  <pic:nvPicPr>
-                    <pic:cNvPr id="911" name="D3_antibypass_direct_blocked_proxy_ok.png"/>
-                    <pic:cNvPicPr/>
-                  </pic:nvPicPr>
-                  <pic:blipFill>
-                    <a:blip r:embed="rId311"/>
-                    <a:stretch>
-                      <a:fillRect/>
-                    </a:stretch>
-                  </pic:blipFill>
-                  <pic:spPr>
-                    <a:xfrm>
-                      <a:off x="0" y="0"/>
-                      <a:ext cx="5760000" cy="3678021"/>
-                    </a:xfrm>
-                    <a:prstGeom prst="rect">
-                      <a:avLst/>
-                    </a:prstGeom>
-                  </pic:spPr>
-                </pic:pic>
-              </a:graphicData>
-            </a:graphic>
-          </wp:inline>
-        </w:drawing>
-      </w:r>
-    </w:p>
-    <w:p>
-      <w:pPr>
-        <w:jc w:val="center"/>
-      </w:pPr>
-      <w:r>
-        <w:rPr>
-          <w:b w:val="0"/>
-          <w:i/>
-          <w:sz w:val="22"/>
-        </w:rPr>
-        <w:t xml:space="preserve">Hình 11. Kịch bản 1: tắt proxy – truy cập trực tiếp normal.lab7.test, 172.16.6.10, https://example.com đều timeout (8 s); dùng lại proxy 10.6.0.30:8080 thì HTTP 200</w:t>
-      </w:r>
-    </w:p>
-    <w:p>
-      <w:pPr>
-        <w:spacing w:before="120" w:after="60"/>
-        <w:jc w:val="center"/>
-      </w:pPr>
-      <w:r>
-        <w:drawing>
-          <wp:inline distT="0" distB="0" distL="0" distR="0">
-            <wp:extent cx="5760000" cy="3678021"/>
-            <wp:docPr id="912" name="Hinh 912"/>
-            <a:graphic xmlns:a="http://schemas.openxmlformats.org/drawingml/2006/main">
-              <a:graphicData uri="http://schemas.openxmlformats.org/drawingml/2006/picture">
-                <pic:pic xmlns:pic="http://schemas.openxmlformats.org/drawingml/2006/picture">
-                  <pic:nvPicPr>
-                    <pic:cNvPr id="912" name="H3_pfsense_fwlog_L7_4_bypass_blocked.png"/>
-                    <pic:cNvPicPr/>
-                  </pic:nvPicPr>
-                  <pic:blipFill>
-                    <a:blip r:embed="rId312"/>
-                    <a:stretch>
-                      <a:fillRect/>
-                    </a:stretch>
-                  </pic:blipFill>
-                  <pic:spPr>
-                    <a:xfrm>
-                      <a:off x="0" y="0"/>
-                      <a:ext cx="5760000" cy="3678021"/>
-                    </a:xfrm>
-                    <a:prstGeom prst="rect">
-                      <a:avLst/>
-                    </a:prstGeom>
-                  </pic:spPr>
-                </pic:pic>
-              </a:graphicData>
-            </a:graphic>
-          </wp:inline>
-        </w:drawing>
-      </w:r>
-    </w:p>
-    <w:p>
-      <w:pPr>
-        <w:jc w:val="center"/>
-      </w:pPr>
-      <w:r>
-        <w:rPr>
-          <w:b w:val="0"/>
-          <w:i/>
-          <w:sz w:val="22"/>
-        </w:rPr>
-        <w:t xml:space="preserve">Hình 12. Firewall log pfSense: rule L7-4 “Chan web truc tiep (chong bypass)” chặn 10.6.0.21 → :80/:443</w:t>
-      </w:r>
-    </w:p>
-    <w:p>
-      <w:pPr>
-        <w:pStyle w:val="2"/>
-      </w:pPr>
-      <w:r>
-        <w:t>4. Web proxy / filtering</w:t>
-      </w:r>
-    </w:p>
-    <w:p>
-      <w:pPr>
-        <w:spacing w:before="120" w:after="60"/>
-        <w:jc w:val="center"/>
-      </w:pPr>
-      <w:r>
-        <w:drawing>
-          <wp:inline distT="0" distB="0" distL="0" distR="0">
-            <wp:extent cx="5760000" cy="3600000"/>
-            <wp:docPr id="913" name="Hinh 913"/>
-            <a:graphic xmlns:a="http://schemas.openxmlformats.org/drawingml/2006/main">
-              <a:graphicData uri="http://schemas.openxmlformats.org/drawingml/2006/picture">
-                <pic:pic xmlns:pic="http://schemas.openxmlformats.org/drawingml/2006/picture">
-                  <pic:nvPicPr>
-                    <pic:cNvPr id="913" name="E0_policy_lists_resources.png"/>
-                    <pic:cNvPicPr/>
-                  </pic:nvPicPr>
-                  <pic:blipFill>
-                    <a:blip r:embed="rId313"/>
-                    <a:stretch>
-                      <a:fillRect/>
-                    </a:stretch>
-                  </pic:blipFill>
-                  <pic:spPr>
-                    <a:xfrm>
-                      <a:off x="0" y="0"/>
-                      <a:ext cx="5760000" cy="3600000"/>
-                    </a:xfrm>
-                    <a:prstGeom prst="rect">
-                      <a:avLst/>
-                    </a:prstGeom>
-                  </pic:spPr>
-                </pic:pic>
-              </a:graphicData>
-            </a:graphic>
-          </wp:inline>
-        </w:drawing>
-      </w:r>
-    </w:p>
-    <w:p>
-      <w:pPr>
-        <w:jc w:val="center"/>
-      </w:pPr>
-      <w:r>
-        <w:rPr>
-          <w:b w:val="0"/>
-          <w:i/>
-          <w:sz w:val="22"/>
-        </w:rPr>
-        <w:t xml:space="preserve">Hình 13. Danh sách chính sách từ bộ tài nguyên 03_WEB_PROXY/lists</w:t>
-      </w:r>
-    </w:p>
-    <w:p>
-      <w:pPr>
-        <w:spacing w:before="120" w:after="60"/>
-        <w:jc w:val="center"/>
-      </w:pPr>
-      <w:r>
-        <w:drawing>
-          <wp:inline distT="0" distB="0" distL="0" distR="0">
-            <wp:extent cx="5760000" cy="3600000"/>
-            <wp:docPr id="914" name="Hinh 914"/>
-            <a:graphic xmlns:a="http://schemas.openxmlformats.org/drawingml/2006/main">
-              <a:graphicData uri="http://schemas.openxmlformats.org/drawingml/2006/picture">
-                <pic:pic xmlns:pic="http://schemas.openxmlformats.org/drawingml/2006/picture">
-                  <pic:nvPicPr>
-                    <pic:cNvPr id="914" name="E0_lab7_proxy_config_script_1.png"/>
-                    <pic:cNvPicPr/>
-                  </pic:nvPicPr>
-                  <pic:blipFill>
-                    <a:blip r:embed="rId314"/>
-                    <a:stretch>
-                      <a:fillRect/>
-                    </a:stretch>
-                  </pic:blipFill>
-                  <pic:spPr>
-                    <a:xfrm>
-                      <a:off x="0" y="0"/>
-                      <a:ext cx="5760000" cy="3600000"/>
-                    </a:xfrm>
-                    <a:prstGeom prst="rect">
-                      <a:avLst/>
-                    </a:prstGeom>
-                  </pic:spPr>
-                </pic:pic>
-              </a:graphicData>
-            </a:graphic>
-          </wp:inline>
-        </w:drawing>
-      </w:r>
-    </w:p>
-    <w:p>
-      <w:pPr>
-        <w:spacing w:before="120" w:after="60"/>
-        <w:jc w:val="center"/>
-      </w:pPr>
-      <w:r>
-        <w:drawing>
-          <wp:inline distT="0" distB="0" distL="0" distR="0">
-            <wp:extent cx="5760000" cy="3600000"/>
-            <wp:docPr id="915" name="Hinh 915"/>
-            <a:graphic xmlns:a="http://schemas.openxmlformats.org/drawingml/2006/main">
-              <a:graphicData uri="http://schemas.openxmlformats.org/drawingml/2006/picture">
-                <pic:pic xmlns:pic="http://schemas.openxmlformats.org/drawingml/2006/picture">
-                  <pic:nvPicPr>
-                    <pic:cNvPr id="915" name="E0_lab7_proxy_config_script_2.png"/>
-                    <pic:cNvPicPr/>
-                  </pic:nvPicPr>
-                  <pic:blipFill>
-                    <a:blip r:embed="rId315"/>
-                    <a:stretch>
-                      <a:fillRect/>
-                    </a:stretch>
-                  </pic:blipFill>
-                  <pic:spPr>
-                    <a:xfrm>
-                      <a:off x="0" y="0"/>
-                      <a:ext cx="5760000" cy="3600000"/>
-                    </a:xfrm>
-                    <a:prstGeom prst="rect">
-                      <a:avLst/>
-                    </a:prstGeom>
-                  </pic:spPr>
-                </pic:pic>
-              </a:graphicData>
-            </a:graphic>
-          </wp:inline>
-        </w:drawing>
-      </w:r>
-    </w:p>
-    <w:p>
-      <w:pPr>
-        <w:jc w:val="center"/>
-      </w:pPr>
-      <w:r>
-        <w:rPr>
-          <w:b w:val="0"/>
-          <w:i/>
-          <w:sz w:val="22"/>
-        </w:rPr>
-        <w:t xml:space="preserve">Hình 14. Script cấu hình lab7_proxy_config.sh (sao lưu file gốc, Squid, e2guardian.conf, e2guardianf1.conf, danh sách, trang block)</w:t>
-      </w:r>
-    </w:p>
-    <w:p>
-      <w:pPr>
-        <w:spacing w:before="120" w:after="60"/>
-        <w:jc w:val="center"/>
-      </w:pPr>
-      <w:r>
-        <w:drawing>
-          <wp:inline distT="0" distB="0" distL="0" distR="0">
-            <wp:extent cx="5760000" cy="3600000"/>
-            <wp:docPr id="916" name="Hinh 916"/>
-            <a:graphic xmlns:a="http://schemas.openxmlformats.org/drawingml/2006/main">
-              <a:graphicData uri="http://schemas.openxmlformats.org/drawingml/2006/picture">
-                <pic:pic xmlns:pic="http://schemas.openxmlformats.org/drawingml/2006/picture">
-                  <pic:nvPicPr>
-                    <pic:cNvPr id="916" name="C2_services_e2guardian_8080_squid_3128.png"/>
-                    <pic:cNvPicPr/>
-                  </pic:nvPicPr>
-                  <pic:blipFill>
-                    <a:blip r:embed="rId316"/>
-                    <a:stretch>
-                      <a:fillRect/>
-                    </a:stretch>
-                  </pic:blipFill>
-                  <pic:spPr>
-                    <a:xfrm>
-                      <a:off x="0" y="0"/>
-                      <a:ext cx="5760000" cy="3600000"/>
-                    </a:xfrm>
-                    <a:prstGeom prst="rect">
-                      <a:avLst/>
-                    </a:prstGeom>
-                  </pic:spPr>
-                </pic:pic>
-              </a:graphicData>
-            </a:graphic>
-          </wp:inline>
-        </w:drawing>
-      </w:r>
-    </w:p>
-    <w:p>
-      <w:pPr>
-        <w:jc w:val="center"/>
-      </w:pPr>
-      <w:r>
-        <w:rPr>
-          <w:b w:val="0"/>
-          <w:i/>
-          <w:sz w:val="22"/>
-        </w:rPr>
-        <w:t xml:space="preserve">Hình 15. Dịch vụ squid, clamav-daemon, e2guardian active; E2Guardian nghe 10.6.0.30:8080, Squid chỉ nghe 127.0.0.1:3128</w:t>
-      </w:r>
-    </w:p>
-    <w:p>
-      <w:pPr>
-        <w:spacing w:before="120" w:after="60"/>
-        <w:jc w:val="center"/>
-      </w:pPr>
-      <w:r>
-        <w:drawing>
-          <wp:inline distT="0" distB="0" distL="0" distR="0">
-            <wp:extent cx="5760000" cy="3600000"/>
-            <wp:docPr id="917" name="Hinh 917"/>
-            <a:graphic xmlns:a="http://schemas.openxmlformats.org/drawingml/2006/main">
-              <a:graphicData uri="http://schemas.openxmlformats.org/drawingml/2006/picture">
-                <pic:pic xmlns:pic="http://schemas.openxmlformats.org/drawingml/2006/picture">
-                  <pic:nvPicPr>
-                    <pic:cNvPr id="917" name="E1_proxy_policy_matrix_curl.png"/>
-                    <pic:cNvPicPr/>
-                  </pic:nvPicPr>
-                  <pic:blipFill>
-                    <a:blip r:embed="rId317"/>
-                    <a:stretch>
-                      <a:fillRect/>
-                    </a:stretch>
-                  </pic:blipFill>
-                  <pic:spPr>
-                    <a:xfrm>
-                      <a:off x="0" y="0"/>
-                      <a:ext cx="5760000" cy="3600000"/>
-                    </a:xfrm>
-                    <a:prstGeom prst="rect">
-                      <a:avLst/>
-                    </a:prstGeom>
-                  </pic:spPr>
-                </pic:pic>
-              </a:graphicData>
-            </a:graphic>
-          </wp:inline>
-        </w:drawing>
-      </w:r>
-    </w:p>
-    <w:p>
-      <w:pPr>
-        <w:jc w:val="center"/>
-      </w:pPr>
-      <w:r>
-        <w:rPr>
-          <w:b w:val="0"/>
-          <w:i/>
-          <w:sz w:val="22"/>
-        </w:rPr>
-        <w:t xml:space="preserve">Hình 16. Kiểm tra nhanh ma trận chính sách bằng curl -x 10.6.0.30:8080 trên WEB-PROXY</w:t>
-      </w:r>
-    </w:p>
-    <w:p>
-      <w:pPr>
-        <w:spacing w:before="120" w:after="60"/>
-        <w:jc w:val="center"/>
-      </w:pPr>
-      <w:r>
-        <w:drawing>
-          <wp:inline distT="0" distB="0" distL="0" distR="0">
-            <wp:extent cx="5760000" cy="3600000"/>
-            <wp:docPr id="918" name="Hinh 918"/>
-            <a:graphic xmlns:a="http://schemas.openxmlformats.org/drawingml/2006/main">
-              <a:graphicData uri="http://schemas.openxmlformats.org/drawingml/2006/picture">
-                <pic:pic xmlns:pic="http://schemas.openxmlformats.org/drawingml/2006/picture">
-                  <pic:nvPicPr>
-                    <pic:cNvPr id="918" name="E2_hardblock_no_bypass_vs_warning_bypass.png"/>
-                    <pic:cNvPicPr/>
-                  </pic:nvPicPr>
-                  <pic:blipFill>
-                    <a:blip r:embed="rId318"/>
-                    <a:stretch>
-                      <a:fillRect/>
-                    </a:stretch>
-                  </pic:blipFill>
-                  <pic:spPr>
-                    <a:xfrm>
-                      <a:off x="0" y="0"/>
-                      <a:ext cx="5760000" cy="3600000"/>
-                    </a:xfrm>
-                    <a:prstGeom prst="rect">
-                      <a:avLst/>
-                    </a:prstGeom>
-                  </pic:spPr>
-                </pic:pic>
-              </a:graphicData>
-            </a:graphic>
-          </wp:inline>
-        </w:drawing>
-      </w:r>
-    </w:p>
-    <w:p>
-      <w:pPr>
-        <w:jc w:val="center"/>
-      </w:pPr>
-      <w:r>
-        <w:rPr>
-          <w:b w:val="0"/>
-          <w:i/>
-          <w:sz w:val="22"/>
-        </w:rPr>
-        <w:t xml:space="preserve">Hình 17. Sau khi bật checknobypasslists trong site.story: hard block (china, jobs) có href rỗng, warning (weapons, streaming) có link GBYPASS</w:t>
-      </w:r>
-    </w:p>
-    <w:p>
-      <w:pPr>
-        <w:spacing w:before="120" w:after="60"/>
-        <w:jc w:val="center"/>
-      </w:pPr>
-      <w:r>
-        <w:drawing>
-          <wp:inline distT="0" distB="0" distL="0" distR="0">
-            <wp:extent cx="5760000" cy="3678021"/>
-            <wp:docPr id="919" name="Hinh 919"/>
-            <a:graphic xmlns:a="http://schemas.openxmlformats.org/drawingml/2006/main">
-              <a:graphicData uri="http://schemas.openxmlformats.org/drawingml/2006/picture">
-                <pic:pic xmlns:pic="http://schemas.openxmlformats.org/drawingml/2006/picture">
-                  <pic:nvPicPr>
-                    <pic:cNvPr id="919" name="F2_china_hard_block.png"/>
-                    <pic:cNvPicPr/>
-                  </pic:nvPicPr>
-                  <pic:blipFill>
-                    <a:blip r:embed="rId319"/>
-                    <a:stretch>
-                      <a:fillRect/>
-                    </a:stretch>
-                  </pic:blipFill>
-                  <pic:spPr>
-                    <a:xfrm>
-                      <a:off x="0" y="0"/>
-                      <a:ext cx="5760000" cy="3678021"/>
-                    </a:xfrm>
-                    <a:prstGeom prst="rect">
-                      <a:avLst/>
-                    </a:prstGeom>
-                  </pic:spPr>
-                </pic:pic>
-              </a:graphicData>
-            </a:graphic>
-          </wp:inline>
-        </w:drawing>
-      </w:r>
-    </w:p>
-    <w:p>
-      <w:pPr>
-        <w:jc w:val="center"/>
-      </w:pPr>
-      <w:r>
-        <w:rPr>
-          <w:b w:val="0"/>
-          <w:i/>
-          <w:sz w:val="22"/>
-        </w:rPr>
-        <w:t xml:space="preserve">Hình 18. Kịch bản 2: china.lab7.test – trang block tùy biến, Hard block không cho bypass</w:t>
-      </w:r>
-    </w:p>
-    <w:p>
-      <w:pPr>
-        <w:spacing w:before="120" w:after="60"/>
-        <w:jc w:val="center"/>
-      </w:pPr>
-      <w:r>
-        <w:drawing>
-          <wp:inline distT="0" distB="0" distL="0" distR="0">
-            <wp:extent cx="5760000" cy="3678021"/>
-            <wp:docPr id="920" name="Hinh 920"/>
-            <a:graphic xmlns:a="http://schemas.openxmlformats.org/drawingml/2006/main">
-              <a:graphicData uri="http://schemas.openxmlformats.org/drawingml/2006/picture">
-                <pic:pic xmlns:pic="http://schemas.openxmlformats.org/drawingml/2006/picture">
-                  <pic:nvPicPr>
-                    <pic:cNvPr id="920" name="F2_mideast_hard_block.png"/>
-                    <pic:cNvPicPr/>
-                  </pic:nvPicPr>
-                  <pic:blipFill>
-                    <a:blip r:embed="rId320"/>
-                    <a:stretch>
-                      <a:fillRect/>
-                    </a:stretch>
-                  </pic:blipFill>
-                  <pic:spPr>
-                    <a:xfrm>
-                      <a:off x="0" y="0"/>
-                      <a:ext cx="5760000" cy="3678021"/>
-                    </a:xfrm>
-                    <a:prstGeom prst="rect">
-                      <a:avLst/>
-                    </a:prstGeom>
-                  </pic:spPr>
-                </pic:pic>
-              </a:graphicData>
-            </a:graphic>
-          </wp:inline>
-        </w:drawing>
-      </w:r>
-    </w:p>
-    <w:p>
-      <w:pPr>
-        <w:jc w:val="center"/>
-      </w:pPr>
-      <w:r>
-        <w:rPr>
-          <w:b w:val="0"/>
-          <w:i/>
-          <w:sz w:val="22"/>
-        </w:rPr>
-        <w:t xml:space="preserve">Hình 19. Kịch bản 2: mideast.lab7.test – Hard block</w:t>
-      </w:r>
-    </w:p>
-    <w:p>
-      <w:pPr>
-        <w:spacing w:before="120" w:after="60"/>
-        <w:jc w:val="center"/>
-      </w:pPr>
-      <w:r>
-        <w:drawing>
-          <wp:inline distT="0" distB="0" distL="0" distR="0">
-            <wp:extent cx="5760000" cy="3678021"/>
-            <wp:docPr id="921" name="Hinh 921"/>
-            <a:graphic xmlns:a="http://schemas.openxmlformats.org/drawingml/2006/main">
-              <a:graphicData uri="http://schemas.openxmlformats.org/drawingml/2006/picture">
-                <pic:pic xmlns:pic="http://schemas.openxmlformats.org/drawingml/2006/picture">
-                  <pic:nvPicPr>
-                    <pic:cNvPr id="921" name="F3_jobs_hard_block.png"/>
-                    <pic:cNvPicPr/>
-                  </pic:nvPicPr>
-                  <pic:blipFill>
-                    <a:blip r:embed="rId321"/>
-                    <a:stretch>
-                      <a:fillRect/>
-                    </a:stretch>
-                  </pic:blipFill>
-                  <pic:spPr>
-                    <a:xfrm>
-                      <a:off x="0" y="0"/>
-                      <a:ext cx="5760000" cy="3678021"/>
-                    </a:xfrm>
-                    <a:prstGeom prst="rect">
-                      <a:avLst/>
-                    </a:prstGeom>
-                  </pic:spPr>
-                </pic:pic>
-              </a:graphicData>
-            </a:graphic>
-          </wp:inline>
-        </w:drawing>
-      </w:r>
-    </w:p>
-    <w:p>
-      <w:pPr>
-        <w:jc w:val="center"/>
-      </w:pPr>
-      <w:r>
-        <w:rPr>
-          <w:b w:val="0"/>
-          <w:i/>
-          <w:sz w:val="22"/>
-        </w:rPr>
-        <w:t xml:space="preserve">Hình 20. Kịch bản 3: jobs.lab7.test – Hard block</w:t>
-      </w:r>
-    </w:p>
-    <w:p>
-      <w:pPr>
-        <w:spacing w:before="120" w:after="60"/>
-        <w:jc w:val="center"/>
-      </w:pPr>
-      <w:r>
-        <w:drawing>
-          <wp:inline distT="0" distB="0" distL="0" distR="0">
-            <wp:extent cx="5760000" cy="3678021"/>
-            <wp:docPr id="922" name="Hinh 922"/>
-            <a:graphic xmlns:a="http://schemas.openxmlformats.org/drawingml/2006/main">
-              <a:graphicData uri="http://schemas.openxmlformats.org/drawingml/2006/picture">
-                <pic:pic xmlns:pic="http://schemas.openxmlformats.org/drawingml/2006/picture">
-                  <pic:nvPicPr>
-                    <pic:cNvPr id="922" name="F4_weapons_warning_page.png"/>
-                    <pic:cNvPicPr/>
-                  </pic:nvPicPr>
-                  <pic:blipFill>
-                    <a:blip r:embed="rId322"/>
-                    <a:stretch>
-                      <a:fillRect/>
-                    </a:stretch>
-                  </pic:blipFill>
-                  <pic:spPr>
-                    <a:xfrm>
-                      <a:off x="0" y="0"/>
-                      <a:ext cx="5760000" cy="3678021"/>
-                    </a:xfrm>
-                    <a:prstGeom prst="rect">
-                      <a:avLst/>
-                    </a:prstGeom>
-                  </pic:spPr>
-                </pic:pic>
-              </a:graphicData>
-            </a:graphic>
-          </wp:inline>
-        </w:drawing>
-      </w:r>
-    </w:p>
-    <w:p>
-      <w:pPr>
-        <w:jc w:val="center"/>
-      </w:pPr>
-      <w:r>
-        <w:rPr>
-          <w:b w:val="0"/>
-          <w:i/>
-          <w:sz w:val="22"/>
-        </w:rPr>
-        <w:t xml:space="preserve">Hình 21. Kịch bản 4: weapons.lab7.test – trang cảnh báo có nút temporary bypass 5 phút</w:t>
-      </w:r>
-    </w:p>
-    <w:p>
-      <w:pPr>
-        <w:spacing w:before="120" w:after="60"/>
-        <w:jc w:val="center"/>
-      </w:pPr>
-      <w:r>
-        <w:drawing>
-          <wp:inline distT="0" distB="0" distL="0" distR="0">
-            <wp:extent cx="5760000" cy="3678021"/>
-            <wp:docPr id="923" name="Hinh 923"/>
-            <a:graphic xmlns:a="http://schemas.openxmlformats.org/drawingml/2006/main">
-              <a:graphicData uri="http://schemas.openxmlformats.org/drawingml/2006/picture">
-                <pic:pic xmlns:pic="http://schemas.openxmlformats.org/drawingml/2006/picture">
-                  <pic:nvPicPr>
-                    <pic:cNvPr id="923" name="F4_weapons_after_bypass.png"/>
-                    <pic:cNvPicPr/>
-                  </pic:nvPicPr>
-                  <pic:blipFill>
-                    <a:blip r:embed="rId323"/>
-                    <a:stretch>
-                      <a:fillRect/>
-                    </a:stretch>
-                  </pic:blipFill>
-                  <pic:spPr>
-                    <a:xfrm>
-                      <a:off x="0" y="0"/>
-                      <a:ext cx="5760000" cy="3678021"/>
-                    </a:xfrm>
-                    <a:prstGeom prst="rect">
-                      <a:avLst/>
-                    </a:prstGeom>
-                  </pic:spPr>
-                </pic:pic>
-              </a:graphicData>
-            </a:graphic>
-          </wp:inline>
-        </w:drawing>
-      </w:r>
-    </w:p>
-    <w:p>
-      <w:pPr>
-        <w:jc w:val="center"/>
-      </w:pPr>
-      <w:r>
-        <w:rPr>
-          <w:b w:val="0"/>
-          <w:i/>
-          <w:sz w:val="22"/>
-        </w:rPr>
-        <w:t xml:space="preserve">Hình 22. Kịch bản 4: sau khi xác nhận bypass – vào được Weapons Warning Site</w:t>
-      </w:r>
-    </w:p>
-    <w:p>
-      <w:pPr>
-        <w:spacing w:before="120" w:after="60"/>
-        <w:jc w:val="center"/>
-      </w:pPr>
-      <w:r>
-        <w:drawing>
-          <wp:inline distT="0" distB="0" distL="0" distR="0">
-            <wp:extent cx="5760000" cy="3678021"/>
-            <wp:docPr id="924" name="Hinh 924"/>
-            <a:graphic xmlns:a="http://schemas.openxmlformats.org/drawingml/2006/main">
-              <a:graphicData uri="http://schemas.openxmlformats.org/drawingml/2006/picture">
-                <pic:pic xmlns:pic="http://schemas.openxmlformats.org/drawingml/2006/picture">
-                  <pic:nvPicPr>
-                    <pic:cNvPr id="924" name="F4_politics_warning.png"/>
-                    <pic:cNvPicPr/>
-                  </pic:nvPicPr>
-                  <pic:blipFill>
-                    <a:blip r:embed="rId324"/>
-                    <a:stretch>
-                      <a:fillRect/>
-                    </a:stretch>
-                  </pic:blipFill>
-                  <pic:spPr>
-                    <a:xfrm>
-                      <a:off x="0" y="0"/>
-                      <a:ext cx="5760000" cy="3678021"/>
-                    </a:xfrm>
-                    <a:prstGeom prst="rect">
-                      <a:avLst/>
-                    </a:prstGeom>
-                  </pic:spPr>
-                </pic:pic>
-              </a:graphicData>
-            </a:graphic>
-          </wp:inline>
-        </w:drawing>
-      </w:r>
-    </w:p>
-    <w:p>
-      <w:pPr>
-        <w:jc w:val="center"/>
-      </w:pPr>
-      <w:r>
-        <w:rPr>
-          <w:b w:val="0"/>
-          <w:i/>
-          <w:sz w:val="22"/>
-        </w:rPr>
-        <w:t xml:space="preserve">Hình 23. Kịch bản 4: politics.lab7.test – trang cảnh báo</w:t>
-      </w:r>
-    </w:p>
-    <w:p>
-      <w:pPr>
-        <w:spacing w:before="120" w:after="60"/>
-        <w:jc w:val="center"/>
-      </w:pPr>
-      <w:r>
-        <w:drawing>
-          <wp:inline distT="0" distB="0" distL="0" distR="0">
-            <wp:extent cx="5760000" cy="3678021"/>
-            <wp:docPr id="925" name="Hinh 925"/>
-            <a:graphic xmlns:a="http://schemas.openxmlformats.org/drawingml/2006/main">
-              <a:graphicData uri="http://schemas.openxmlformats.org/drawingml/2006/picture">
-                <pic:pic xmlns:pic="http://schemas.openxmlformats.org/drawingml/2006/picture">
-                  <pic:nvPicPr>
-                    <pic:cNvPr id="925" name="F4_religion_warning.png"/>
-                    <pic:cNvPicPr/>
-                  </pic:nvPicPr>
-                  <pic:blipFill>
-                    <a:blip r:embed="rId325"/>
-                    <a:stretch>
-                      <a:fillRect/>
-                    </a:stretch>
-                  </pic:blipFill>
-                  <pic:spPr>
-                    <a:xfrm>
-                      <a:off x="0" y="0"/>
-                      <a:ext cx="5760000" cy="3678021"/>
-                    </a:xfrm>
-                    <a:prstGeom prst="rect">
-                      <a:avLst/>
-                    </a:prstGeom>
-                  </pic:spPr>
-                </pic:pic>
-              </a:graphicData>
-            </a:graphic>
-          </wp:inline>
-        </w:drawing>
-      </w:r>
-    </w:p>
-    <w:p>
-      <w:pPr>
-        <w:jc w:val="center"/>
-      </w:pPr>
-      <w:r>
-        <w:rPr>
-          <w:b w:val="0"/>
-          <w:i/>
-          <w:sz w:val="22"/>
-        </w:rPr>
-        <w:t xml:space="preserve">Hình 24. Kịch bản 4: religion.lab7.test – trang cảnh báo</w:t>
-      </w:r>
-    </w:p>
-    <w:p>
-      <w:pPr>
-        <w:spacing w:before="120" w:after="60"/>
-        <w:jc w:val="center"/>
-      </w:pPr>
-      <w:r>
-        <w:drawing>
-          <wp:inline distT="0" distB="0" distL="0" distR="0">
-            <wp:extent cx="5760000" cy="3678021"/>
-            <wp:docPr id="926" name="Hinh 926"/>
-            <a:graphic xmlns:a="http://schemas.openxmlformats.org/drawingml/2006/main">
-              <a:graphicData uri="http://schemas.openxmlformats.org/drawingml/2006/picture">
-                <pic:pic xmlns:pic="http://schemas.openxmlformats.org/drawingml/2006/picture">
-                  <pic:nvPicPr>
-                    <pic:cNvPr id="926" name="F5_education_allow.png"/>
-                    <pic:cNvPicPr/>
-                  </pic:nvPicPr>
-                  <pic:blipFill>
-                    <a:blip r:embed="rId326"/>
-                    <a:stretch>
-                      <a:fillRect/>
-                    </a:stretch>
-                  </pic:blipFill>
-                  <pic:spPr>
-                    <a:xfrm>
-                      <a:off x="0" y="0"/>
-                      <a:ext cx="5760000" cy="3678021"/>
-                    </a:xfrm>
-                    <a:prstGeom prst="rect">
-                      <a:avLst/>
-                    </a:prstGeom>
-                  </pic:spPr>
-                </pic:pic>
-              </a:graphicData>
-            </a:graphic>
-          </wp:inline>
-        </w:drawing>
-      </w:r>
-    </w:p>
-    <w:p>
-      <w:pPr>
-        <w:jc w:val="center"/>
-      </w:pPr>
-      <w:r>
-        <w:rPr>
-          <w:b w:val="0"/>
-          <w:i/>
-          <w:sz w:val="22"/>
-        </w:rPr>
-        <w:t xml:space="preserve">Hình 25. Kịch bản 5: education.lab7.test – truy cập bình thường</w:t>
-      </w:r>
-    </w:p>
-    <w:p>
-      <w:pPr>
-        <w:spacing w:before="120" w:after="60"/>
-        <w:jc w:val="center"/>
-      </w:pPr>
-      <w:r>
-        <w:drawing>
-          <wp:inline distT="0" distB="0" distL="0" distR="0">
-            <wp:extent cx="5760000" cy="3393163"/>
-            <wp:docPr id="927" name="Hinh 927"/>
-            <a:graphic xmlns:a="http://schemas.openxmlformats.org/drawingml/2006/main">
-              <a:graphicData uri="http://schemas.openxmlformats.org/drawingml/2006/picture">
-                <pic:pic xmlns:pic="http://schemas.openxmlformats.org/drawingml/2006/picture">
-                  <pic:nvPicPr>
-                    <pic:cNvPr id="927" name="E3_dns_entertainment_games_rieng_ip.png"/>
-                    <pic:cNvPicPr/>
-                  </pic:nvPicPr>
-                  <pic:blipFill>
-                    <a:blip r:embed="rId327"/>
-                    <a:stretch>
-                      <a:fillRect/>
-                    </a:stretch>
-                  </pic:blipFill>
-                  <pic:spPr>
-                    <a:xfrm>
-                      <a:off x="0" y="0"/>
-                      <a:ext cx="5760000" cy="3393163"/>
-                    </a:xfrm>
-                    <a:prstGeom prst="rect">
-                      <a:avLst/>
-                    </a:prstGeom>
-                  </pic:spPr>
-                </pic:pic>
-              </a:graphicData>
-            </a:graphic>
-          </wp:inline>
-        </w:drawing>
-      </w:r>
-    </w:p>
-    <w:p>
-      <w:pPr>
-        <w:jc w:val="center"/>
-      </w:pPr>
-      <w:r>
-        <w:rPr>
-          <w:b w:val="0"/>
-          <w:i/>
-          <w:sz w:val="22"/>
-        </w:rPr>
-        <w:t xml:space="preserve">Hình 26. Kịch bản 6: trỏ entertainment/games sang 172.16.6.30 để pfSense áp schedule theo IP đích</w:t>
-      </w:r>
-    </w:p>
-    <w:p>
-      <w:pPr>
-        <w:spacing w:before="120" w:after="60"/>
-        <w:jc w:val="center"/>
-      </w:pPr>
-      <w:r>
-        <w:drawing>
-          <wp:inline distT="0" distB="0" distL="0" distR="0">
-            <wp:extent cx="5760000" cy="3600000"/>
-            <wp:docPr id="928" name="Hinh 928"/>
-            <a:graphic xmlns:a="http://schemas.openxmlformats.org/drawingml/2006/main">
-              <a:graphicData uri="http://schemas.openxmlformats.org/drawingml/2006/picture">
-                <pic:pic xmlns:pic="http://schemas.openxmlformats.org/drawingml/2006/picture">
-                  <pic:nvPicPr>
-                    <pic:cNvPr id="928" name="F6_ent_outside_window_proxy_0510.png"/>
-                    <pic:cNvPicPr/>
-                  </pic:nvPicPr>
-                  <pic:blipFill>
-                    <a:blip r:embed="rId328"/>
-                    <a:stretch>
-                      <a:fillRect/>
-                    </a:stretch>
-                  </pic:blipFill>
-                  <pic:spPr>
-                    <a:xfrm>
-                      <a:off x="0" y="0"/>
-                      <a:ext cx="5760000" cy="3600000"/>
-                    </a:xfrm>
-                    <a:prstGeom prst="rect">
-                      <a:avLst/>
-                    </a:prstGeom>
-                  </pic:spPr>
-                </pic:pic>
-              </a:graphicData>
-            </a:graphic>
-          </wp:inline>
-        </w:drawing>
-      </w:r>
-    </w:p>
-    <w:p>
-      <w:pPr>
-        <w:jc w:val="center"/>
-      </w:pPr>
-      <w:r>
-        <w:rPr>
-          <w:b w:val="0"/>
-          <w:i/>
-          <w:sz w:val="22"/>
-        </w:rPr>
-        <w:t xml:space="preserve">Hình 27. Kịch bản 6: 05:10 – ngoài khung LAB7_ENT_60M, proxy tới entertainment.lab7.test HTTP 000 (bị pfSense chặn)</w:t>
-      </w:r>
-    </w:p>
-    <w:p>
-      <w:pPr>
-        <w:spacing w:before="120" w:after="60"/>
-        <w:jc w:val="center"/>
-      </w:pPr>
-      <w:r>
-        <w:drawing>
-          <wp:inline distT="0" distB="0" distL="0" distR="0">
-            <wp:extent cx="5760000" cy="3600000"/>
-            <wp:docPr id="929" name="Hinh 929"/>
-            <a:graphic xmlns:a="http://schemas.openxmlformats.org/drawingml/2006/main">
-              <a:graphicData uri="http://schemas.openxmlformats.org/drawingml/2006/picture">
-                <pic:pic xmlns:pic="http://schemas.openxmlformats.org/drawingml/2006/picture">
-                  <pic:nvPicPr>
-                    <pic:cNvPr id="929" name="F6_ent_games_inside_window_proxy.png"/>
-                    <pic:cNvPicPr/>
-                  </pic:nvPicPr>
-                  <pic:blipFill>
-                    <a:blip r:embed="rId329"/>
-                    <a:stretch>
-                      <a:fillRect/>
-                    </a:stretch>
-                  </pic:blipFill>
-                  <pic:spPr>
-                    <a:xfrm>
-                      <a:off x="0" y="0"/>
-                      <a:ext cx="5760000" cy="3600000"/>
-                    </a:xfrm>
-                    <a:prstGeom prst="rect">
-                      <a:avLst/>
-                    </a:prstGeom>
-                  </pic:spPr>
-                </pic:pic>
-              </a:graphicData>
-            </a:graphic>
-          </wp:inline>
-        </w:drawing>
-      </w:r>
-    </w:p>
-    <w:p>
-      <w:pPr>
-        <w:jc w:val="center"/>
-      </w:pPr>
-      <w:r>
-        <w:rPr>
-          <w:b w:val="0"/>
-          <w:i/>
-          <w:sz w:val="22"/>
-        </w:rPr>
-        <w:t xml:space="preserve">Hình 28. Kịch bản 6: trong khung 05:15–06:15 – entertainment/games HTTP 200</w:t>
-      </w:r>
-    </w:p>
-    <w:p>
-      <w:pPr>
-        <w:spacing w:before="120" w:after="60"/>
-        <w:jc w:val="center"/>
-      </w:pPr>
-      <w:r>
-        <w:drawing>
-          <wp:inline distT="0" distB="0" distL="0" distR="0">
-            <wp:extent cx="5760000" cy="3678021"/>
-            <wp:docPr id="930" name="Hinh 930"/>
-            <a:graphic xmlns:a="http://schemas.openxmlformats.org/drawingml/2006/main">
-              <a:graphicData uri="http://schemas.openxmlformats.org/drawingml/2006/picture">
-                <pic:pic xmlns:pic="http://schemas.openxmlformats.org/drawingml/2006/picture">
-                  <pic:nvPicPr>
-                    <pic:cNvPr id="930" name="F6_entertainment_inside_window.png"/>
-                    <pic:cNvPicPr/>
-                  </pic:nvPicPr>
-                  <pic:blipFill>
-                    <a:blip r:embed="rId330"/>
-                    <a:stretch>
-                      <a:fillRect/>
-                    </a:stretch>
-                  </pic:blipFill>
-                  <pic:spPr>
-                    <a:xfrm>
-                      <a:off x="0" y="0"/>
-                      <a:ext cx="5760000" cy="3678021"/>
-                    </a:xfrm>
-                    <a:prstGeom prst="rect">
-                      <a:avLst/>
-                    </a:prstGeom>
-                  </pic:spPr>
-                </pic:pic>
-              </a:graphicData>
-            </a:graphic>
-          </wp:inline>
-        </w:drawing>
-      </w:r>
-    </w:p>
-    <w:p>
-      <w:pPr>
-        <w:jc w:val="center"/>
-      </w:pPr>
-      <w:r>
-        <w:rPr>
-          <w:b w:val="0"/>
-          <w:i/>
-          <w:sz w:val="22"/>
-        </w:rPr>
-        <w:t xml:space="preserve">Hình 29. Kịch bản 6: Client-A mở entertainment.lab7.test trong khung giờ</w:t>
-      </w:r>
-    </w:p>
-    <w:p>
-      <w:pPr>
-        <w:spacing w:before="120" w:after="60"/>
-        <w:jc w:val="center"/>
-      </w:pPr>
-      <w:r>
-        <w:drawing>
-          <wp:inline distT="0" distB="0" distL="0" distR="0">
-            <wp:extent cx="5760000" cy="3678021"/>
-            <wp:docPr id="931" name="Hinh 931"/>
-            <a:graphic xmlns:a="http://schemas.openxmlformats.org/drawingml/2006/main">
-              <a:graphicData uri="http://schemas.openxmlformats.org/drawingml/2006/picture">
-                <pic:pic xmlns:pic="http://schemas.openxmlformats.org/drawingml/2006/picture">
-                  <pic:nvPicPr>
-                    <pic:cNvPr id="931" name="F7_streaming_warning.png"/>
-                    <pic:cNvPicPr/>
-                  </pic:nvPicPr>
-                  <pic:blipFill>
-                    <a:blip r:embed="rId331"/>
-                    <a:stretch>
-                      <a:fillRect/>
-                    </a:stretch>
-                  </pic:blipFill>
-                  <pic:spPr>
-                    <a:xfrm>
-                      <a:off x="0" y="0"/>
-                      <a:ext cx="5760000" cy="3678021"/>
-                    </a:xfrm>
-                    <a:prstGeom prst="rect">
-                      <a:avLst/>
-                    </a:prstGeom>
-                  </pic:spPr>
-                </pic:pic>
-              </a:graphicData>
-            </a:graphic>
-          </wp:inline>
-        </w:drawing>
-      </w:r>
-    </w:p>
-    <w:p>
-      <w:pPr>
-        <w:jc w:val="center"/>
-      </w:pPr>
-      <w:r>
-        <w:rPr>
-          <w:b w:val="0"/>
-          <w:i/>
-          <w:sz w:val="22"/>
-        </w:rPr>
-        <w:t xml:space="preserve">Hình 30. Kịch bản 7: streaming.lab7.test – cảnh báo</w:t>
-      </w:r>
-    </w:p>
-    <w:p>
-      <w:pPr>
-        <w:spacing w:before="120" w:after="60"/>
-        <w:jc w:val="center"/>
-      </w:pPr>
-      <w:r>
-        <w:drawing>
-          <wp:inline distT="0" distB="0" distL="0" distR="0">
-            <wp:extent cx="5760000" cy="3678021"/>
-            <wp:docPr id="932" name="Hinh 932"/>
-            <a:graphic xmlns:a="http://schemas.openxmlformats.org/drawingml/2006/main">
-              <a:graphicData uri="http://schemas.openxmlformats.org/drawingml/2006/picture">
-                <pic:pic xmlns:pic="http://schemas.openxmlformats.org/drawingml/2006/picture">
-                  <pic:nvPicPr>
-                    <pic:cNvPr id="932" name="F7_streaming_after_bypass.png"/>
-                    <pic:cNvPicPr/>
-                  </pic:nvPicPr>
-                  <pic:blipFill>
-                    <a:blip r:embed="rId332"/>
-                    <a:stretch>
-                      <a:fillRect/>
-                    </a:stretch>
-                  </pic:blipFill>
-                  <pic:spPr>
-                    <a:xfrm>
-                      <a:off x="0" y="0"/>
-                      <a:ext cx="5760000" cy="3678021"/>
-                    </a:xfrm>
-                    <a:prstGeom prst="rect">
-                      <a:avLst/>
-                    </a:prstGeom>
-                  </pic:spPr>
-                </pic:pic>
-              </a:graphicData>
-            </a:graphic>
-          </wp:inline>
-        </w:drawing>
-      </w:r>
-    </w:p>
-    <w:p>
-      <w:pPr>
-        <w:jc w:val="center"/>
-      </w:pPr>
-      <w:r>
-        <w:rPr>
-          <w:b w:val="0"/>
-          <w:i/>
-          <w:sz w:val="22"/>
-        </w:rPr>
-        <w:t xml:space="preserve">Hình 31. Kịch bản 7: bypass tạm thành công</w:t>
-      </w:r>
-    </w:p>
-    <w:p>
-      <w:pPr>
-        <w:spacing w:before="120" w:after="60"/>
-        <w:jc w:val="center"/>
-      </w:pPr>
-      <w:r>
-        <w:drawing>
-          <wp:inline distT="0" distB="0" distL="0" distR="0">
-            <wp:extent cx="5760000" cy="3678021"/>
-            <wp:docPr id="933" name="Hinh 933"/>
-            <a:graphic xmlns:a="http://schemas.openxmlformats.org/drawingml/2006/main">
-              <a:graphicData uri="http://schemas.openxmlformats.org/drawingml/2006/picture">
-                <pic:pic xmlns:pic="http://schemas.openxmlformats.org/drawingml/2006/picture">
-                  <pic:nvPicPr>
-                    <pic:cNvPr id="933" name="F8_blockedgame_hard_block.png"/>
-                    <pic:cNvPicPr/>
-                  </pic:nvPicPr>
-                  <pic:blipFill>
-                    <a:blip r:embed="rId333"/>
-                    <a:stretch>
-                      <a:fillRect/>
-                    </a:stretch>
-                  </pic:blipFill>
-                  <pic:spPr>
-                    <a:xfrm>
-                      <a:off x="0" y="0"/>
-                      <a:ext cx="5760000" cy="3678021"/>
-                    </a:xfrm>
-                    <a:prstGeom prst="rect">
-                      <a:avLst/>
-                    </a:prstGeom>
-                  </pic:spPr>
-                </pic:pic>
-              </a:graphicData>
-            </a:graphic>
-          </wp:inline>
-        </w:drawing>
-      </w:r>
-    </w:p>
-    <w:p>
-      <w:pPr>
-        <w:jc w:val="center"/>
-      </w:pPr>
-      <w:r>
-        <w:rPr>
-          <w:b w:val="0"/>
-          <w:i/>
-          <w:sz w:val="22"/>
-        </w:rPr>
-        <w:t xml:space="preserve">Hình 32. Kịch bản 8: blockedgame.lab7.test – Hard block</w:t>
-      </w:r>
-    </w:p>
-    <w:p>
-      <w:pPr>
-        <w:spacing w:before="120" w:after="60"/>
-        <w:jc w:val="center"/>
-      </w:pPr>
-      <w:r>
-        <w:drawing>
-          <wp:inline distT="0" distB="0" distL="0" distR="0">
-            <wp:extent cx="5760000" cy="3678021"/>
-            <wp:docPr id="934" name="Hinh 934"/>
-            <a:graphic xmlns:a="http://schemas.openxmlformats.org/drawingml/2006/main">
-              <a:graphicData uri="http://schemas.openxmlformats.org/drawingml/2006/picture">
-                <pic:pic xmlns:pic="http://schemas.openxmlformats.org/drawingml/2006/picture">
-                  <pic:nvPicPr>
-                    <pic:cNvPr id="934" name="F9_download_index.png"/>
-                    <pic:cNvPicPr/>
-                  </pic:nvPicPr>
-                  <pic:blipFill>
-                    <a:blip r:embed="rId334"/>
-                    <a:stretch>
-                      <a:fillRect/>
-                    </a:stretch>
-                  </pic:blipFill>
-                  <pic:spPr>
-                    <a:xfrm>
-                      <a:off x="0" y="0"/>
-                      <a:ext cx="5760000" cy="3678021"/>
-                    </a:xfrm>
-                    <a:prstGeom prst="rect">
-                      <a:avLst/>
-                    </a:prstGeom>
-                  </pic:spPr>
-                </pic:pic>
-              </a:graphicData>
-            </a:graphic>
-          </wp:inline>
-        </w:drawing>
-      </w:r>
-    </w:p>
-    <w:p>
-      <w:pPr>
-        <w:jc w:val="center"/>
-      </w:pPr>
-      <w:r>
-        <w:rPr>
-          <w:b w:val="0"/>
-          <w:i/>
-          <w:sz w:val="22"/>
-        </w:rPr>
-        <w:t xml:space="preserve">Hình 33. Kịch bản 9: trang download.lab7.test</w:t>
-      </w:r>
-    </w:p>
-    <w:p>
-      <w:pPr>
-        <w:spacing w:before="120" w:after="60"/>
-        <w:jc w:val="center"/>
-      </w:pPr>
-      <w:r>
-        <w:drawing>
-          <wp:inline distT="0" distB="0" distL="0" distR="0">
-            <wp:extent cx="5760000" cy="3600000"/>
-            <wp:docPr id="935" name="Hinh 935"/>
-            <a:graphic xmlns:a="http://schemas.openxmlformats.org/drawingml/2006/main">
-              <a:graphicData uri="http://schemas.openxmlformats.org/drawingml/2006/picture">
-                <pic:pic xmlns:pic="http://schemas.openxmlformats.org/drawingml/2006/picture">
-                  <pic:nvPicPr>
-                    <pic:cNvPr id="935" name="E4_eicar_scan_error_before_fix.png"/>
-                    <pic:cNvPicPr/>
-                  </pic:nvPicPr>
-                  <pic:blipFill>
-                    <a:blip r:embed="rId335"/>
-                    <a:stretch>
-                      <a:fillRect/>
-                    </a:stretch>
-                  </pic:blipFill>
-                  <pic:spPr>
-                    <a:xfrm>
-                      <a:off x="0" y="0"/>
-                      <a:ext cx="5760000" cy="3600000"/>
-                    </a:xfrm>
-                    <a:prstGeom prst="rect">
-                      <a:avLst/>
-                    </a:prstGeom>
-                  </pic:spPr>
-                </pic:pic>
-              </a:graphicData>
-            </a:graphic>
-          </wp:inline>
-        </w:drawing>
-      </w:r>
-    </w:p>
-    <w:p>
-      <w:pPr>
-        <w:jc w:val="center"/>
-      </w:pPr>
-      <w:r>
-        <w:rPr>
-          <w:b w:val="0"/>
-          <w:i/>
-          <w:sz w:val="22"/>
-        </w:rPr>
-        <w:t xml:space="preserve">Hình 34. Kịch bản 9 – xử lý sự cố: lần đầu E2Guardian báo “Could not perform content scan” (clamd chạy user clamav không đọc được file tạm của E2Guardian) và chặn .bin theo bannedextensionlist</w:t>
-      </w:r>
-    </w:p>
-    <w:p>
-      <w:pPr>
-        <w:spacing w:before="120" w:after="60"/>
-        <w:jc w:val="center"/>
-      </w:pPr>
-      <w:r>
-        <w:drawing>
-          <wp:inline distT="0" distB="0" distL="0" distR="0">
-            <wp:extent cx="5760000" cy="3600000"/>
-            <wp:docPr id="936" name="Hinh 936"/>
-            <a:graphic xmlns:a="http://schemas.openxmlformats.org/drawingml/2006/main">
-              <a:graphicData uri="http://schemas.openxmlformats.org/drawingml/2006/picture">
-                <pic:pic xmlns:pic="http://schemas.openxmlformats.org/drawingml/2006/picture">
-                  <pic:nvPicPr>
-                    <pic:cNvPr id="936" name="E4_eicar_blocked_clamav.png"/>
-                    <pic:cNvPicPr/>
-                  </pic:nvPicPr>
-                  <pic:blipFill>
-                    <a:blip r:embed="rId336"/>
-                    <a:stretch>
-                      <a:fillRect/>
-                    </a:stretch>
-                  </pic:blipFill>
-                  <pic:spPr>
-                    <a:xfrm>
-                      <a:off x="0" y="0"/>
-                      <a:ext cx="5760000" cy="3600000"/>
-                    </a:xfrm>
-                    <a:prstGeom prst="rect">
-                      <a:avLst/>
-                    </a:prstGeom>
-                  </pic:spPr>
-                </pic:pic>
-              </a:graphicData>
-            </a:graphic>
-          </wp:inline>
-        </w:drawing>
-      </w:r>
-    </w:p>
-    <w:p>
-      <w:pPr>
-        <w:spacing w:before="120" w:after="60"/>
-        <w:jc w:val="center"/>
-      </w:pPr>
-      <w:r>
-        <w:drawing>
-          <wp:inline distT="0" distB="0" distL="0" distR="0">
-            <wp:extent cx="5760000" cy="3678021"/>
-            <wp:docPr id="937" name="Hinh 937"/>
-            <a:graphic xmlns:a="http://schemas.openxmlformats.org/drawingml/2006/main">
-              <a:graphicData uri="http://schemas.openxmlformats.org/drawingml/2006/picture">
-                <pic:pic xmlns:pic="http://schemas.openxmlformats.org/drawingml/2006/picture">
-                  <pic:nvPicPr>
-                    <pic:cNvPr id="937" name="F9_eicar_blocked_browser.png"/>
-                    <pic:cNvPicPr/>
-                  </pic:nvPicPr>
-                  <pic:blipFill>
-                    <a:blip r:embed="rId337"/>
-                    <a:stretch>
-                      <a:fillRect/>
-                    </a:stretch>
-                  </pic:blipFill>
-                  <pic:spPr>
-                    <a:xfrm>
-                      <a:off x="0" y="0"/>
-                      <a:ext cx="5760000" cy="3678021"/>
-                    </a:xfrm>
-                    <a:prstGeom prst="rect">
-                      <a:avLst/>
-                    </a:prstGeom>
-                  </pic:spPr>
-                </pic:pic>
-              </a:graphicData>
-            </a:graphic>
-          </wp:inline>
-        </w:drawing>
-      </w:r>
-    </w:p>
-    <w:p>
-      <w:pPr>
-        <w:jc w:val="center"/>
-      </w:pPr>
-      <w:r>
-        <w:rPr>
-          <w:b w:val="0"/>
-          <w:i/>
-          <w:sz w:val="22"/>
-        </w:rPr>
-        <w:t xml:space="preserve">Hình 35. Kịch bản 9: sau khi sửa – EICAR bị chặn “Virus or bad content detected. Eicar-Signature”</w:t>
-      </w:r>
-    </w:p>
-    <w:p>
-      <w:pPr>
-        <w:spacing w:before="120" w:after="60"/>
-        <w:jc w:val="center"/>
-      </w:pPr>
-      <w:r>
-        <w:drawing>
-          <wp:inline distT="0" distB="0" distL="0" distR="0">
-            <wp:extent cx="5760000" cy="3600000"/>
-            <wp:docPr id="938" name="Hinh 938"/>
-            <a:graphic xmlns:a="http://schemas.openxmlformats.org/drawingml/2006/main">
-              <a:graphicData uri="http://schemas.openxmlformats.org/drawingml/2006/picture">
-                <pic:pic xmlns:pic="http://schemas.openxmlformats.org/drawingml/2006/picture">
-                  <pic:nvPicPr>
-                    <pic:cNvPr id="938" name="E5_size_limit_100MB_ok_110MB_403.png"/>
-                    <pic:cNvPicPr/>
-                  </pic:nvPicPr>
-                  <pic:blipFill>
-                    <a:blip r:embed="rId338"/>
-                    <a:stretch>
-                      <a:fillRect/>
-                    </a:stretch>
-                  </pic:blipFill>
-                  <pic:spPr>
-                    <a:xfrm>
-                      <a:off x="0" y="0"/>
-                      <a:ext cx="5760000" cy="3600000"/>
-                    </a:xfrm>
-                    <a:prstGeom prst="rect">
-                      <a:avLst/>
-                    </a:prstGeom>
-                  </pic:spPr>
-                </pic:pic>
-              </a:graphicData>
-            </a:graphic>
-          </wp:inline>
-        </w:drawing>
-      </w:r>
-    </w:p>
-    <w:p>
-      <w:pPr>
-        <w:spacing w:before="120" w:after="60"/>
-        <w:jc w:val="center"/>
-      </w:pPr>
-      <w:r>
-        <w:drawing>
-          <wp:inline distT="0" distB="0" distL="0" distR="0">
-            <wp:extent cx="5760000" cy="3678021"/>
-            <wp:docPr id="939" name="Hinh 939"/>
-            <a:graphic xmlns:a="http://schemas.openxmlformats.org/drawingml/2006/main">
-              <a:graphicData uri="http://schemas.openxmlformats.org/drawingml/2006/picture">
-                <pic:pic xmlns:pic="http://schemas.openxmlformats.org/drawingml/2006/picture">
-                  <pic:nvPicPr>
-                    <pic:cNvPr id="939" name="F10_size_100MB_ok_110MB_denied.png"/>
-                    <pic:cNvPicPr/>
-                  </pic:nvPicPr>
-                  <pic:blipFill>
-                    <a:blip r:embed="rId339"/>
-                    <a:stretch>
-                      <a:fillRect/>
-                    </a:stretch>
-                  </pic:blipFill>
-                  <pic:spPr>
-                    <a:xfrm>
-                      <a:off x="0" y="0"/>
-                      <a:ext cx="5760000" cy="3678021"/>
-                    </a:xfrm>
-                    <a:prstGeom prst="rect">
-                      <a:avLst/>
-                    </a:prstGeom>
-                  </pic:spPr>
-                </pic:pic>
-              </a:graphicData>
-            </a:graphic>
-          </wp:inline>
-        </w:drawing>
-      </w:r>
-    </w:p>
-    <w:p>
-      <w:pPr>
-        <w:jc w:val="center"/>
-      </w:pPr>
-      <w:r>
-        <w:rPr>
-          <w:b w:val="0"/>
-          <w:i/>
-          <w:sz w:val="22"/>
-        </w:rPr>
-        <w:t xml:space="preserve">Hình 36. Kịch bản 10: 100MB.bin tải được, 110MB.bin bị Squid từ chối (HTTP 403)</w:t>
-      </w:r>
-    </w:p>
-    <w:p>
-      <w:pPr>
-        <w:spacing w:before="120" w:after="60"/>
-        <w:jc w:val="center"/>
-      </w:pPr>
-      <w:r>
-        <w:drawing>
-          <wp:inline distT="0" distB="0" distL="0" distR="0">
-            <wp:extent cx="5760000" cy="3600000"/>
-            <wp:docPr id="940" name="Hinh 940"/>
-            <a:graphic xmlns:a="http://schemas.openxmlformats.org/drawingml/2006/main">
-              <a:graphicData uri="http://schemas.openxmlformats.org/drawingml/2006/picture">
-                <pic:pic xmlns:pic="http://schemas.openxmlformats.org/drawingml/2006/picture">
-                  <pic:nvPicPr>
-                    <pic:cNvPr id="940" name="H1_e2guardian_access_log.png"/>
-                    <pic:cNvPicPr/>
-                  </pic:nvPicPr>
-                  <pic:blipFill>
-                    <a:blip r:embed="rId340"/>
-                    <a:stretch>
-                      <a:fillRect/>
-                    </a:stretch>
-                  </pic:blipFill>
-                  <pic:spPr>
-                    <a:xfrm>
-                      <a:off x="0" y="0"/>
-                      <a:ext cx="5760000" cy="3600000"/>
-                    </a:xfrm>
-                    <a:prstGeom prst="rect">
-                      <a:avLst/>
-                    </a:prstGeom>
-                  </pic:spPr>
-                </pic:pic>
-              </a:graphicData>
-            </a:graphic>
-          </wp:inline>
-        </w:drawing>
-      </w:r>
-    </w:p>
-    <w:p>
-      <w:pPr>
-        <w:jc w:val="center"/>
-      </w:pPr>
-      <w:r>
-        <w:rPr>
-          <w:b w:val="0"/>
-          <w:i/>
-          <w:sz w:val="22"/>
-        </w:rPr>
-        <w:t xml:space="preserve">Hình 37. Log E2Guardian /var/log/e2guardian/access.log: *DENIED* Blocked site, *TRUSTED* Site match, *INFECTED* Eicar-Signature</w:t>
-      </w:r>
-    </w:p>
-    <w:p>
-      <w:pPr>
-        <w:spacing w:before="120" w:after="60"/>
-        <w:jc w:val="center"/>
-      </w:pPr>
-      <w:r>
-        <w:drawing>
-          <wp:inline distT="0" distB="0" distL="0" distR="0">
-            <wp:extent cx="5760000" cy="3600000"/>
-            <wp:docPr id="941" name="Hinh 941"/>
-            <a:graphic xmlns:a="http://schemas.openxmlformats.org/drawingml/2006/main">
-              <a:graphicData uri="http://schemas.openxmlformats.org/drawingml/2006/picture">
-                <pic:pic xmlns:pic="http://schemas.openxmlformats.org/drawingml/2006/picture">
-                  <pic:nvPicPr>
-                    <pic:cNvPr id="941" name="H2_squid_access_log.png"/>
-                    <pic:cNvPicPr/>
-                  </pic:nvPicPr>
-                  <pic:blipFill>
-                    <a:blip r:embed="rId341"/>
-                    <a:stretch>
-                      <a:fillRect/>
-                    </a:stretch>
-                  </pic:blipFill>
-                  <pic:spPr>
-                    <a:xfrm>
-                      <a:off x="0" y="0"/>
-                      <a:ext cx="5760000" cy="3600000"/>
-                    </a:xfrm>
-                    <a:prstGeom prst="rect">
-                      <a:avLst/>
-                    </a:prstGeom>
-                  </pic:spPr>
-                </pic:pic>
-              </a:graphicData>
-            </a:graphic>
-          </wp:inline>
-        </w:drawing>
-      </w:r>
-    </w:p>
-    <w:p>
-      <w:pPr>
-        <w:jc w:val="center"/>
-      </w:pPr>
-      <w:r>
-        <w:rPr>
-          <w:b w:val="0"/>
-          <w:i/>
-          <w:sz w:val="22"/>
-        </w:rPr>
-        <w:t xml:space="preserve">Hình 38. Log Squid /var/log/squid/access.log: TCP_MISS/200 cho site hợp lệ, TCP_DENIED_REPLY/403 cho 110MB.bin</w:t>
-      </w:r>
-    </w:p>
-    <w:p>
-      <w:pPr>
-        <w:spacing w:before="120" w:after="60"/>
-        <w:jc w:val="center"/>
-      </w:pPr>
-      <w:r>
-        <w:drawing>
-          <wp:inline distT="0" distB="0" distL="0" distR="0">
-            <wp:extent cx="5760000" cy="3678021"/>
-            <wp:docPr id="942" name="Hinh 942"/>
-            <a:graphic xmlns:a="http://schemas.openxmlformats.org/drawingml/2006/main">
-              <a:graphicData uri="http://schemas.openxmlformats.org/drawingml/2006/picture">
-                <pic:pic xmlns:pic="http://schemas.openxmlformats.org/drawingml/2006/picture">
-                  <pic:nvPicPr>
-                    <pic:cNvPr id="942" name="H3_pfsense_fwlog_ent_schedule_and_bypass.png"/>
-                    <pic:cNvPicPr/>
-                  </pic:nvPicPr>
-                  <pic:blipFill>
-                    <a:blip r:embed="rId342"/>
-                    <a:stretch>
-                      <a:fillRect/>
-                    </a:stretch>
-                  </pic:blipFill>
-                  <pic:spPr>
-                    <a:xfrm>
-                      <a:off x="0" y="0"/>
-                      <a:ext cx="5760000" cy="3678021"/>
-                    </a:xfrm>
-                    <a:prstGeom prst="rect">
-                      <a:avLst/>
-                    </a:prstGeom>
-                  </pic:spPr>
-                </pic:pic>
-              </a:graphicData>
-            </a:graphic>
-          </wp:inline>
-        </w:drawing>
-      </w:r>
-    </w:p>
-    <w:p>
-      <w:pPr>
-        <w:jc w:val="center"/>
-      </w:pPr>
-      <w:r>
-        <w:rPr>
-          <w:b w:val="0"/>
-          <w:i/>
-          <w:sz w:val="22"/>
-        </w:rPr>
-        <w:t xml:space="preserve">Hình 39. Firewall log pfSense: L7-E2 chặn proxy → 172.16.6.30 ngoài khung 60 phút; L7-4 chặn Client-A đi web trực tiếp</w:t>
-      </w:r>
-    </w:p>
-    <w:p>
-      <w:r>
-        <w:rPr>
+        <w:rPr>
+          <w:rFonts w:hint="default" w:ascii="Times New Roman" w:hAnsi="Times New Roman" w:cs="Times New Roman"/>
           <w:b/>
           <w:i w:val="0"/>
         </w:rPr>
@@ -4884,9 +6089,13 @@
     <w:p>
       <w:pPr>
         <w:pStyle w:val="23"/>
+        <w:rPr>
+          <w:rFonts w:hint="default" w:ascii="Times New Roman" w:hAnsi="Times New Roman" w:cs="Times New Roman"/>
+        </w:rPr>
       </w:pPr>
       <w:r>
         <w:rPr>
+          <w:rFonts w:hint="default" w:ascii="Times New Roman" w:hAnsi="Times New Roman" w:cs="Times New Roman"/>
           <w:b/>
           <w:i w:val="0"/>
         </w:rPr>
@@ -4894,6 +6103,7 @@
       </w:r>
       <w:r>
         <w:rPr>
+          <w:rFonts w:hint="default" w:ascii="Times New Roman" w:hAnsi="Times New Roman" w:cs="Times New Roman"/>
           <w:b w:val="0"/>
           <w:i w:val="0"/>
         </w:rPr>
@@ -4903,9 +6113,13 @@
     <w:p>
       <w:pPr>
         <w:pStyle w:val="23"/>
+        <w:rPr>
+          <w:rFonts w:hint="default" w:ascii="Times New Roman" w:hAnsi="Times New Roman" w:cs="Times New Roman"/>
+        </w:rPr>
       </w:pPr>
       <w:r>
         <w:rPr>
+          <w:rFonts w:hint="default" w:ascii="Times New Roman" w:hAnsi="Times New Roman" w:cs="Times New Roman"/>
           <w:b/>
           <w:i w:val="0"/>
         </w:rPr>
@@ -4913,6 +6127,7 @@
       </w:r>
       <w:r>
         <w:rPr>
+          <w:rFonts w:hint="default" w:ascii="Times New Roman" w:hAnsi="Times New Roman" w:cs="Times New Roman"/>
           <w:b w:val="0"/>
           <w:i w:val="0"/>
         </w:rPr>
@@ -4922,9 +6137,13 @@
     <w:p>
       <w:pPr>
         <w:pStyle w:val="23"/>
+        <w:rPr>
+          <w:rFonts w:hint="default" w:ascii="Times New Roman" w:hAnsi="Times New Roman" w:cs="Times New Roman"/>
+        </w:rPr>
       </w:pPr>
       <w:r>
         <w:rPr>
+          <w:rFonts w:hint="default" w:ascii="Times New Roman" w:hAnsi="Times New Roman" w:cs="Times New Roman"/>
           <w:b/>
           <w:i w:val="0"/>
         </w:rPr>
@@ -4932,6 +6151,7 @@
       </w:r>
       <w:r>
         <w:rPr>
+          <w:rFonts w:hint="default" w:ascii="Times New Roman" w:hAnsi="Times New Roman" w:cs="Times New Roman"/>
           <w:b w:val="0"/>
           <w:i w:val="0"/>
         </w:rPr>
@@ -4941,9 +6161,13 @@
     <w:p>
       <w:pPr>
         <w:pStyle w:val="23"/>
+        <w:rPr>
+          <w:rFonts w:hint="default" w:ascii="Times New Roman" w:hAnsi="Times New Roman" w:cs="Times New Roman"/>
+        </w:rPr>
       </w:pPr>
       <w:r>
         <w:rPr>
+          <w:rFonts w:hint="default" w:ascii="Times New Roman" w:hAnsi="Times New Roman" w:cs="Times New Roman"/>
           <w:b/>
           <w:i w:val="0"/>
         </w:rPr>
@@ -4951,6 +6175,7 @@
       </w:r>
       <w:r>
         <w:rPr>
+          <w:rFonts w:hint="default" w:ascii="Times New Roman" w:hAnsi="Times New Roman" w:cs="Times New Roman"/>
           <w:b w:val="0"/>
           <w:i w:val="0"/>
         </w:rPr>
@@ -4960,9 +6185,13 @@
     <w:p>
       <w:pPr>
         <w:pStyle w:val="23"/>
+        <w:rPr>
+          <w:rFonts w:hint="default" w:ascii="Times New Roman" w:hAnsi="Times New Roman" w:cs="Times New Roman"/>
+        </w:rPr>
       </w:pPr>
       <w:r>
         <w:rPr>
+          <w:rFonts w:hint="default" w:ascii="Times New Roman" w:hAnsi="Times New Roman" w:cs="Times New Roman"/>
           <w:b/>
           <w:i w:val="0"/>
         </w:rPr>
@@ -4970,6 +6199,7 @@
       </w:r>
       <w:r>
         <w:rPr>
+          <w:rFonts w:hint="default" w:ascii="Times New Roman" w:hAnsi="Times New Roman" w:cs="Times New Roman"/>
           <w:b w:val="0"/>
           <w:i w:val="0"/>
         </w:rPr>
@@ -4979,9 +6209,13 @@
     <w:p>
       <w:pPr>
         <w:pStyle w:val="23"/>
+        <w:rPr>
+          <w:rFonts w:hint="default" w:ascii="Times New Roman" w:hAnsi="Times New Roman" w:cs="Times New Roman"/>
+        </w:rPr>
       </w:pPr>
       <w:r>
         <w:rPr>
+          <w:rFonts w:hint="default" w:ascii="Times New Roman" w:hAnsi="Times New Roman" w:cs="Times New Roman"/>
           <w:b/>
           <w:i w:val="0"/>
         </w:rPr>
@@ -4989,6 +6223,7 @@
       </w:r>
       <w:r>
         <w:rPr>
+          <w:rFonts w:hint="default" w:ascii="Times New Roman" w:hAnsi="Times New Roman" w:cs="Times New Roman"/>
           <w:b w:val="0"/>
           <w:i w:val="0"/>
         </w:rPr>
@@ -4996,8 +6231,14 @@
       </w:r>
     </w:p>
     <w:p>
+      <w:pPr>
+        <w:rPr>
+          <w:rFonts w:hint="default" w:ascii="Times New Roman" w:hAnsi="Times New Roman" w:cs="Times New Roman"/>
+        </w:rPr>
+      </w:pPr>
       <w:r>
         <w:rPr>
+          <w:rFonts w:hint="default" w:ascii="Times New Roman" w:hAnsi="Times New Roman" w:cs="Times New Roman"/>
           <w:b/>
           <w:i w:val="0"/>
         </w:rPr>
@@ -5005,29 +6246,49 @@
       </w:r>
       <w:r>
         <w:rPr>
+          <w:rFonts w:hint="default" w:ascii="Times New Roman" w:hAnsi="Times New Roman" w:cs="Times New Roman"/>
           <w:b w:val="0"/>
           <w:i w:val="0"/>
         </w:rPr>
-        <w:t xml:space="preserve">Bật lại hook checknobypasslists, checknoscanlists, checknoscantypes trong /etc/e2guardian/site.story (bản đóng gói comment sẵn các hook này nên domainsnobypass và quét AV không có tác dụng). clamd chạy User root để đọc được file tạm của E2Guardian trong /tmp (chỉ trong lab). Comment dòng .bin trong bannedextensionlist để file kiểm thử kích thước đi tới Squid. Trang block lab7_block.html dựa trên custom_block_template.html, hiển thị URL, lý do, nhóm, IP client và nút bypass khi được phép.</w:t>
+        <w:t>Bật lại hook checknobypasslists, checknoscanlists, checknoscantypes trong /etc/e2guardian/site.story (bản đóng gói comment sẵn các hook này nên domainsnobypass và quét AV không có tác dụng). clamd chạy User root để đọc được file tạm của E2Guardian trong /tmp (chỉ trong lab). Comment dòng .bin trong bannedextensionlist để file kiểm thử kích thước đi tới Squid. Trang block lab7_block.html dựa trên custom_block_template.html, hiển thị URL, lý do, nhóm, IP client và nút bypass khi được phép.</w:t>
       </w:r>
     </w:p>
     <w:p>
+      <w:pPr>
+        <w:rPr>
+          <w:rFonts w:hint="default" w:ascii="Times New Roman" w:hAnsi="Times New Roman" w:cs="Times New Roman"/>
+        </w:rPr>
+      </w:pPr>
       <w:r>
+        <w:rPr>
+          <w:rFonts w:hint="default" w:ascii="Times New Roman" w:hAnsi="Times New Roman" w:cs="Times New Roman"/>
+        </w:rPr>
         <w:br w:type="page"/>
       </w:r>
     </w:p>
     <w:p>
       <w:pPr>
         <w:pStyle w:val="2"/>
+        <w:rPr>
+          <w:rFonts w:hint="default" w:ascii="Times New Roman" w:hAnsi="Times New Roman" w:cs="Times New Roman"/>
+        </w:rPr>
       </w:pPr>
       <w:r>
+        <w:rPr>
+          <w:rFonts w:hint="default" w:ascii="Times New Roman" w:hAnsi="Times New Roman" w:cs="Times New Roman"/>
+        </w:rPr>
         <w:t>5. Phân tích</w:t>
       </w:r>
     </w:p>
     <w:p>
+      <w:pPr>
+        <w:rPr>
+          <w:rFonts w:hint="default" w:ascii="Times New Roman" w:hAnsi="Times New Roman" w:cs="Times New Roman"/>
+        </w:rPr>
+      </w:pPr>
       <w:r>
         <w:rPr>
-          <w:rFonts w:ascii="Times New Roman" w:hAnsi="Times New Roman" w:eastAsia="Times New Roman"/>
+          <w:rFonts w:hint="default" w:ascii="Times New Roman" w:hAnsi="Times New Roman" w:eastAsia="Times New Roman" w:cs="Times New Roman"/>
           <w:b/>
           <w:i w:val="0"/>
           <w:sz w:val="24"/>
@@ -5036,20 +6297,34 @@
       </w:r>
     </w:p>
     <w:p>
+      <w:pPr>
+        <w:rPr>
+          <w:rFonts w:hint="default" w:ascii="Times New Roman" w:hAnsi="Times New Roman" w:cs="Times New Roman"/>
+        </w:rPr>
+      </w:pPr>
       <w:r>
         <w:rPr>
+          <w:rFonts w:hint="default" w:ascii="Times New Roman" w:hAnsi="Times New Roman" w:cs="Times New Roman"/>
           <w:b/>
         </w:rPr>
         <w:t xml:space="preserve">Trả lời: </w:t>
       </w:r>
       <w:r>
+        <w:rPr>
+          <w:rFonts w:hint="default" w:ascii="Times New Roman" w:hAnsi="Times New Roman" w:cs="Times New Roman"/>
+        </w:rPr>
         <w:t>Netgate đã đánh dấu Squid, SquidGuard và Lightsquid trên pfSense là deprecated vì nhiều lỗ hổng upstream chưa được sửa và khuyến nghị gỡ bỏ. Chạy proxy L7 phức tạp ngay trên firewall làm tăng bề mặt tấn công của chính thiết bị bảo vệ biên và tốn tài nguyên. Tách proxy ra Ubuntu riêng giúp pfSense chỉ làm firewall/gateway, proxy cập nhật gói độc lập và sự cố của proxy không kéo theo firewall.</w:t>
       </w:r>
     </w:p>
     <w:p>
+      <w:pPr>
+        <w:rPr>
+          <w:rFonts w:hint="default" w:ascii="Times New Roman" w:hAnsi="Times New Roman" w:cs="Times New Roman"/>
+        </w:rPr>
+      </w:pPr>
       <w:r>
         <w:rPr>
-          <w:rFonts w:ascii="Times New Roman" w:hAnsi="Times New Roman" w:eastAsia="Times New Roman"/>
+          <w:rFonts w:hint="default" w:ascii="Times New Roman" w:hAnsi="Times New Roman" w:eastAsia="Times New Roman" w:cs="Times New Roman"/>
           <w:b/>
           <w:i w:val="0"/>
           <w:sz w:val="24"/>
@@ -5058,20 +6333,34 @@
       </w:r>
     </w:p>
     <w:p>
+      <w:pPr>
+        <w:rPr>
+          <w:rFonts w:hint="default" w:ascii="Times New Roman" w:hAnsi="Times New Roman" w:cs="Times New Roman"/>
+        </w:rPr>
+      </w:pPr>
       <w:r>
         <w:rPr>
+          <w:rFonts w:hint="default" w:ascii="Times New Roman" w:hAnsi="Times New Roman" w:cs="Times New Roman"/>
           <w:b/>
         </w:rPr>
         <w:t xml:space="preserve">Trả lời: </w:t>
       </w:r>
       <w:r>
+        <w:rPr>
+          <w:rFonts w:hint="default" w:ascii="Times New Roman" w:hAnsi="Times New Roman" w:cs="Times New Roman"/>
+        </w:rPr>
         <w:t>Firewall pfSense làm việc ở lớp 3–4: xét IP nguồn/đích, cổng, giao thức, interface, trạng thái kết nối và lịch thời gian – không thấy URL hay nội dung. Web proxy làm việc ở lớp 7 (HTTP): thấy hostname, URL, phương thức, header, kiểu và kích thước nội dung, có thể quét virus và hiện trang cảnh báo; với HTTPS chỉ thấy tên miền (CONNECT/SNI) nếu không giải mã.</w:t>
       </w:r>
     </w:p>
     <w:p>
+      <w:pPr>
+        <w:rPr>
+          <w:rFonts w:hint="default" w:ascii="Times New Roman" w:hAnsi="Times New Roman" w:cs="Times New Roman"/>
+        </w:rPr>
+      </w:pPr>
       <w:r>
         <w:rPr>
-          <w:rFonts w:ascii="Times New Roman" w:hAnsi="Times New Roman" w:eastAsia="Times New Roman"/>
+          <w:rFonts w:hint="default" w:ascii="Times New Roman" w:hAnsi="Times New Roman" w:eastAsia="Times New Roman" w:cs="Times New Roman"/>
           <w:b/>
           <w:i w:val="0"/>
           <w:sz w:val="24"/>
@@ -5080,20 +6369,34 @@
       </w:r>
     </w:p>
     <w:p>
+      <w:pPr>
+        <w:rPr>
+          <w:rFonts w:hint="default" w:ascii="Times New Roman" w:hAnsi="Times New Roman" w:cs="Times New Roman"/>
+        </w:rPr>
+      </w:pPr>
       <w:r>
         <w:rPr>
+          <w:rFonts w:hint="default" w:ascii="Times New Roman" w:hAnsi="Times New Roman" w:cs="Times New Roman"/>
           <w:b/>
         </w:rPr>
         <w:t xml:space="preserve">Trả lời: </w:t>
       </w:r>
       <w:r>
+        <w:rPr>
+          <w:rFonts w:hint="default" w:ascii="Times New Roman" w:hAnsi="Times New Roman" w:cs="Times New Roman"/>
+        </w:rPr>
         <w:t>Khi proxy giải mã TLS (SSL MITM) để xem nội dung: proxy tự tạo chứng chỉ cho từng website, ký bằng CA của lab. Trình duyệt chỉ chấp nhận khi CA đó nằm trong Trusted Root của client; nếu chưa import sẽ báo untrusted certificate. Nếu chỉ lọc theo tên miền (không giải mã) thì không cần CA.</w:t>
       </w:r>
     </w:p>
     <w:p>
+      <w:pPr>
+        <w:rPr>
+          <w:rFonts w:hint="default" w:ascii="Times New Roman" w:hAnsi="Times New Roman" w:cs="Times New Roman"/>
+        </w:rPr>
+      </w:pPr>
       <w:r>
         <w:rPr>
-          <w:rFonts w:ascii="Times New Roman" w:hAnsi="Times New Roman" w:eastAsia="Times New Roman"/>
+          <w:rFonts w:hint="default" w:ascii="Times New Roman" w:hAnsi="Times New Roman" w:eastAsia="Times New Roman" w:cs="Times New Roman"/>
           <w:b/>
           <w:i w:val="0"/>
           <w:sz w:val="24"/>
@@ -5102,22 +6405,35 @@
       </w:r>
     </w:p>
     <w:p>
+      <w:pPr>
+        <w:rPr>
+          <w:rFonts w:hint="default" w:ascii="Times New Roman" w:hAnsi="Times New Roman" w:cs="Times New Roman"/>
+        </w:rPr>
+      </w:pPr>
       <w:r>
         <w:rPr>
+          <w:rFonts w:hint="default" w:ascii="Times New Roman" w:hAnsi="Times New Roman" w:cs="Times New Roman"/>
           <w:b/>
         </w:rPr>
         <w:t xml:space="preserve">Trả lời: </w:t>
       </w:r>
       <w:r>
+        <w:rPr>
+          <w:rFonts w:hint="default" w:ascii="Times New Roman" w:hAnsi="Times New Roman" w:cs="Times New Roman"/>
+        </w:rPr>
         <w:t>Cấu hình proxy nằm ở phía client nên người dùng có thể tắt hoặc ứng dụng có thể bỏ qua. Chỉ khi pfSense chặn Client-A/B đi thẳng TCP 80/443 và chỉ cho WEB-PROXY ra web thì mọi truy cập web bắt buộc phải qua lớp Web Protection; nếu không, tắt proxy là vượt được toàn bộ chính sách.</w:t>
       </w:r>
     </w:p>
     <w:p>
       <w:pPr>
         <w:pStyle w:val="2"/>
+        <w:rPr>
+          <w:rFonts w:hint="default" w:ascii="Times New Roman" w:hAnsi="Times New Roman" w:cs="Times New Roman"/>
+        </w:rPr>
       </w:pPr>
       <w:r>
         <w:rPr>
+          <w:rFonts w:hint="default" w:ascii="Times New Roman" w:hAnsi="Times New Roman" w:cs="Times New Roman"/>
           <w:b w:val="0"/>
           <w:i w:val="0"/>
         </w:rPr>
@@ -5125,8 +6441,14 @@
       </w:r>
     </w:p>
     <w:p>
+      <w:pPr>
+        <w:rPr>
+          <w:rFonts w:hint="default" w:ascii="Times New Roman" w:hAnsi="Times New Roman" w:cs="Times New Roman"/>
+        </w:rPr>
+      </w:pPr>
       <w:r>
         <w:rPr>
+          <w:rFonts w:hint="default" w:ascii="Times New Roman" w:hAnsi="Times New Roman" w:cs="Times New Roman"/>
           <w:b/>
           <w:i w:val="0"/>
         </w:rPr>
@@ -5134,8 +6456,14 @@
       </w:r>
     </w:p>
     <w:p>
+      <w:pPr>
+        <w:rPr>
+          <w:rFonts w:hint="default" w:ascii="Times New Roman" w:hAnsi="Times New Roman" w:cs="Times New Roman"/>
+        </w:rPr>
+      </w:pPr>
       <w:r>
         <w:rPr>
+          <w:rFonts w:hint="default" w:ascii="Times New Roman" w:hAnsi="Times New Roman" w:cs="Times New Roman"/>
           <w:b/>
           <w:i w:val="0"/>
         </w:rPr>
@@ -5143,6 +6471,7 @@
       </w:r>
       <w:r>
         <w:rPr>
+          <w:rFonts w:hint="default" w:ascii="Times New Roman" w:hAnsi="Times New Roman" w:cs="Times New Roman"/>
           <w:b w:val="0"/>
           <w:i w:val="0"/>
         </w:rPr>
@@ -5150,8 +6479,14 @@
       </w:r>
     </w:p>
     <w:p>
+      <w:pPr>
+        <w:rPr>
+          <w:rFonts w:hint="default" w:ascii="Times New Roman" w:hAnsi="Times New Roman" w:cs="Times New Roman"/>
+        </w:rPr>
+      </w:pPr>
       <w:r>
         <w:rPr>
+          <w:rFonts w:hint="default" w:ascii="Times New Roman" w:hAnsi="Times New Roman" w:cs="Times New Roman"/>
           <w:b/>
           <w:i w:val="0"/>
         </w:rPr>
@@ -5159,8 +6494,14 @@
       </w:r>
     </w:p>
     <w:p>
+      <w:pPr>
+        <w:rPr>
+          <w:rFonts w:hint="default" w:ascii="Times New Roman" w:hAnsi="Times New Roman" w:cs="Times New Roman"/>
+        </w:rPr>
+      </w:pPr>
       <w:r>
         <w:rPr>
+          <w:rFonts w:hint="default" w:ascii="Times New Roman" w:hAnsi="Times New Roman" w:cs="Times New Roman"/>
           <w:b/>
           <w:i w:val="0"/>
         </w:rPr>
@@ -5168,6 +6509,7 @@
       </w:r>
       <w:r>
         <w:rPr>
+          <w:rFonts w:hint="default" w:ascii="Times New Roman" w:hAnsi="Times New Roman" w:cs="Times New Roman"/>
           <w:b w:val="0"/>
           <w:i w:val="0"/>
         </w:rPr>
@@ -5175,8 +6517,14 @@
       </w:r>
     </w:p>
     <w:p>
+      <w:pPr>
+        <w:rPr>
+          <w:rFonts w:hint="default" w:ascii="Times New Roman" w:hAnsi="Times New Roman" w:cs="Times New Roman"/>
+        </w:rPr>
+      </w:pPr>
       <w:r>
         <w:rPr>
+          <w:rFonts w:hint="default" w:ascii="Times New Roman" w:hAnsi="Times New Roman" w:cs="Times New Roman"/>
           <w:b/>
           <w:i w:val="0"/>
         </w:rPr>
@@ -5184,8 +6532,14 @@
       </w:r>
     </w:p>
     <w:p>
+      <w:pPr>
+        <w:rPr>
+          <w:rFonts w:hint="default" w:ascii="Times New Roman" w:hAnsi="Times New Roman" w:cs="Times New Roman"/>
+        </w:rPr>
+      </w:pPr>
       <w:r>
         <w:rPr>
+          <w:rFonts w:hint="default" w:ascii="Times New Roman" w:hAnsi="Times New Roman" w:cs="Times New Roman"/>
           <w:b/>
           <w:i w:val="0"/>
         </w:rPr>
@@ -5193,6 +6547,7 @@
       </w:r>
       <w:r>
         <w:rPr>
+          <w:rFonts w:hint="default" w:ascii="Times New Roman" w:hAnsi="Times New Roman" w:cs="Times New Roman"/>
           <w:b w:val="0"/>
           <w:i w:val="0"/>
         </w:rPr>
@@ -5200,8 +6555,14 @@
       </w:r>
     </w:p>
     <w:p>
+      <w:pPr>
+        <w:rPr>
+          <w:rFonts w:hint="default" w:ascii="Times New Roman" w:hAnsi="Times New Roman" w:cs="Times New Roman"/>
+        </w:rPr>
+      </w:pPr>
       <w:r>
         <w:rPr>
+          <w:rFonts w:hint="default" w:ascii="Times New Roman" w:hAnsi="Times New Roman" w:cs="Times New Roman"/>
           <w:b/>
           <w:i w:val="0"/>
         </w:rPr>
@@ -5209,8 +6570,14 @@
       </w:r>
     </w:p>
     <w:p>
+      <w:pPr>
+        <w:rPr>
+          <w:rFonts w:hint="default" w:ascii="Times New Roman" w:hAnsi="Times New Roman" w:cs="Times New Roman"/>
+        </w:rPr>
+      </w:pPr>
       <w:r>
         <w:rPr>
+          <w:rFonts w:hint="default" w:ascii="Times New Roman" w:hAnsi="Times New Roman" w:cs="Times New Roman"/>
           <w:b/>
           <w:i w:val="0"/>
         </w:rPr>
@@ -5218,6 +6585,7 @@
       </w:r>
       <w:r>
         <w:rPr>
+          <w:rFonts w:hint="default" w:ascii="Times New Roman" w:hAnsi="Times New Roman" w:cs="Times New Roman"/>
           <w:b w:val="0"/>
           <w:i w:val="0"/>
         </w:rPr>
@@ -5225,8 +6593,14 @@
       </w:r>
     </w:p>
     <w:p>
+      <w:pPr>
+        <w:rPr>
+          <w:rFonts w:hint="default" w:ascii="Times New Roman" w:hAnsi="Times New Roman" w:cs="Times New Roman"/>
+        </w:rPr>
+      </w:pPr>
       <w:r>
         <w:rPr>
+          <w:rFonts w:hint="default" w:ascii="Times New Roman" w:hAnsi="Times New Roman" w:cs="Times New Roman"/>
           <w:b/>
           <w:i w:val="0"/>
         </w:rPr>
@@ -5234,8 +6608,14 @@
       </w:r>
     </w:p>
     <w:p>
+      <w:pPr>
+        <w:rPr>
+          <w:rFonts w:hint="default" w:ascii="Times New Roman" w:hAnsi="Times New Roman" w:cs="Times New Roman"/>
+        </w:rPr>
+      </w:pPr>
       <w:r>
         <w:rPr>
+          <w:rFonts w:hint="default" w:ascii="Times New Roman" w:hAnsi="Times New Roman" w:cs="Times New Roman"/>
           <w:b/>
           <w:i w:val="0"/>
         </w:rPr>
@@ -5243,6 +6623,7 @@
       </w:r>
       <w:r>
         <w:rPr>
+          <w:rFonts w:hint="default" w:ascii="Times New Roman" w:hAnsi="Times New Roman" w:cs="Times New Roman"/>
           <w:b w:val="0"/>
           <w:i w:val="0"/>
         </w:rPr>
@@ -5250,8 +6631,14 @@
       </w:r>
     </w:p>
     <w:p>
+      <w:pPr>
+        <w:rPr>
+          <w:rFonts w:hint="default" w:ascii="Times New Roman" w:hAnsi="Times New Roman" w:cs="Times New Roman"/>
+        </w:rPr>
+      </w:pPr>
       <w:r>
         <w:rPr>
+          <w:rFonts w:hint="default" w:ascii="Times New Roman" w:hAnsi="Times New Roman" w:cs="Times New Roman"/>
           <w:b/>
           <w:i w:val="0"/>
         </w:rPr>
@@ -5259,8 +6646,14 @@
       </w:r>
     </w:p>
     <w:p>
+      <w:pPr>
+        <w:rPr>
+          <w:rFonts w:hint="default" w:ascii="Times New Roman" w:hAnsi="Times New Roman" w:cs="Times New Roman"/>
+        </w:rPr>
+      </w:pPr>
       <w:r>
         <w:rPr>
+          <w:rFonts w:hint="default" w:ascii="Times New Roman" w:hAnsi="Times New Roman" w:cs="Times New Roman"/>
           <w:b/>
           <w:i w:val="0"/>
         </w:rPr>
@@ -5268,6 +6661,7 @@
       </w:r>
       <w:r>
         <w:rPr>
+          <w:rFonts w:hint="default" w:ascii="Times New Roman" w:hAnsi="Times New Roman" w:cs="Times New Roman"/>
           <w:b w:val="0"/>
           <w:i w:val="0"/>
         </w:rPr>
@@ -5275,8 +6669,14 @@
       </w:r>
     </w:p>
     <w:p>
+      <w:pPr>
+        <w:rPr>
+          <w:rFonts w:hint="default" w:ascii="Times New Roman" w:hAnsi="Times New Roman" w:cs="Times New Roman"/>
+        </w:rPr>
+      </w:pPr>
       <w:r>
         <w:rPr>
+          <w:rFonts w:hint="default" w:ascii="Times New Roman" w:hAnsi="Times New Roman" w:cs="Times New Roman"/>
           <w:b/>
           <w:i w:val="0"/>
         </w:rPr>
@@ -5284,8 +6684,14 @@
       </w:r>
     </w:p>
     <w:p>
+      <w:pPr>
+        <w:rPr>
+          <w:rFonts w:hint="default" w:ascii="Times New Roman" w:hAnsi="Times New Roman" w:cs="Times New Roman"/>
+        </w:rPr>
+      </w:pPr>
       <w:r>
         <w:rPr>
+          <w:rFonts w:hint="default" w:ascii="Times New Roman" w:hAnsi="Times New Roman" w:cs="Times New Roman"/>
           <w:b/>
           <w:i w:val="0"/>
         </w:rPr>
@@ -5293,6 +6699,7 @@
       </w:r>
       <w:r>
         <w:rPr>
+          <w:rFonts w:hint="default" w:ascii="Times New Roman" w:hAnsi="Times New Roman" w:cs="Times New Roman"/>
           <w:b w:val="0"/>
           <w:i w:val="0"/>
         </w:rPr>
@@ -5300,8 +6707,14 @@
       </w:r>
     </w:p>
     <w:p>
+      <w:pPr>
+        <w:rPr>
+          <w:rFonts w:hint="default" w:ascii="Times New Roman" w:hAnsi="Times New Roman" w:cs="Times New Roman"/>
+        </w:rPr>
+      </w:pPr>
       <w:r>
         <w:rPr>
+          <w:rFonts w:hint="default" w:ascii="Times New Roman" w:hAnsi="Times New Roman" w:cs="Times New Roman"/>
           <w:b/>
           <w:i w:val="0"/>
         </w:rPr>
@@ -5309,8 +6722,14 @@
       </w:r>
     </w:p>
     <w:p>
+      <w:pPr>
+        <w:rPr>
+          <w:rFonts w:hint="default" w:ascii="Times New Roman" w:hAnsi="Times New Roman" w:cs="Times New Roman"/>
+        </w:rPr>
+      </w:pPr>
       <w:r>
         <w:rPr>
+          <w:rFonts w:hint="default" w:ascii="Times New Roman" w:hAnsi="Times New Roman" w:cs="Times New Roman"/>
           <w:b/>
           <w:i w:val="0"/>
         </w:rPr>
@@ -5318,6 +6737,7 @@
       </w:r>
       <w:r>
         <w:rPr>
+          <w:rFonts w:hint="default" w:ascii="Times New Roman" w:hAnsi="Times New Roman" w:cs="Times New Roman"/>
           <w:b w:val="0"/>
           <w:i w:val="0"/>
         </w:rPr>
@@ -5325,8 +6745,14 @@
       </w:r>
     </w:p>
     <w:p>
+      <w:pPr>
+        <w:rPr>
+          <w:rFonts w:hint="default" w:ascii="Times New Roman" w:hAnsi="Times New Roman" w:cs="Times New Roman"/>
+        </w:rPr>
+      </w:pPr>
       <w:r>
         <w:rPr>
+          <w:rFonts w:hint="default" w:ascii="Times New Roman" w:hAnsi="Times New Roman" w:cs="Times New Roman"/>
           <w:b/>
           <w:i w:val="0"/>
         </w:rPr>
@@ -5334,8 +6760,14 @@
       </w:r>
     </w:p>
     <w:p>
+      <w:pPr>
+        <w:rPr>
+          <w:rFonts w:hint="default" w:ascii="Times New Roman" w:hAnsi="Times New Roman" w:cs="Times New Roman"/>
+        </w:rPr>
+      </w:pPr>
       <w:r>
         <w:rPr>
+          <w:rFonts w:hint="default" w:ascii="Times New Roman" w:hAnsi="Times New Roman" w:cs="Times New Roman"/>
           <w:b/>
           <w:i w:val="0"/>
         </w:rPr>
@@ -5343,6 +6775,7 @@
       </w:r>
       <w:r>
         <w:rPr>
+          <w:rFonts w:hint="default" w:ascii="Times New Roman" w:hAnsi="Times New Roman" w:cs="Times New Roman"/>
           <w:b w:val="0"/>
           <w:i w:val="0"/>
         </w:rPr>
@@ -5350,8 +6783,14 @@
       </w:r>
     </w:p>
     <w:p>
+      <w:pPr>
+        <w:rPr>
+          <w:rFonts w:hint="default" w:ascii="Times New Roman" w:hAnsi="Times New Roman" w:cs="Times New Roman"/>
+        </w:rPr>
+      </w:pPr>
       <w:r>
         <w:rPr>
+          <w:rFonts w:hint="default" w:ascii="Times New Roman" w:hAnsi="Times New Roman" w:cs="Times New Roman"/>
           <w:b/>
           <w:i w:val="0"/>
         </w:rPr>
@@ -5359,8 +6798,14 @@
       </w:r>
     </w:p>
     <w:p>
+      <w:pPr>
+        <w:rPr>
+          <w:rFonts w:hint="default" w:ascii="Times New Roman" w:hAnsi="Times New Roman" w:cs="Times New Roman"/>
+        </w:rPr>
+      </w:pPr>
       <w:r>
         <w:rPr>
+          <w:rFonts w:hint="default" w:ascii="Times New Roman" w:hAnsi="Times New Roman" w:cs="Times New Roman"/>
           <w:b/>
           <w:i w:val="0"/>
         </w:rPr>
@@ -5368,6 +6813,7 @@
       </w:r>
       <w:r>
         <w:rPr>
+          <w:rFonts w:hint="default" w:ascii="Times New Roman" w:hAnsi="Times New Roman" w:cs="Times New Roman"/>
           <w:b w:val="0"/>
           <w:i w:val="0"/>
         </w:rPr>
@@ -5746,9 +7192,9 @@
     <w:lsdException w:unhideWhenUsed="0" w:uiPriority="67" w:semiHidden="0" w:name="Medium Grid 1"/>
     <w:lsdException w:unhideWhenUsed="0" w:uiPriority="68" w:semiHidden="0" w:name="Medium Grid 2"/>
     <w:lsdException w:unhideWhenUsed="0" w:uiPriority="69" w:semiHidden="0" w:name="Medium Grid 3"/>
-    <w:lsdException w:unhideWhenUsed="0" w:uiPriority="70" w:semiHidden="0" w:name="Dark List"/>
+    <w:lsdException w:qFormat="1" w:unhideWhenUsed="0" w:uiPriority="70" w:semiHidden="0" w:name="Dark List"/>
     <w:lsdException w:unhideWhenUsed="0" w:uiPriority="71" w:semiHidden="0" w:name="Colorful Shading"/>
-    <w:lsdException w:unhideWhenUsed="0" w:uiPriority="72" w:semiHidden="0" w:name="Colorful List"/>
+    <w:lsdException w:qFormat="1" w:unhideWhenUsed="0" w:uiPriority="72" w:semiHidden="0" w:name="Colorful List"/>
     <w:lsdException w:unhideWhenUsed="0" w:uiPriority="73" w:semiHidden="0" w:name="Colorful Grid"/>
     <w:lsdException w:unhideWhenUsed="0" w:uiPriority="60" w:semiHidden="0" w:name="Light Shading Accent 1"/>
     <w:lsdException w:unhideWhenUsed="0" w:uiPriority="61" w:semiHidden="0" w:name="Light List Accent 1"/>
@@ -5763,7 +7209,7 @@
     <w:lsdException w:unhideWhenUsed="0" w:uiPriority="67" w:semiHidden="0" w:name="Medium Grid 1 Accent 1"/>
     <w:lsdException w:unhideWhenUsed="0" w:uiPriority="68" w:semiHidden="0" w:name="Medium Grid 2 Accent 1"/>
     <w:lsdException w:unhideWhenUsed="0" w:uiPriority="69" w:semiHidden="0" w:name="Medium Grid 3 Accent 1"/>
-    <w:lsdException w:unhideWhenUsed="0" w:uiPriority="70" w:semiHidden="0" w:name="Dark List Accent 1"/>
+    <w:lsdException w:qFormat="1" w:unhideWhenUsed="0" w:uiPriority="70" w:semiHidden="0" w:name="Dark List Accent 1"/>
     <w:lsdException w:unhideWhenUsed="0" w:uiPriority="71" w:semiHidden="0" w:name="Colorful Shading Accent 1"/>
     <w:lsdException w:unhideWhenUsed="0" w:uiPriority="72" w:semiHidden="0" w:name="Colorful List Accent 1"/>
     <w:lsdException w:unhideWhenUsed="0" w:uiPriority="73" w:semiHidden="0" w:name="Colorful Grid Accent 1"/>
@@ -5793,7 +7239,7 @@
     <w:lsdException w:unhideWhenUsed="0" w:uiPriority="69" w:semiHidden="0" w:name="Medium Grid 3 Accent 3"/>
     <w:lsdException w:unhideWhenUsed="0" w:uiPriority="70" w:semiHidden="0" w:name="Dark List Accent 3"/>
     <w:lsdException w:unhideWhenUsed="0" w:uiPriority="71" w:semiHidden="0" w:name="Colorful Shading Accent 3"/>
-    <w:lsdException w:unhideWhenUsed="0" w:uiPriority="72" w:semiHidden="0" w:name="Colorful List Accent 3"/>
+    <w:lsdException w:qFormat="1" w:unhideWhenUsed="0" w:uiPriority="72" w:semiHidden="0" w:name="Colorful List Accent 3"/>
     <w:lsdException w:unhideWhenUsed="0" w:uiPriority="73" w:semiHidden="0" w:name="Colorful Grid Accent 3"/>
     <w:lsdException w:unhideWhenUsed="0" w:uiPriority="60" w:semiHidden="0" w:name="Light Shading Accent 4"/>
     <w:lsdException w:unhideWhenUsed="0" w:uiPriority="61" w:semiHidden="0" w:name="Light List Accent 4"/>
@@ -5805,9 +7251,9 @@
     <w:lsdException w:unhideWhenUsed="0" w:uiPriority="67" w:semiHidden="0" w:name="Medium Grid 1 Accent 4"/>
     <w:lsdException w:unhideWhenUsed="0" w:uiPriority="68" w:semiHidden="0" w:name="Medium Grid 2 Accent 4"/>
     <w:lsdException w:unhideWhenUsed="0" w:uiPriority="69" w:semiHidden="0" w:name="Medium Grid 3 Accent 4"/>
-    <w:lsdException w:unhideWhenUsed="0" w:uiPriority="70" w:semiHidden="0" w:name="Dark List Accent 4"/>
-    <w:lsdException w:unhideWhenUsed="0" w:uiPriority="71" w:semiHidden="0" w:name="Colorful Shading Accent 4"/>
-    <w:lsdException w:unhideWhenUsed="0" w:uiPriority="72" w:semiHidden="0" w:name="Colorful List Accent 4"/>
+    <w:lsdException w:qFormat="1" w:unhideWhenUsed="0" w:uiPriority="70" w:semiHidden="0" w:name="Dark List Accent 4"/>
+    <w:lsdException w:qFormat="1" w:unhideWhenUsed="0" w:uiPriority="71" w:semiHidden="0" w:name="Colorful Shading Accent 4"/>
+    <w:lsdException w:qFormat="1" w:unhideWhenUsed="0" w:uiPriority="72" w:semiHidden="0" w:name="Colorful List Accent 4"/>
     <w:lsdException w:unhideWhenUsed="0" w:uiPriority="73" w:semiHidden="0" w:name="Colorful Grid Accent 4"/>
     <w:lsdException w:unhideWhenUsed="0" w:uiPriority="60" w:semiHidden="0" w:name="Light Shading Accent 5"/>
     <w:lsdException w:unhideWhenUsed="0" w:uiPriority="61" w:semiHidden="0" w:name="Light List Accent 5"/>
@@ -5819,7 +7265,7 @@
     <w:lsdException w:unhideWhenUsed="0" w:uiPriority="67" w:semiHidden="0" w:name="Medium Grid 1 Accent 5"/>
     <w:lsdException w:unhideWhenUsed="0" w:uiPriority="68" w:semiHidden="0" w:name="Medium Grid 2 Accent 5"/>
     <w:lsdException w:unhideWhenUsed="0" w:uiPriority="69" w:semiHidden="0" w:name="Medium Grid 3 Accent 5"/>
-    <w:lsdException w:unhideWhenUsed="0" w:uiPriority="70" w:semiHidden="0" w:name="Dark List Accent 5"/>
+    <w:lsdException w:qFormat="1" w:unhideWhenUsed="0" w:uiPriority="70" w:semiHidden="0" w:name="Dark List Accent 5"/>
     <w:lsdException w:unhideWhenUsed="0" w:uiPriority="71" w:semiHidden="0" w:name="Colorful Shading Accent 5"/>
     <w:lsdException w:unhideWhenUsed="0" w:uiPriority="72" w:semiHidden="0" w:name="Colorful List Accent 5"/>
     <w:lsdException w:unhideWhenUsed="0" w:uiPriority="73" w:semiHidden="0" w:name="Colorful Grid Accent 5"/>
@@ -14722,6 +16168,7 @@
   <w:style w:type="table" w:styleId="107">
     <w:name w:val="Dark List"/>
     <w:basedOn w:val="12"/>
+    <w:qFormat/>
     <w:uiPriority w:val="70"/>
     <w:pPr>
       <w:spacing w:after="0" w:line="240" w:lineRule="auto"/>
@@ -14837,6 +16284,7 @@
   <w:style w:type="table" w:styleId="108">
     <w:name w:val="Dark List Accent 1"/>
     <w:basedOn w:val="12"/>
+    <w:qFormat/>
     <w:uiPriority w:val="70"/>
     <w:pPr>
       <w:spacing w:after="0" w:line="240" w:lineRule="auto"/>
@@ -15182,6 +16630,7 @@
   <w:style w:type="table" w:styleId="111">
     <w:name w:val="Dark List Accent 4"/>
     <w:basedOn w:val="12"/>
+    <w:qFormat/>
     <w:uiPriority w:val="70"/>
     <w:pPr>
       <w:spacing w:after="0" w:line="240" w:lineRule="auto"/>
@@ -15297,6 +16746,7 @@
   <w:style w:type="table" w:styleId="112">
     <w:name w:val="Dark List Accent 5"/>
     <w:basedOn w:val="12"/>
+    <w:qFormat/>
     <w:uiPriority w:val="70"/>
     <w:pPr>
       <w:spacing w:after="0" w:line="240" w:lineRule="auto"/>
@@ -16099,6 +17549,7 @@
   <w:style w:type="table" w:styleId="118">
     <w:name w:val="Colorful Shading Accent 4"/>
     <w:basedOn w:val="12"/>
+    <w:qFormat/>
     <w:uiPriority w:val="71"/>
     <w:pPr>
       <w:spacing w:after="0" w:line="240" w:lineRule="auto"/>
@@ -16543,6 +17994,7 @@
   <w:style w:type="table" w:styleId="121">
     <w:name w:val="Colorful List"/>
     <w:basedOn w:val="12"/>
+    <w:qFormat/>
     <w:uiPriority w:val="72"/>
     <w:pPr>
       <w:spacing w:after="0" w:line="240" w:lineRule="auto"/>
@@ -16819,6 +18271,7 @@
   <w:style w:type="table" w:styleId="124">
     <w:name w:val="Colorful List Accent 3"/>
     <w:basedOn w:val="12"/>
+    <w:qFormat/>
     <w:uiPriority w:val="72"/>
     <w:pPr>
       <w:spacing w:after="0" w:line="240" w:lineRule="auto"/>
@@ -16911,6 +18364,7 @@
   <w:style w:type="table" w:styleId="125">
     <w:name w:val="Colorful List Accent 4"/>
     <w:basedOn w:val="12"/>
+    <w:qFormat/>
     <w:uiPriority w:val="72"/>
     <w:pPr>
       <w:spacing w:after="0" w:line="240" w:lineRule="auto"/>
@@ -18080,6 +19534,7 @@
     <w:basedOn w:val="11"/>
     <w:link w:val="7"/>
     <w:semiHidden/>
+    <w:qFormat/>
     <w:uiPriority w:val="9"/>
     <w:rPr>
       <w:rFonts w:asciiTheme="majorHAnsi" w:hAnsiTheme="majorHAnsi" w:eastAsiaTheme="majorEastAsia" w:cstheme="majorBidi"/>

--- a/LAB7/11CNPM2-Lab7_1150080120-HoangThanhTra_HoanChinh.docx
+++ b/LAB7/11CNPM2-Lab7_1150080120-HoangThanhTra_HoanChinh.docx
@@ -172,9 +172,48 @@
           <w:rFonts w:hint="default" w:ascii="Times New Roman" w:hAnsi="Times New Roman" w:cs="Times New Roman"/>
           <w:b w:val="0"/>
           <w:i w:val="0"/>
-          <w:highlight w:val="yellow"/>
-        </w:rPr>
-        <w:t>Link video: [cập nhật link YouTube sau khi upload] – video hoàn chỉnh LAB7_Web_Protection_1150080120_HoangThanhTra.mp4</w:t>
+        </w:rPr>
+        <w:t xml:space="preserve">Link video: </w:t>
+      </w:r>
+      <w:r>
+        <w:rPr>
+          <w:rFonts w:hint="default" w:ascii="Times New Roman" w:hAnsi="Times New Roman" w:cs="Times New Roman"/>
+          <w:color w:val="0563C1"/>
+          <w:u w:val="single"/>
+        </w:rPr>
+        <w:fldChar w:fldCharType="begin"/>
+      </w:r>
+      <w:r>
+        <w:rPr>
+          <w:rFonts w:hint="default" w:ascii="Times New Roman" w:hAnsi="Times New Roman" w:cs="Times New Roman"/>
+          <w:color w:val="0563C1"/>
+          <w:u w:val="single"/>
+        </w:rPr>
+        <w:instrText xml:space="preserve"> HYPERLINK "https://youtu.be/opThPopNHfc" </w:instrText>
+      </w:r>
+      <w:r>
+        <w:rPr>
+          <w:rFonts w:hint="default" w:ascii="Times New Roman" w:hAnsi="Times New Roman" w:cs="Times New Roman"/>
+          <w:color w:val="0563C1"/>
+          <w:u w:val="single"/>
+        </w:rPr>
+        <w:fldChar w:fldCharType="separate"/>
+      </w:r>
+      <w:r>
+        <w:rPr>
+          <w:rFonts w:hint="default" w:ascii="Times New Roman" w:hAnsi="Times New Roman" w:cs="Times New Roman"/>
+          <w:color w:val="0563C1"/>
+          <w:u w:val="single"/>
+        </w:rPr>
+        <w:t>https://youtu.be/opThPopNHfc</w:t>
+      </w:r>
+      <w:r>
+        <w:rPr>
+          <w:rFonts w:hint="default" w:ascii="Times New Roman" w:hAnsi="Times New Roman" w:cs="Times New Roman"/>
+          <w:color w:val="0563C1"/>
+          <w:u w:val="single"/>
+        </w:rPr>
+        <w:fldChar w:fldCharType="end"/>
       </w:r>
     </w:p>
     <w:p>
